--- a/downloads/resultados_finales/convocatoria/5_convocação_branca.docx
+++ b/downloads/resultados_finales/convocatoria/5_convocação_branca.docx
@@ -4,7 +4,7 @@
   <w:body>
     <w:p>
       <w:pPr>
-        <w:pStyle w:val="888"/>
+        <w:pStyle w:val="1058"/>
         <w:pBdr/>
         <w:spacing/>
         <w:ind/>
@@ -42,10 +42,16 @@
           <w:color w:val="auto"/>
         </w:rPr>
       </w:r>
+      <w:r>
+        <w:rPr>
+          <w:rFonts w:ascii="Times New Roman" w:hAnsi="Times New Roman" w:cs="Times New Roman"/>
+          <w:color w:val="auto"/>
+        </w:rPr>
+      </w:r>
     </w:p>
     <w:p>
       <w:pPr>
-        <w:pStyle w:val="984"/>
+        <w:pStyle w:val="1154"/>
         <w:pBdr/>
         <w:spacing/>
         <w:ind/>
@@ -57,7 +63,7 @@
     </w:p>
     <w:p>
       <w:pPr>
-        <w:pStyle w:val="889"/>
+        <w:pStyle w:val="1059"/>
         <w:pBdr/>
         <w:spacing/>
         <w:ind/>
@@ -108,6 +114,12 @@
           <w:color w:val="auto"/>
         </w:rPr>
       </w:r>
+      <w:r>
+        <w:rPr>
+          <w:rFonts w:ascii="Times New Roman" w:hAnsi="Times New Roman" w:cs="Times New Roman"/>
+          <w:color w:val="auto"/>
+        </w:rPr>
+      </w:r>
     </w:p>
     <w:p>
       <w:pPr>
@@ -121,7 +133,7 @@
     </w:p>
     <w:p>
       <w:pPr>
-        <w:pStyle w:val="985"/>
+        <w:pStyle w:val="1155"/>
         <w:pBdr/>
         <w:spacing/>
         <w:ind/>
@@ -144,13 +156,13 @@
     </w:p>
     <w:p>
       <w:pPr>
-        <w:pStyle w:val="987"/>
+        <w:pStyle w:val="1157"/>
         <w:pBdr/>
         <w:spacing/>
         <w:ind/>
         <w:jc w:val="both"/>
         <w:rPr>
-          <w:rStyle w:val="983"/>
+          <w:rStyle w:val="1153"/>
         </w:rPr>
       </w:pPr>
       <w:r>
@@ -163,13 +175,18 @@
       </w:r>
       <w:r>
         <w:rPr>
-          <w:rStyle w:val="983"/>
+          <w:rStyle w:val="1153"/>
+        </w:rPr>
+      </w:r>
+      <w:r>
+        <w:rPr>
+          <w:rStyle w:val="1153"/>
         </w:rPr>
       </w:r>
     </w:p>
     <w:p>
       <w:pPr>
-        <w:pStyle w:val="889"/>
+        <w:pStyle w:val="1059"/>
         <w:pBdr/>
         <w:spacing/>
         <w:ind/>
@@ -192,10 +209,16 @@
           <w:color w:val="auto"/>
         </w:rPr>
       </w:r>
+      <w:r>
+        <w:rPr>
+          <w:rFonts w:ascii="Times New Roman" w:hAnsi="Times New Roman" w:cs="Times New Roman"/>
+          <w:color w:val="auto"/>
+        </w:rPr>
+      </w:r>
     </w:p>
     <w:p>
       <w:pPr>
-        <w:pStyle w:val="985"/>
+        <w:pStyle w:val="1155"/>
         <w:pBdr/>
         <w:spacing/>
         <w:ind/>
@@ -210,7 +233,7 @@
       </w:r>
       <w:r>
         <w:rPr>
-          <w:rStyle w:val="986"/>
+          <w:rStyle w:val="1156"/>
           <w:rFonts w:hint="cs"/>
           <w:b/>
           <w:bCs/>
@@ -225,7 +248,7 @@
       </w:r>
       <w:r>
         <w:rPr>
-          <w:rStyle w:val="986"/>
+          <w:rStyle w:val="1156"/>
           <w:rFonts w:hint="cs"/>
           <w:b/>
           <w:bCs/>
@@ -234,7 +257,7 @@
       </w:r>
       <w:r>
         <w:rPr>
-          <w:rStyle w:val="986"/>
+          <w:rStyle w:val="1156"/>
           <w:b/>
           <w:bCs/>
         </w:rPr>
@@ -242,7 +265,7 @@
       </w:r>
       <w:r>
         <w:rPr>
-          <w:rStyle w:val="986"/>
+          <w:rStyle w:val="1156"/>
           <w:rFonts w:hint="cs"/>
           <w:b/>
           <w:bCs/>
@@ -251,7 +274,7 @@
       </w:r>
       <w:r>
         <w:rPr>
-          <w:rStyle w:val="986"/>
+          <w:rStyle w:val="1156"/>
           <w:b/>
           <w:bCs/>
         </w:rPr>
@@ -259,7 +282,7 @@
       </w:r>
       <w:r>
         <w:rPr>
-          <w:rStyle w:val="986"/>
+          <w:rStyle w:val="1156"/>
           <w:rFonts w:hint="cs"/>
           <w:b/>
           <w:bCs/>
@@ -268,7 +291,7 @@
       </w:r>
       <w:r>
         <w:rPr>
-          <w:rStyle w:val="986"/>
+          <w:rStyle w:val="1156"/>
           <w:b/>
           <w:bCs/>
         </w:rPr>
@@ -276,7 +299,7 @@
       </w:r>
       <w:r>
         <w:rPr>
-          <w:rStyle w:val="986"/>
+          <w:rStyle w:val="1156"/>
           <w:b/>
           <w:bCs/>
         </w:rPr>
@@ -284,7 +307,7 @@
       </w:r>
       <w:r>
         <w:rPr>
-          <w:rStyle w:val="986"/>
+          <w:rStyle w:val="1156"/>
           <w:b/>
           <w:bCs/>
         </w:rPr>
@@ -292,7 +315,7 @@
       </w:r>
       <w:r>
         <w:rPr>
-          <w:rStyle w:val="986"/>
+          <w:rStyle w:val="1156"/>
           <w:b/>
           <w:bCs/>
         </w:rPr>
@@ -300,7 +323,7 @@
       </w:r>
       <w:r>
         <w:rPr>
-          <w:rStyle w:val="986"/>
+          <w:rStyle w:val="1156"/>
           <w:b/>
           <w:bCs/>
         </w:rPr>
@@ -308,7 +331,7 @@
       </w:r>
       <w:r>
         <w:rPr>
-          <w:rStyle w:val="986"/>
+          <w:rStyle w:val="1156"/>
           <w:b/>
           <w:bCs/>
         </w:rPr>
@@ -316,7 +339,7 @@
       </w:r>
       <w:r>
         <w:rPr>
-          <w:rStyle w:val="986"/>
+          <w:rStyle w:val="1156"/>
           <w:b/>
           <w:bCs/>
         </w:rPr>
@@ -332,7 +355,7 @@
     </w:p>
     <w:p>
       <w:pPr>
-        <w:pStyle w:val="982"/>
+        <w:pStyle w:val="1152"/>
         <w:numPr>
           <w:ilvl w:val="0"/>
           <w:numId w:val="1"/>
@@ -353,7 +376,7 @@
     </w:p>
     <w:p>
       <w:pPr>
-        <w:pStyle w:val="982"/>
+        <w:pStyle w:val="1152"/>
         <w:numPr>
           <w:ilvl w:val="0"/>
           <w:numId w:val="1"/>
@@ -386,7 +409,7 @@
     </w:p>
     <w:p>
       <w:pPr>
-        <w:pStyle w:val="982"/>
+        <w:pStyle w:val="1152"/>
         <w:numPr>
           <w:ilvl w:val="0"/>
           <w:numId w:val="1"/>
@@ -396,7 +419,7 @@
         <w:ind/>
         <w:jc w:val="both"/>
         <w:rPr>
-          <w:rStyle w:val="983"/>
+          <w:rStyle w:val="1153"/>
         </w:rPr>
       </w:pPr>
       <w:r>
@@ -407,13 +430,18 @@
       </w:r>
       <w:r>
         <w:rPr>
-          <w:rStyle w:val="983"/>
+          <w:rStyle w:val="1153"/>
+        </w:rPr>
+      </w:r>
+      <w:r>
+        <w:rPr>
+          <w:rStyle w:val="1153"/>
         </w:rPr>
       </w:r>
     </w:p>
     <w:p>
       <w:pPr>
-        <w:pStyle w:val="889"/>
+        <w:pStyle w:val="1059"/>
         <w:pBdr/>
         <w:spacing/>
         <w:ind/>
@@ -436,10 +464,16 @@
           <w:color w:val="auto"/>
         </w:rPr>
       </w:r>
+      <w:r>
+        <w:rPr>
+          <w:rFonts w:ascii="Times New Roman" w:hAnsi="Times New Roman" w:cs="Times New Roman"/>
+          <w:color w:val="auto"/>
+        </w:rPr>
+      </w:r>
     </w:p>
     <w:p>
       <w:pPr>
-        <w:pStyle w:val="985"/>
+        <w:pStyle w:val="1155"/>
         <w:pBdr/>
         <w:spacing/>
         <w:ind/>
@@ -456,7 +490,7 @@
     </w:p>
     <w:p>
       <w:pPr>
-        <w:pStyle w:val="982"/>
+        <w:pStyle w:val="1152"/>
         <w:numPr>
           <w:ilvl w:val="0"/>
           <w:numId w:val="2"/>
@@ -477,7 +511,7 @@
     </w:p>
     <w:p>
       <w:pPr>
-        <w:pStyle w:val="982"/>
+        <w:pStyle w:val="1152"/>
         <w:numPr>
           <w:ilvl w:val="0"/>
           <w:numId w:val="2"/>
@@ -498,7 +532,7 @@
     </w:p>
     <w:p>
       <w:pPr>
-        <w:pStyle w:val="982"/>
+        <w:pStyle w:val="1152"/>
         <w:numPr>
           <w:ilvl w:val="0"/>
           <w:numId w:val="2"/>
@@ -519,7 +553,7 @@
     </w:p>
     <w:p>
       <w:pPr>
-        <w:pStyle w:val="982"/>
+        <w:pStyle w:val="1152"/>
         <w:numPr>
           <w:ilvl w:val="0"/>
           <w:numId w:val="2"/>
@@ -540,7 +574,7 @@
     </w:p>
     <w:p>
       <w:pPr>
-        <w:pStyle w:val="982"/>
+        <w:pStyle w:val="1152"/>
         <w:numPr>
           <w:ilvl w:val="0"/>
           <w:numId w:val="2"/>
@@ -561,7 +595,7 @@
     </w:p>
     <w:p>
       <w:pPr>
-        <w:pStyle w:val="982"/>
+        <w:pStyle w:val="1152"/>
         <w:numPr>
           <w:ilvl w:val="0"/>
           <w:numId w:val="2"/>
@@ -582,7 +616,7 @@
     </w:p>
     <w:p>
       <w:pPr>
-        <w:pStyle w:val="982"/>
+        <w:pStyle w:val="1152"/>
         <w:numPr>
           <w:ilvl w:val="0"/>
           <w:numId w:val="2"/>
@@ -603,7 +637,7 @@
     </w:p>
     <w:p>
       <w:pPr>
-        <w:pStyle w:val="982"/>
+        <w:pStyle w:val="1152"/>
         <w:numPr>
           <w:ilvl w:val="0"/>
           <w:numId w:val="2"/>
@@ -624,7 +658,7 @@
     </w:p>
     <w:p>
       <w:pPr>
-        <w:pStyle w:val="982"/>
+        <w:pStyle w:val="1152"/>
         <w:numPr>
           <w:ilvl w:val="0"/>
           <w:numId w:val="2"/>
@@ -645,7 +679,7 @@
     </w:p>
     <w:p>
       <w:pPr>
-        <w:pStyle w:val="982"/>
+        <w:pStyle w:val="1152"/>
         <w:numPr>
           <w:ilvl w:val="0"/>
           <w:numId w:val="2"/>
@@ -655,7 +689,7 @@
         <w:ind/>
         <w:jc w:val="both"/>
         <w:rPr>
-          <w:rStyle w:val="983"/>
+          <w:rStyle w:val="1153"/>
         </w:rPr>
       </w:pPr>
       <w:r>
@@ -666,13 +700,18 @@
       </w:r>
       <w:r>
         <w:rPr>
-          <w:rStyle w:val="983"/>
+          <w:rStyle w:val="1153"/>
+        </w:rPr>
+      </w:r>
+      <w:r>
+        <w:rPr>
+          <w:rStyle w:val="1153"/>
         </w:rPr>
       </w:r>
     </w:p>
     <w:p>
       <w:pPr>
-        <w:pStyle w:val="889"/>
+        <w:pStyle w:val="1059"/>
         <w:pBdr/>
         <w:spacing/>
         <w:ind/>
@@ -695,10 +734,16 @@
           <w:color w:val="auto"/>
         </w:rPr>
       </w:r>
+      <w:r>
+        <w:rPr>
+          <w:rFonts w:ascii="Times New Roman" w:hAnsi="Times New Roman" w:cs="Times New Roman"/>
+          <w:color w:val="auto"/>
+        </w:rPr>
+      </w:r>
     </w:p>
     <w:p>
       <w:pPr>
-        <w:pStyle w:val="985"/>
+        <w:pStyle w:val="1155"/>
         <w:pBdr/>
         <w:spacing/>
         <w:ind/>
@@ -713,7 +758,7 @@
       </w:r>
       <w:r>
         <w:rPr>
-          <w:rStyle w:val="986"/>
+          <w:rStyle w:val="1156"/>
           <w:rFonts w:hint="cs"/>
           <w:b/>
           <w:bCs/>
@@ -730,7 +775,7 @@
     </w:p>
     <w:p>
       <w:pPr>
-        <w:pStyle w:val="985"/>
+        <w:pStyle w:val="1155"/>
         <w:pBdr/>
         <w:spacing/>
         <w:ind/>
@@ -747,13 +792,13 @@
     </w:p>
     <w:p>
       <w:pPr>
-        <w:pStyle w:val="985"/>
+        <w:pStyle w:val="1155"/>
         <w:pBdr/>
         <w:spacing/>
         <w:ind/>
         <w:jc w:val="both"/>
         <w:rPr>
-          <w:rStyle w:val="983"/>
+          <w:rStyle w:val="1153"/>
         </w:rPr>
       </w:pPr>
       <w:r>
@@ -764,13 +809,18 @@
       </w:r>
       <w:r>
         <w:rPr>
-          <w:rStyle w:val="983"/>
+          <w:rStyle w:val="1153"/>
+        </w:rPr>
+      </w:r>
+      <w:r>
+        <w:rPr>
+          <w:rStyle w:val="1153"/>
         </w:rPr>
       </w:r>
     </w:p>
     <w:p>
       <w:pPr>
-        <w:pStyle w:val="987"/>
+        <w:pStyle w:val="1157"/>
         <w:pBdr/>
         <w:spacing/>
         <w:ind/>
@@ -811,7 +861,6 @@
         </w:rPr>
         <w:t xml:space="preserve">ç</w:t>
       </w:r>
-      <w:r/>
       <w:r>
         <w:rPr>
           <w:rFonts w:hint="cs"/>
@@ -829,7 +878,7 @@
     </w:p>
     <w:p>
       <w:pPr>
-        <w:pStyle w:val="984"/>
+        <w:pStyle w:val="1154"/>
         <w:pBdr/>
         <w:spacing/>
         <w:ind/>
@@ -932,7 +981,7 @@
     </w:p>
     <w:p>
       <w:pPr>
-        <w:pStyle w:val="984"/>
+        <w:pStyle w:val="1154"/>
         <w:pBdr/>
         <w:spacing/>
         <w:ind/>
@@ -944,7 +993,7 @@
     </w:p>
     <w:p>
       <w:pPr>
-        <w:pStyle w:val="985"/>
+        <w:pStyle w:val="1155"/>
         <w:pBdr/>
         <w:spacing w:after="0" w:afterAutospacing="0" w:before="0" w:beforeAutospacing="0"/>
         <w:ind/>
@@ -963,7 +1012,7 @@
     </w:p>
     <w:p>
       <w:pPr>
-        <w:pStyle w:val="985"/>
+        <w:pStyle w:val="1155"/>
         <w:pBdr/>
         <w:spacing w:after="0" w:afterAutospacing="0" w:before="0" w:beforeAutospacing="0"/>
         <w:ind/>
@@ -990,7 +1039,7 @@
     </w:p>
     <w:p>
       <w:pPr>
-        <w:pStyle w:val="987"/>
+        <w:pStyle w:val="1157"/>
         <w:pBdr/>
         <w:spacing w:after="0" w:afterAutospacing="0" w:before="0" w:beforeAutospacing="0"/>
         <w:ind/>
@@ -1007,7 +1056,7 @@
     </w:p>
     <w:p>
       <w:pPr>
-        <w:pStyle w:val="987"/>
+        <w:pStyle w:val="1157"/>
         <w:pBdr/>
         <w:spacing w:after="0" w:afterAutospacing="0" w:before="0" w:beforeAutospacing="0"/>
         <w:ind/>
@@ -1024,7 +1073,7 @@
     </w:p>
     <w:p>
       <w:pPr>
-        <w:pStyle w:val="888"/>
+        <w:pStyle w:val="1058"/>
         <w:pBdr/>
         <w:spacing/>
         <w:ind/>
@@ -1047,10 +1096,16 @@
           <w:color w:val="auto"/>
         </w:rPr>
       </w:r>
+      <w:r>
+        <w:rPr>
+          <w:rFonts w:ascii="Times New Roman" w:hAnsi="Times New Roman" w:cs="Times New Roman"/>
+          <w:color w:val="auto"/>
+        </w:rPr>
+      </w:r>
     </w:p>
     <w:p>
       <w:pPr>
-        <w:pStyle w:val="889"/>
+        <w:pStyle w:val="1059"/>
         <w:pBdr/>
         <w:spacing/>
         <w:ind/>
@@ -1073,10 +1128,16 @@
           <w:color w:val="auto"/>
         </w:rPr>
       </w:r>
+      <w:r>
+        <w:rPr>
+          <w:rFonts w:ascii="Times New Roman" w:hAnsi="Times New Roman" w:cs="Times New Roman"/>
+          <w:color w:val="auto"/>
+        </w:rPr>
+      </w:r>
     </w:p>
     <w:p>
       <w:pPr>
-        <w:pStyle w:val="987"/>
+        <w:pStyle w:val="1157"/>
         <w:pBdr/>
         <w:spacing w:after="0" w:afterAutospacing="0" w:before="0" w:beforeAutospacing="0"/>
         <w:ind/>
@@ -1100,10 +1161,16 @@
           <w:bCs/>
         </w:rPr>
       </w:r>
+      <w:r>
+        <w:rPr>
+          <w:b/>
+          <w:bCs/>
+        </w:rPr>
+      </w:r>
     </w:p>
     <w:p>
       <w:pPr>
-        <w:pStyle w:val="987"/>
+        <w:pStyle w:val="1157"/>
         <w:pBdr/>
         <w:spacing w:after="0" w:afterAutospacing="0" w:before="0" w:beforeAutospacing="0"/>
         <w:ind/>
@@ -1114,7 +1181,7 @@
     </w:p>
     <w:p>
       <w:pPr>
-        <w:pStyle w:val="987"/>
+        <w:pStyle w:val="1157"/>
         <w:pBdr/>
         <w:spacing w:after="0" w:afterAutospacing="0" w:before="0" w:beforeAutospacing="0"/>
         <w:ind/>
@@ -1209,6 +1276,18 @@
                 <w14:ligatures w14:val="none"/>
               </w:rPr>
             </w:r>
+            <w:r>
+              <w:rPr>
+                <w:rFonts w:ascii="Times New Roman" w:hAnsi="Times New Roman" w:eastAsia="Times New Roman" w:cs="Times New Roman"/>
+                <w:b/>
+                <w:bCs/>
+                <w:color w:val="000000"/>
+                <w:sz w:val="16"/>
+                <w:szCs w:val="16"/>
+                <w:lang w:eastAsia="pt-BR"/>
+                <w14:ligatures w14:val="none"/>
+              </w:rPr>
+            </w:r>
           </w:p>
         </w:tc>
       </w:tr>
@@ -1254,7 +1333,32 @@
                 <w:lang w:eastAsia="pt-BR"/>
                 <w14:ligatures w14:val="none"/>
               </w:rPr>
-              <w:t xml:space="preserve">FORMAÇÃO ENSINO SUPERIOR</w:t>
+              <w:t xml:space="preserve">FORMAÇÃO ENSINO </w:t>
+            </w:r>
+            <w:r>
+              <w:rPr>
+                <w:rFonts w:ascii="Times New Roman" w:hAnsi="Times New Roman" w:eastAsia="Times New Roman" w:cs="Times New Roman"/>
+                <w:b/>
+                <w:bCs/>
+                <w:color w:val="000000"/>
+                <w:sz w:val="16"/>
+                <w:szCs w:val="16"/>
+                <w:lang w:val="en-US"/>
+                <w14:ligatures w14:val="none"/>
+              </w:rPr>
+              <w:t xml:space="preserve">MEDIO</w:t>
+            </w:r>
+            <w:r>
+              <w:rPr>
+                <w:rFonts w:ascii="Times New Roman" w:hAnsi="Times New Roman" w:eastAsia="Times New Roman" w:cs="Times New Roman"/>
+                <w:b/>
+                <w:bCs/>
+                <w:color w:val="000000"/>
+                <w:sz w:val="16"/>
+                <w:szCs w:val="16"/>
+                <w:lang w:eastAsia="pt-BR"/>
+                <w14:ligatures w14:val="none"/>
+              </w:rPr>
             </w:r>
             <w:r>
               <w:rPr>
@@ -1327,6 +1431,18 @@
                 <w14:ligatures w14:val="none"/>
               </w:rPr>
             </w:r>
+            <w:r>
+              <w:rPr>
+                <w:rFonts w:ascii="Times New Roman" w:hAnsi="Times New Roman" w:eastAsia="Times New Roman" w:cs="Times New Roman"/>
+                <w:b/>
+                <w:bCs/>
+                <w:color w:val="000000"/>
+                <w:sz w:val="16"/>
+                <w:szCs w:val="16"/>
+                <w:lang w:eastAsia="pt-BR"/>
+                <w14:ligatures w14:val="none"/>
+              </w:rPr>
+            </w:r>
           </w:p>
         </w:tc>
         <w:tc>
@@ -1368,6 +1484,18 @@
                 <w14:ligatures w14:val="none"/>
               </w:rPr>
               <w:t xml:space="preserve">Nº de Inscrição</w:t>
+            </w:r>
+            <w:r>
+              <w:rPr>
+                <w:rFonts w:ascii="Times New Roman" w:hAnsi="Times New Roman" w:eastAsia="Times New Roman" w:cs="Times New Roman"/>
+                <w:b/>
+                <w:bCs/>
+                <w:color w:val="000000"/>
+                <w:sz w:val="16"/>
+                <w:szCs w:val="16"/>
+                <w:lang w:eastAsia="pt-BR"/>
+                <w14:ligatures w14:val="none"/>
+              </w:rPr>
             </w:r>
             <w:r>
               <w:rPr>
@@ -1435,6 +1563,18 @@
                 <w14:ligatures w14:val="none"/>
               </w:rPr>
             </w:r>
+            <w:r>
+              <w:rPr>
+                <w:rFonts w:ascii="Times New Roman" w:hAnsi="Times New Roman" w:eastAsia="Times New Roman" w:cs="Times New Roman"/>
+                <w:b/>
+                <w:bCs/>
+                <w:color w:val="000000"/>
+                <w:sz w:val="16"/>
+                <w:szCs w:val="16"/>
+                <w:lang w:eastAsia="pt-BR"/>
+                <w14:ligatures w14:val="none"/>
+              </w:rPr>
+            </w:r>
           </w:p>
         </w:tc>
         <w:tc>
@@ -1476,6 +1616,18 @@
                 <w14:ligatures w14:val="none"/>
               </w:rPr>
               <w:t xml:space="preserve">Polo</w:t>
+            </w:r>
+            <w:r>
+              <w:rPr>
+                <w:rFonts w:ascii="Times New Roman" w:hAnsi="Times New Roman" w:eastAsia="Times New Roman" w:cs="Times New Roman"/>
+                <w:b/>
+                <w:bCs/>
+                <w:color w:val="000000"/>
+                <w:sz w:val="16"/>
+                <w:szCs w:val="16"/>
+                <w:lang w:eastAsia="pt-BR"/>
+                <w14:ligatures w14:val="none"/>
+              </w:rPr>
             </w:r>
             <w:r>
               <w:rPr>
@@ -1569,6 +1721,18 @@
                 <w14:ligatures w14:val="none"/>
               </w:rPr>
             </w:r>
+            <w:r>
+              <w:rPr>
+                <w:rFonts w:ascii="Times New Roman" w:hAnsi="Times New Roman" w:eastAsia="Times New Roman" w:cs="Times New Roman"/>
+                <w:b/>
+                <w:bCs/>
+                <w:color w:val="000000"/>
+                <w:sz w:val="16"/>
+                <w:szCs w:val="16"/>
+                <w:lang w:eastAsia="pt-BR"/>
+                <w14:ligatures w14:val="none"/>
+              </w:rPr>
+            </w:r>
           </w:p>
         </w:tc>
         <w:tc>
@@ -1610,6 +1774,18 @@
                 <w14:ligatures w14:val="none"/>
               </w:rPr>
               <w:t xml:space="preserve">Pontuação </w:t>
+            </w:r>
+            <w:r>
+              <w:rPr>
+                <w:rFonts w:ascii="Times New Roman" w:hAnsi="Times New Roman" w:eastAsia="Times New Roman" w:cs="Times New Roman"/>
+                <w:b/>
+                <w:bCs/>
+                <w:color w:val="000000"/>
+                <w:sz w:val="16"/>
+                <w:szCs w:val="16"/>
+                <w:lang w:eastAsia="pt-BR"/>
+                <w14:ligatures w14:val="none"/>
+              </w:rPr>
             </w:r>
             <w:r>
               <w:rPr>
@@ -1690,6 +1866,18 @@
                 <w14:ligatures w14:val="none"/>
               </w:rPr>
             </w:r>
+            <w:r>
+              <w:rPr>
+                <w:rFonts w:ascii="Times New Roman" w:hAnsi="Times New Roman" w:eastAsia="Times New Roman" w:cs="Times New Roman"/>
+                <w:b/>
+                <w:bCs/>
+                <w:color w:val="000000"/>
+                <w:sz w:val="16"/>
+                <w:szCs w:val="16"/>
+                <w:lang w:eastAsia="pt-BR"/>
+                <w14:ligatures w14:val="none"/>
+              </w:rPr>
+            </w:r>
           </w:p>
         </w:tc>
         <w:tc>
@@ -1744,6 +1932,18 @@
                 <w14:ligatures w14:val="none"/>
               </w:rPr>
               <w:t xml:space="preserve"> Total</w:t>
+            </w:r>
+            <w:r>
+              <w:rPr>
+                <w:rFonts w:ascii="Times New Roman" w:hAnsi="Times New Roman" w:eastAsia="Times New Roman" w:cs="Times New Roman"/>
+                <w:b/>
+                <w:bCs/>
+                <w:color w:val="000000"/>
+                <w:sz w:val="16"/>
+                <w:szCs w:val="16"/>
+                <w:lang w:eastAsia="pt-BR"/>
+                <w14:ligatures w14:val="none"/>
+              </w:rPr>
             </w:r>
             <w:r>
               <w:rPr>
@@ -1813,6 +2013,18 @@
                 <w14:ligatures w14:val="none"/>
               </w:rPr>
             </w:r>
+            <w:r>
+              <w:rPr>
+                <w:rFonts w:ascii="Times New Roman" w:hAnsi="Times New Roman" w:eastAsia="Times New Roman" w:cs="Times New Roman"/>
+                <w:b/>
+                <w:bCs/>
+                <w:color w:val="000000"/>
+                <w:sz w:val="16"/>
+                <w:szCs w:val="16"/>
+                <w:lang w:eastAsia="pt-BR"/>
+                <w14:ligatures w14:val="none"/>
+              </w:rPr>
+            </w:r>
           </w:p>
         </w:tc>
         <w:tc>
@@ -1840,6 +2052,18 @@
                 <w14:ligatures w14:val="none"/>
               </w:rPr>
             </w:pPr>
+            <w:r>
+              <w:rPr>
+                <w:rFonts w:ascii="Times New Roman" w:hAnsi="Times New Roman" w:eastAsia="Times New Roman" w:cs="Times New Roman"/>
+                <w:b/>
+                <w:bCs/>
+                <w:color w:val="000000"/>
+                <w:sz w:val="16"/>
+                <w:szCs w:val="16"/>
+                <w:lang w:eastAsia="pt-BR"/>
+                <w14:ligatures w14:val="none"/>
+              </w:rPr>
+            </w:r>
             <w:r>
               <w:rPr>
                 <w:rFonts w:ascii="Times New Roman" w:hAnsi="Times New Roman" w:eastAsia="Times New Roman" w:cs="Times New Roman"/>
@@ -1915,6 +2139,18 @@
                 <w14:ligatures w14:val="none"/>
               </w:rPr>
             </w:r>
+            <w:r>
+              <w:rPr>
+                <w:rFonts w:ascii="Times New Roman" w:hAnsi="Times New Roman" w:eastAsia="Times New Roman" w:cs="Times New Roman"/>
+                <w:b/>
+                <w:bCs/>
+                <w:color w:val="000000"/>
+                <w:sz w:val="16"/>
+                <w:szCs w:val="16"/>
+                <w:lang w:eastAsia="pt-BR"/>
+                <w14:ligatures w14:val="none"/>
+              </w:rPr>
+            </w:r>
           </w:p>
         </w:tc>
         <w:tc>
@@ -1942,6 +2178,18 @@
                 <w14:ligatures w14:val="none"/>
               </w:rPr>
             </w:pPr>
+            <w:r>
+              <w:rPr>
+                <w:rFonts w:ascii="Times New Roman" w:hAnsi="Times New Roman" w:eastAsia="Times New Roman" w:cs="Times New Roman"/>
+                <w:b/>
+                <w:bCs/>
+                <w:color w:val="000000"/>
+                <w:sz w:val="16"/>
+                <w:szCs w:val="16"/>
+                <w:lang w:eastAsia="pt-BR"/>
+                <w14:ligatures w14:val="none"/>
+              </w:rPr>
+            </w:r>
             <w:r>
               <w:rPr>
                 <w:rFonts w:ascii="Times New Roman" w:hAnsi="Times New Roman" w:eastAsia="Times New Roman" w:cs="Times New Roman"/>
@@ -2017,6 +2265,18 @@
                 <w14:ligatures w14:val="none"/>
               </w:rPr>
             </w:r>
+            <w:r>
+              <w:rPr>
+                <w:rFonts w:ascii="Times New Roman" w:hAnsi="Times New Roman" w:eastAsia="Times New Roman" w:cs="Times New Roman"/>
+                <w:b/>
+                <w:bCs/>
+                <w:color w:val="000000"/>
+                <w:sz w:val="16"/>
+                <w:szCs w:val="16"/>
+                <w:lang w:eastAsia="pt-BR"/>
+                <w14:ligatures w14:val="none"/>
+              </w:rPr>
+            </w:r>
           </w:p>
         </w:tc>
         <w:tc>
@@ -2044,6 +2304,18 @@
                 <w14:ligatures w14:val="none"/>
               </w:rPr>
             </w:pPr>
+            <w:r>
+              <w:rPr>
+                <w:rFonts w:ascii="Times New Roman" w:hAnsi="Times New Roman" w:eastAsia="Times New Roman" w:cs="Times New Roman"/>
+                <w:b/>
+                <w:bCs/>
+                <w:color w:val="000000"/>
+                <w:sz w:val="16"/>
+                <w:szCs w:val="16"/>
+                <w:lang w:eastAsia="pt-BR"/>
+                <w14:ligatures w14:val="none"/>
+              </w:rPr>
+            </w:r>
             <w:r>
               <w:rPr>
                 <w:rFonts w:ascii="Times New Roman" w:hAnsi="Times New Roman" w:eastAsia="Times New Roman" w:cs="Times New Roman"/>
@@ -2121,6 +2393,18 @@
                 <w14:ligatures w14:val="none"/>
               </w:rPr>
             </w:r>
+            <w:r>
+              <w:rPr>
+                <w:rFonts w:ascii="Times New Roman" w:hAnsi="Times New Roman" w:eastAsia="Times New Roman" w:cs="Times New Roman"/>
+                <w:b/>
+                <w:bCs/>
+                <w:color w:val="000000"/>
+                <w:sz w:val="16"/>
+                <w:szCs w:val="16"/>
+                <w:lang w:eastAsia="pt-BR"/>
+                <w14:ligatures w14:val="none"/>
+              </w:rPr>
+            </w:r>
           </w:p>
         </w:tc>
         <w:tc>
@@ -2174,6 +2458,18 @@
                 <w14:ligatures w14:val="none"/>
               </w:rPr>
             </w:r>
+            <w:r>
+              <w:rPr>
+                <w:rFonts w:ascii="Times New Roman" w:hAnsi="Times New Roman" w:eastAsia="Times New Roman" w:cs="Times New Roman"/>
+                <w:b/>
+                <w:bCs/>
+                <w:color w:val="000000"/>
+                <w:sz w:val="16"/>
+                <w:szCs w:val="16"/>
+                <w:lang w:eastAsia="pt-BR"/>
+                <w14:ligatures w14:val="none"/>
+              </w:rPr>
+            </w:r>
           </w:p>
         </w:tc>
         <w:tc>
@@ -2201,6 +2497,18 @@
                 <w14:ligatures w14:val="none"/>
               </w:rPr>
             </w:pPr>
+            <w:r>
+              <w:rPr>
+                <w:rFonts w:ascii="Times New Roman" w:hAnsi="Times New Roman" w:eastAsia="Times New Roman" w:cs="Times New Roman"/>
+                <w:b/>
+                <w:bCs/>
+                <w:color w:val="000000"/>
+                <w:sz w:val="16"/>
+                <w:szCs w:val="16"/>
+                <w:lang w:eastAsia="pt-BR"/>
+                <w14:ligatures w14:val="none"/>
+              </w:rPr>
+            </w:r>
             <w:r>
               <w:rPr>
                 <w:rFonts w:ascii="Times New Roman" w:hAnsi="Times New Roman" w:eastAsia="Times New Roman" w:cs="Times New Roman"/>
@@ -2277,6 +2585,16 @@
                 <w14:ligatures w14:val="none"/>
               </w:rPr>
             </w:r>
+            <w:r>
+              <w:rPr>
+                <w:rFonts w:ascii="Times New Roman" w:hAnsi="Times New Roman" w:eastAsia="Times New Roman" w:cs="Times New Roman"/>
+                <w:color w:val="000000"/>
+                <w:sz w:val="16"/>
+                <w:szCs w:val="16"/>
+                <w:lang w:eastAsia="pt-BR"/>
+                <w14:ligatures w14:val="none"/>
+              </w:rPr>
+            </w:r>
           </w:p>
         </w:tc>
         <w:tc>
@@ -2330,6 +2648,18 @@
                 <w14:ligatures w14:val="none"/>
               </w:rPr>
             </w:r>
+            <w:r>
+              <w:rPr>
+                <w:rFonts w:ascii="Times New Roman" w:hAnsi="Times New Roman" w:eastAsia="Times New Roman" w:cs="Times New Roman"/>
+                <w:b/>
+                <w:bCs/>
+                <w:color w:val="0070c0"/>
+                <w:sz w:val="16"/>
+                <w:szCs w:val="16"/>
+                <w:lang w:eastAsia="pt-BR"/>
+                <w14:ligatures w14:val="none"/>
+              </w:rPr>
+            </w:r>
           </w:p>
         </w:tc>
         <w:tc>
@@ -2365,6 +2695,16 @@
                 <w14:ligatures w14:val="none"/>
               </w:rPr>
               <w:t xml:space="preserve">CONCEIÇÃO DUARTE ALBURQUERQUE</w:t>
+            </w:r>
+            <w:r>
+              <w:rPr>
+                <w:rFonts w:ascii="Times New Roman" w:hAnsi="Times New Roman" w:eastAsia="Times New Roman" w:cs="Times New Roman"/>
+                <w:color w:val="000000"/>
+                <w:sz w:val="16"/>
+                <w:szCs w:val="16"/>
+                <w:lang w:eastAsia="pt-BR"/>
+                <w14:ligatures w14:val="none"/>
+              </w:rPr>
             </w:r>
             <w:r>
               <w:rPr>
@@ -2423,6 +2763,16 @@
                 <w14:ligatures w14:val="none"/>
               </w:rPr>
             </w:r>
+            <w:r>
+              <w:rPr>
+                <w:rFonts w:ascii="Times New Roman" w:hAnsi="Times New Roman" w:eastAsia="Times New Roman" w:cs="Times New Roman"/>
+                <w:color w:val="000000"/>
+                <w:sz w:val="16"/>
+                <w:szCs w:val="16"/>
+                <w:lang w:eastAsia="pt-BR"/>
+                <w14:ligatures w14:val="none"/>
+              </w:rPr>
+            </w:r>
           </w:p>
         </w:tc>
         <w:tc>
@@ -2458,6 +2808,16 @@
                 <w14:ligatures w14:val="none"/>
               </w:rPr>
               <w:t xml:space="preserve">JOSÉ BERNARDO MORAES/ SANTO ANTÔNIO/ BERURI</w:t>
+            </w:r>
+            <w:r>
+              <w:rPr>
+                <w:rFonts w:ascii="Times New Roman" w:hAnsi="Times New Roman" w:eastAsia="Times New Roman" w:cs="Times New Roman"/>
+                <w:color w:val="000000"/>
+                <w:sz w:val="16"/>
+                <w:szCs w:val="16"/>
+                <w:lang w:eastAsia="pt-BR"/>
+                <w14:ligatures w14:val="none"/>
+              </w:rPr>
             </w:r>
             <w:r>
               <w:rPr>
@@ -2522,6 +2882,18 @@
                 <w14:ligatures w14:val="none"/>
               </w:rPr>
             </w:r>
+            <w:r>
+              <w:rPr>
+                <w:rFonts w:ascii="Times New Roman" w:hAnsi="Times New Roman" w:eastAsia="Times New Roman" w:cs="Times New Roman"/>
+                <w:b/>
+                <w:bCs/>
+                <w:color w:val="0070c0"/>
+                <w:sz w:val="16"/>
+                <w:szCs w:val="16"/>
+                <w:lang w:eastAsia="pt-BR"/>
+                <w14:ligatures w14:val="none"/>
+              </w:rPr>
+            </w:r>
           </w:p>
         </w:tc>
         <w:tc>
@@ -2562,6 +2934,18 @@
                 <w14:ligatures w14:val="none"/>
               </w:rPr>
               <w:t xml:space="preserve">21</w:t>
+            </w:r>
+            <w:r>
+              <w:rPr>
+                <w:rFonts w:ascii="Times New Roman" w:hAnsi="Times New Roman" w:eastAsia="Times New Roman" w:cs="Times New Roman"/>
+                <w:b/>
+                <w:bCs/>
+                <w:color w:val="0070c0"/>
+                <w:sz w:val="16"/>
+                <w:szCs w:val="16"/>
+                <w:lang w:eastAsia="pt-BR"/>
+                <w14:ligatures w14:val="none"/>
+              </w:rPr>
             </w:r>
             <w:r>
               <w:rPr>
@@ -2628,6 +3012,18 @@
                 <w14:ligatures w14:val="none"/>
               </w:rPr>
             </w:r>
+            <w:r>
+              <w:rPr>
+                <w:rFonts w:ascii="Times New Roman" w:hAnsi="Times New Roman" w:eastAsia="Times New Roman" w:cs="Times New Roman"/>
+                <w:b/>
+                <w:bCs/>
+                <w:color w:val="0070c0"/>
+                <w:sz w:val="16"/>
+                <w:szCs w:val="16"/>
+                <w:lang w:eastAsia="pt-BR"/>
+                <w14:ligatures w14:val="none"/>
+              </w:rPr>
+            </w:r>
           </w:p>
         </w:tc>
         <w:tc>
@@ -2668,6 +3064,18 @@
                 <w14:ligatures w14:val="none"/>
               </w:rPr>
               <w:t xml:space="preserve">62</w:t>
+            </w:r>
+            <w:r>
+              <w:rPr>
+                <w:rFonts w:ascii="Times New Roman" w:hAnsi="Times New Roman" w:eastAsia="Times New Roman" w:cs="Times New Roman"/>
+                <w:b/>
+                <w:bCs/>
+                <w:color w:val="0070c0"/>
+                <w:sz w:val="16"/>
+                <w:szCs w:val="16"/>
+                <w:lang w:eastAsia="pt-BR"/>
+                <w14:ligatures w14:val="none"/>
+              </w:rPr>
             </w:r>
             <w:r>
               <w:rPr>
@@ -2733,6 +3141,16 @@
                 <w14:ligatures w14:val="none"/>
               </w:rPr>
             </w:r>
+            <w:r>
+              <w:rPr>
+                <w:rFonts w:ascii="Times New Roman" w:hAnsi="Times New Roman" w:eastAsia="Times New Roman" w:cs="Times New Roman"/>
+                <w:color w:val="000000"/>
+                <w:sz w:val="16"/>
+                <w:szCs w:val="16"/>
+                <w:lang w:eastAsia="pt-BR"/>
+                <w14:ligatures w14:val="none"/>
+              </w:rPr>
+            </w:r>
           </w:p>
         </w:tc>
         <w:tc>
@@ -2786,6 +3204,18 @@
                 <w14:ligatures w14:val="none"/>
               </w:rPr>
             </w:r>
+            <w:r>
+              <w:rPr>
+                <w:rFonts w:ascii="Times New Roman" w:hAnsi="Times New Roman" w:eastAsia="Times New Roman" w:cs="Times New Roman"/>
+                <w:b/>
+                <w:bCs/>
+                <w:color w:val="0070c0"/>
+                <w:sz w:val="16"/>
+                <w:szCs w:val="16"/>
+                <w:lang w:eastAsia="pt-BR"/>
+                <w14:ligatures w14:val="none"/>
+              </w:rPr>
+            </w:r>
           </w:p>
         </w:tc>
         <w:tc>
@@ -2821,6 +3251,16 @@
                 <w14:ligatures w14:val="none"/>
               </w:rPr>
               <w:t xml:space="preserve">NAYLA KALINE LIMA DE CARVALHO</w:t>
+            </w:r>
+            <w:r>
+              <w:rPr>
+                <w:rFonts w:ascii="Times New Roman" w:hAnsi="Times New Roman" w:eastAsia="Times New Roman" w:cs="Times New Roman"/>
+                <w:color w:val="000000"/>
+                <w:sz w:val="16"/>
+                <w:szCs w:val="16"/>
+                <w:lang w:eastAsia="pt-BR"/>
+                <w14:ligatures w14:val="none"/>
+              </w:rPr>
             </w:r>
             <w:r>
               <w:rPr>
@@ -2879,6 +3319,16 @@
                 <w14:ligatures w14:val="none"/>
               </w:rPr>
             </w:r>
+            <w:r>
+              <w:rPr>
+                <w:rFonts w:ascii="Times New Roman" w:hAnsi="Times New Roman" w:eastAsia="Times New Roman" w:cs="Times New Roman"/>
+                <w:color w:val="000000"/>
+                <w:sz w:val="16"/>
+                <w:szCs w:val="16"/>
+                <w:lang w:eastAsia="pt-BR"/>
+                <w14:ligatures w14:val="none"/>
+              </w:rPr>
+            </w:r>
           </w:p>
         </w:tc>
         <w:tc>
@@ -2914,6 +3364,16 @@
                 <w14:ligatures w14:val="none"/>
               </w:rPr>
               <w:t xml:space="preserve">JOSÉ BERNARDO MORAES/ SANTO ANTÔNIO/ BERURI</w:t>
+            </w:r>
+            <w:r>
+              <w:rPr>
+                <w:rFonts w:ascii="Times New Roman" w:hAnsi="Times New Roman" w:eastAsia="Times New Roman" w:cs="Times New Roman"/>
+                <w:color w:val="000000"/>
+                <w:sz w:val="16"/>
+                <w:szCs w:val="16"/>
+                <w:lang w:eastAsia="pt-BR"/>
+                <w14:ligatures w14:val="none"/>
+              </w:rPr>
             </w:r>
             <w:r>
               <w:rPr>
@@ -2978,6 +3438,18 @@
                 <w14:ligatures w14:val="none"/>
               </w:rPr>
             </w:r>
+            <w:r>
+              <w:rPr>
+                <w:rFonts w:ascii="Times New Roman" w:hAnsi="Times New Roman" w:eastAsia="Times New Roman" w:cs="Times New Roman"/>
+                <w:b/>
+                <w:bCs/>
+                <w:color w:val="0070c0"/>
+                <w:sz w:val="16"/>
+                <w:szCs w:val="16"/>
+                <w:lang w:eastAsia="pt-BR"/>
+                <w14:ligatures w14:val="none"/>
+              </w:rPr>
+            </w:r>
           </w:p>
         </w:tc>
         <w:tc>
@@ -3018,6 +3490,18 @@
                 <w14:ligatures w14:val="none"/>
               </w:rPr>
               <w:t xml:space="preserve">25</w:t>
+            </w:r>
+            <w:r>
+              <w:rPr>
+                <w:rFonts w:ascii="Times New Roman" w:hAnsi="Times New Roman" w:eastAsia="Times New Roman" w:cs="Times New Roman"/>
+                <w:b/>
+                <w:bCs/>
+                <w:color w:val="0070c0"/>
+                <w:sz w:val="16"/>
+                <w:szCs w:val="16"/>
+                <w:lang w:eastAsia="pt-BR"/>
+                <w14:ligatures w14:val="none"/>
+              </w:rPr>
             </w:r>
             <w:r>
               <w:rPr>
@@ -3084,6 +3568,18 @@
                 <w14:ligatures w14:val="none"/>
               </w:rPr>
             </w:r>
+            <w:r>
+              <w:rPr>
+                <w:rFonts w:ascii="Times New Roman" w:hAnsi="Times New Roman" w:eastAsia="Times New Roman" w:cs="Times New Roman"/>
+                <w:b/>
+                <w:bCs/>
+                <w:color w:val="0070c0"/>
+                <w:sz w:val="16"/>
+                <w:szCs w:val="16"/>
+                <w:lang w:eastAsia="pt-BR"/>
+                <w14:ligatures w14:val="none"/>
+              </w:rPr>
+            </w:r>
           </w:p>
         </w:tc>
         <w:tc>
@@ -3124,6 +3620,18 @@
                 <w14:ligatures w14:val="none"/>
               </w:rPr>
               <w:t xml:space="preserve">60</w:t>
+            </w:r>
+            <w:r>
+              <w:rPr>
+                <w:rFonts w:ascii="Times New Roman" w:hAnsi="Times New Roman" w:eastAsia="Times New Roman" w:cs="Times New Roman"/>
+                <w:b/>
+                <w:bCs/>
+                <w:color w:val="0070c0"/>
+                <w:sz w:val="16"/>
+                <w:szCs w:val="16"/>
+                <w:lang w:eastAsia="pt-BR"/>
+                <w14:ligatures w14:val="none"/>
+              </w:rPr>
             </w:r>
             <w:r>
               <w:rPr>
@@ -3189,6 +3697,16 @@
                 <w14:ligatures w14:val="none"/>
               </w:rPr>
             </w:r>
+            <w:r>
+              <w:rPr>
+                <w:rFonts w:ascii="Times New Roman" w:hAnsi="Times New Roman" w:eastAsia="Times New Roman" w:cs="Times New Roman"/>
+                <w:color w:val="000000"/>
+                <w:sz w:val="16"/>
+                <w:szCs w:val="16"/>
+                <w:lang w:eastAsia="pt-BR"/>
+                <w14:ligatures w14:val="none"/>
+              </w:rPr>
+            </w:r>
           </w:p>
         </w:tc>
         <w:tc>
@@ -3242,6 +3760,18 @@
                 <w14:ligatures w14:val="none"/>
               </w:rPr>
             </w:r>
+            <w:r>
+              <w:rPr>
+                <w:rFonts w:ascii="Times New Roman" w:hAnsi="Times New Roman" w:eastAsia="Times New Roman" w:cs="Times New Roman"/>
+                <w:b/>
+                <w:bCs/>
+                <w:color w:val="0070c0"/>
+                <w:sz w:val="16"/>
+                <w:szCs w:val="16"/>
+                <w:lang w:eastAsia="pt-BR"/>
+                <w14:ligatures w14:val="none"/>
+              </w:rPr>
+            </w:r>
           </w:p>
         </w:tc>
         <w:tc>
@@ -3277,6 +3807,16 @@
                 <w14:ligatures w14:val="none"/>
               </w:rPr>
               <w:t xml:space="preserve">ARLI TEXEIRA RIBEIRO </w:t>
+            </w:r>
+            <w:r>
+              <w:rPr>
+                <w:rFonts w:ascii="Times New Roman" w:hAnsi="Times New Roman" w:eastAsia="Times New Roman" w:cs="Times New Roman"/>
+                <w:color w:val="000000"/>
+                <w:sz w:val="16"/>
+                <w:szCs w:val="16"/>
+                <w:lang w:eastAsia="pt-BR"/>
+                <w14:ligatures w14:val="none"/>
+              </w:rPr>
             </w:r>
             <w:r>
               <w:rPr>
@@ -3335,6 +3875,16 @@
                 <w14:ligatures w14:val="none"/>
               </w:rPr>
             </w:r>
+            <w:r>
+              <w:rPr>
+                <w:rFonts w:ascii="Times New Roman" w:hAnsi="Times New Roman" w:eastAsia="Times New Roman" w:cs="Times New Roman"/>
+                <w:color w:val="000000"/>
+                <w:sz w:val="16"/>
+                <w:szCs w:val="16"/>
+                <w:lang w:eastAsia="pt-BR"/>
+                <w14:ligatures w14:val="none"/>
+              </w:rPr>
+            </w:r>
           </w:p>
         </w:tc>
         <w:tc>
@@ -3370,6 +3920,16 @@
                 <w14:ligatures w14:val="none"/>
               </w:rPr>
               <w:t xml:space="preserve">JOSÉ BERNARDO MORAES/ SANTO ANTÔNIO/ BERURI</w:t>
+            </w:r>
+            <w:r>
+              <w:rPr>
+                <w:rFonts w:ascii="Times New Roman" w:hAnsi="Times New Roman" w:eastAsia="Times New Roman" w:cs="Times New Roman"/>
+                <w:color w:val="000000"/>
+                <w:sz w:val="16"/>
+                <w:szCs w:val="16"/>
+                <w:lang w:eastAsia="pt-BR"/>
+                <w14:ligatures w14:val="none"/>
+              </w:rPr>
             </w:r>
             <w:r>
               <w:rPr>
@@ -3434,6 +3994,18 @@
                 <w14:ligatures w14:val="none"/>
               </w:rPr>
             </w:r>
+            <w:r>
+              <w:rPr>
+                <w:rFonts w:ascii="Times New Roman" w:hAnsi="Times New Roman" w:eastAsia="Times New Roman" w:cs="Times New Roman"/>
+                <w:b/>
+                <w:bCs/>
+                <w:color w:val="0070c0"/>
+                <w:sz w:val="16"/>
+                <w:szCs w:val="16"/>
+                <w:lang w:eastAsia="pt-BR"/>
+                <w14:ligatures w14:val="none"/>
+              </w:rPr>
+            </w:r>
           </w:p>
         </w:tc>
         <w:tc>
@@ -3474,6 +4046,18 @@
                 <w14:ligatures w14:val="none"/>
               </w:rPr>
               <w:t xml:space="preserve">21</w:t>
+            </w:r>
+            <w:r>
+              <w:rPr>
+                <w:rFonts w:ascii="Times New Roman" w:hAnsi="Times New Roman" w:eastAsia="Times New Roman" w:cs="Times New Roman"/>
+                <w:b/>
+                <w:bCs/>
+                <w:color w:val="0070c0"/>
+                <w:sz w:val="16"/>
+                <w:szCs w:val="16"/>
+                <w:lang w:eastAsia="pt-BR"/>
+                <w14:ligatures w14:val="none"/>
+              </w:rPr>
             </w:r>
             <w:r>
               <w:rPr>
@@ -3540,6 +4124,18 @@
                 <w14:ligatures w14:val="none"/>
               </w:rPr>
             </w:r>
+            <w:r>
+              <w:rPr>
+                <w:rFonts w:ascii="Times New Roman" w:hAnsi="Times New Roman" w:eastAsia="Times New Roman" w:cs="Times New Roman"/>
+                <w:b/>
+                <w:bCs/>
+                <w:color w:val="0070c0"/>
+                <w:sz w:val="16"/>
+                <w:szCs w:val="16"/>
+                <w:lang w:eastAsia="pt-BR"/>
+                <w14:ligatures w14:val="none"/>
+              </w:rPr>
+            </w:r>
           </w:p>
         </w:tc>
         <w:tc>
@@ -3593,13 +4189,25 @@
                 <w14:ligatures w14:val="none"/>
               </w:rPr>
             </w:r>
+            <w:r>
+              <w:rPr>
+                <w:rFonts w:ascii="Times New Roman" w:hAnsi="Times New Roman" w:eastAsia="Times New Roman" w:cs="Times New Roman"/>
+                <w:b/>
+                <w:bCs/>
+                <w:color w:val="0070c0"/>
+                <w:sz w:val="16"/>
+                <w:szCs w:val="16"/>
+                <w:lang w:eastAsia="pt-BR"/>
+                <w14:ligatures w14:val="none"/>
+              </w:rPr>
+            </w:r>
           </w:p>
         </w:tc>
       </w:tr>
     </w:tbl>
     <w:p>
       <w:pPr>
-        <w:pStyle w:val="987"/>
+        <w:pStyle w:val="1157"/>
         <w:pBdr/>
         <w:spacing w:after="0" w:afterAutospacing="0" w:before="0" w:beforeAutospacing="0"/>
         <w:ind/>
@@ -3692,6 +4300,18 @@
                 <w14:ligatures w14:val="none"/>
               </w:rPr>
             </w:r>
+            <w:r>
+              <w:rPr>
+                <w:rFonts w:ascii="Times New Roman" w:hAnsi="Times New Roman" w:eastAsia="Times New Roman" w:cs="Times New Roman"/>
+                <w:b/>
+                <w:bCs/>
+                <w:color w:val="0070c0"/>
+                <w:sz w:val="16"/>
+                <w:szCs w:val="16"/>
+                <w:lang w:eastAsia="pt-BR"/>
+                <w14:ligatures w14:val="none"/>
+              </w:rPr>
+            </w:r>
           </w:p>
         </w:tc>
       </w:tr>
@@ -3743,6 +4363,18 @@
                 <w14:ligatures w14:val="none"/>
               </w:rPr>
               <w:t xml:space="preserve">FORMAÇÃO ENSINO SUPERIOR</w:t>
+            </w:r>
+            <w:r>
+              <w:rPr>
+                <w:rFonts w:ascii="Times New Roman" w:hAnsi="Times New Roman" w:eastAsia="Times New Roman" w:cs="Times New Roman"/>
+                <w:b/>
+                <w:bCs/>
+                <w:color w:val="0070c0"/>
+                <w:sz w:val="16"/>
+                <w:szCs w:val="16"/>
+                <w:lang w:eastAsia="pt-BR"/>
+                <w14:ligatures w14:val="none"/>
+              </w:rPr>
             </w:r>
             <w:r>
               <w:rPr>
@@ -3816,6 +4448,16 @@
                 <w14:ligatures w14:val="none"/>
               </w:rPr>
             </w:r>
+            <w:r>
+              <w:rPr>
+                <w:rFonts w:ascii="Times New Roman" w:hAnsi="Times New Roman" w:eastAsia="Times New Roman" w:cs="Times New Roman"/>
+                <w:color w:val="000000"/>
+                <w:sz w:val="16"/>
+                <w:szCs w:val="16"/>
+                <w:lang w:eastAsia="pt-BR"/>
+                <w14:ligatures w14:val="none"/>
+              </w:rPr>
+            </w:r>
           </w:p>
         </w:tc>
         <w:tc>
@@ -3875,6 +4517,18 @@
                 <w14:ligatures w14:val="none"/>
               </w:rPr>
             </w:r>
+            <w:r>
+              <w:rPr>
+                <w:rFonts w:ascii="Times New Roman" w:hAnsi="Times New Roman" w:eastAsia="Times New Roman" w:cs="Times New Roman"/>
+                <w:b/>
+                <w:bCs/>
+                <w:color w:val="0070c0"/>
+                <w:sz w:val="16"/>
+                <w:szCs w:val="16"/>
+                <w:lang w:eastAsia="pt-BR"/>
+                <w14:ligatures w14:val="none"/>
+              </w:rPr>
+            </w:r>
           </w:p>
         </w:tc>
         <w:tc>
@@ -3918,6 +4572,16 @@
                 <w14:ligatures w14:val="none"/>
               </w:rPr>
               <w:t xml:space="preserve">Nome do(a) Candidato(a)</w:t>
+            </w:r>
+            <w:r>
+              <w:rPr>
+                <w:rFonts w:ascii="Times New Roman" w:hAnsi="Times New Roman" w:eastAsia="Times New Roman" w:cs="Times New Roman"/>
+                <w:color w:val="000000"/>
+                <w:sz w:val="16"/>
+                <w:szCs w:val="16"/>
+                <w:lang w:eastAsia="pt-BR"/>
+                <w14:ligatures w14:val="none"/>
+              </w:rPr>
             </w:r>
             <w:r>
               <w:rPr>
@@ -3984,6 +4648,16 @@
                 <w14:ligatures w14:val="none"/>
               </w:rPr>
             </w:r>
+            <w:r>
+              <w:rPr>
+                <w:rFonts w:ascii="Times New Roman" w:hAnsi="Times New Roman" w:eastAsia="Times New Roman" w:cs="Times New Roman"/>
+                <w:color w:val="000000"/>
+                <w:sz w:val="16"/>
+                <w:szCs w:val="16"/>
+                <w:lang w:eastAsia="pt-BR"/>
+                <w14:ligatures w14:val="none"/>
+              </w:rPr>
+            </w:r>
           </w:p>
         </w:tc>
         <w:tc>
@@ -4053,6 +4727,16 @@
                 <w14:ligatures w14:val="none"/>
               </w:rPr>
               <w:t xml:space="preserve"> (Inscrição)</w:t>
+            </w:r>
+            <w:r>
+              <w:rPr>
+                <w:rFonts w:ascii="Times New Roman" w:hAnsi="Times New Roman" w:eastAsia="Times New Roman" w:cs="Times New Roman"/>
+                <w:color w:val="000000"/>
+                <w:sz w:val="16"/>
+                <w:szCs w:val="16"/>
+                <w:lang w:eastAsia="pt-BR"/>
+                <w14:ligatures w14:val="none"/>
+              </w:rPr>
             </w:r>
             <w:r>
               <w:rPr>
@@ -4109,6 +4793,18 @@
                 <w14:ligatures w14:val="none"/>
               </w:rPr>
               <w:t xml:space="preserve">Pontuação de Titulação</w:t>
+            </w:r>
+            <w:r>
+              <w:rPr>
+                <w:rFonts w:ascii="Times New Roman" w:hAnsi="Times New Roman" w:eastAsia="Times New Roman" w:cs="Times New Roman"/>
+                <w:b/>
+                <w:bCs/>
+                <w:color w:val="0070c0"/>
+                <w:sz w:val="16"/>
+                <w:szCs w:val="16"/>
+                <w:lang w:eastAsia="pt-BR"/>
+                <w14:ligatures w14:val="none"/>
+              </w:rPr>
             </w:r>
             <w:r>
               <w:rPr>
@@ -4194,6 +4890,18 @@
                 <w14:ligatures w14:val="none"/>
               </w:rPr>
             </w:r>
+            <w:r>
+              <w:rPr>
+                <w:rFonts w:ascii="Times New Roman" w:hAnsi="Times New Roman" w:eastAsia="Times New Roman" w:cs="Times New Roman"/>
+                <w:b/>
+                <w:bCs/>
+                <w:color w:val="0070c0"/>
+                <w:sz w:val="16"/>
+                <w:szCs w:val="16"/>
+                <w:lang w:eastAsia="pt-BR"/>
+                <w14:ligatures w14:val="none"/>
+              </w:rPr>
+            </w:r>
           </w:p>
         </w:tc>
         <w:tc>
@@ -4253,6 +4961,18 @@
                 <w14:ligatures w14:val="none"/>
               </w:rPr>
               <w:t xml:space="preserve"> Total</w:t>
+            </w:r>
+            <w:r>
+              <w:rPr>
+                <w:rFonts w:ascii="Times New Roman" w:hAnsi="Times New Roman" w:eastAsia="Times New Roman" w:cs="Times New Roman"/>
+                <w:b/>
+                <w:bCs/>
+                <w:color w:val="0070c0"/>
+                <w:sz w:val="16"/>
+                <w:szCs w:val="16"/>
+                <w:lang w:eastAsia="pt-BR"/>
+                <w14:ligatures w14:val="none"/>
+              </w:rPr>
             </w:r>
             <w:r>
               <w:rPr>
@@ -4323,6 +5043,16 @@
                 <w14:ligatures w14:val="none"/>
               </w:rPr>
             </w:r>
+            <w:r>
+              <w:rPr>
+                <w:rFonts w:ascii="Times New Roman" w:hAnsi="Times New Roman" w:eastAsia="Times New Roman" w:cs="Times New Roman"/>
+                <w:color w:val="000000"/>
+                <w:sz w:val="16"/>
+                <w:szCs w:val="16"/>
+                <w:lang w:eastAsia="pt-BR"/>
+                <w14:ligatures w14:val="none"/>
+              </w:rPr>
+            </w:r>
           </w:p>
         </w:tc>
         <w:tc>
@@ -4381,6 +5111,18 @@
                 <w14:ligatures w14:val="none"/>
               </w:rPr>
             </w:r>
+            <w:r>
+              <w:rPr>
+                <w:rFonts w:ascii="Times New Roman" w:hAnsi="Times New Roman" w:eastAsia="Times New Roman" w:cs="Times New Roman"/>
+                <w:b/>
+                <w:bCs/>
+                <w:color w:val="0070c0"/>
+                <w:sz w:val="16"/>
+                <w:szCs w:val="16"/>
+                <w:lang w:eastAsia="pt-BR"/>
+                <w14:ligatures w14:val="none"/>
+              </w:rPr>
+            </w:r>
           </w:p>
         </w:tc>
         <w:tc>
@@ -4412,6 +5154,16 @@
                 <w14:ligatures w14:val="none"/>
               </w:rPr>
             </w:pPr>
+            <w:r>
+              <w:rPr>
+                <w:rFonts w:ascii="Times New Roman" w:hAnsi="Times New Roman" w:eastAsia="Times New Roman" w:cs="Times New Roman"/>
+                <w:color w:val="000000"/>
+                <w:sz w:val="16"/>
+                <w:szCs w:val="16"/>
+                <w:lang w:eastAsia="pt-BR"/>
+                <w14:ligatures w14:val="none"/>
+              </w:rPr>
+            </w:r>
             <w:r>
               <w:rPr>
                 <w:rFonts w:ascii="Times New Roman" w:hAnsi="Times New Roman" w:eastAsia="Times New Roman" w:cs="Times New Roman"/>
@@ -4484,6 +5236,16 @@
                 <w14:ligatures w14:val="none"/>
               </w:rPr>
             </w:r>
+            <w:r>
+              <w:rPr>
+                <w:rFonts w:ascii="Times New Roman" w:hAnsi="Times New Roman" w:eastAsia="Times New Roman" w:cs="Times New Roman"/>
+                <w:color w:val="000000"/>
+                <w:sz w:val="16"/>
+                <w:szCs w:val="16"/>
+                <w:lang w:eastAsia="pt-BR"/>
+                <w14:ligatures w14:val="none"/>
+              </w:rPr>
+            </w:r>
           </w:p>
         </w:tc>
         <w:tc>
@@ -4515,6 +5277,16 @@
                 <w14:ligatures w14:val="none"/>
               </w:rPr>
             </w:pPr>
+            <w:r>
+              <w:rPr>
+                <w:rFonts w:ascii="Times New Roman" w:hAnsi="Times New Roman" w:eastAsia="Times New Roman" w:cs="Times New Roman"/>
+                <w:color w:val="000000"/>
+                <w:sz w:val="16"/>
+                <w:szCs w:val="16"/>
+                <w:lang w:eastAsia="pt-BR"/>
+                <w14:ligatures w14:val="none"/>
+              </w:rPr>
+            </w:r>
             <w:r>
               <w:rPr>
                 <w:rFonts w:ascii="Times New Roman" w:hAnsi="Times New Roman" w:eastAsia="Times New Roman" w:cs="Times New Roman"/>
@@ -4592,6 +5364,18 @@
                 <w14:ligatures w14:val="none"/>
               </w:rPr>
             </w:r>
+            <w:r>
+              <w:rPr>
+                <w:rFonts w:ascii="Times New Roman" w:hAnsi="Times New Roman" w:eastAsia="Times New Roman" w:cs="Times New Roman"/>
+                <w:b/>
+                <w:bCs/>
+                <w:color w:val="0070c0"/>
+                <w:sz w:val="16"/>
+                <w:szCs w:val="16"/>
+                <w:lang w:eastAsia="pt-BR"/>
+                <w14:ligatures w14:val="none"/>
+              </w:rPr>
+            </w:r>
           </w:p>
         </w:tc>
         <w:tc>
@@ -4636,6 +5420,18 @@
                 <w14:ligatures w14:val="none"/>
               </w:rPr>
               <w:t xml:space="preserve">Redação </w:t>
+            </w:r>
+            <w:r>
+              <w:rPr>
+                <w:rFonts w:ascii="Times New Roman" w:hAnsi="Times New Roman" w:eastAsia="Times New Roman" w:cs="Times New Roman"/>
+                <w:b/>
+                <w:bCs/>
+                <w:color w:val="0070c0"/>
+                <w:sz w:val="16"/>
+                <w:szCs w:val="16"/>
+                <w:lang w:eastAsia="pt-BR"/>
+                <w14:ligatures w14:val="none"/>
+              </w:rPr>
             </w:r>
             <w:r>
               <w:rPr>
@@ -4694,6 +5490,18 @@
                 <w14:ligatures w14:val="none"/>
               </w:rPr>
               <w:t xml:space="preserve">Plano de Aula</w:t>
+            </w:r>
+            <w:r>
+              <w:rPr>
+                <w:rFonts w:ascii="Times New Roman" w:hAnsi="Times New Roman" w:eastAsia="Times New Roman" w:cs="Times New Roman"/>
+                <w:b/>
+                <w:bCs/>
+                <w:color w:val="0070c0"/>
+                <w:sz w:val="16"/>
+                <w:szCs w:val="16"/>
+                <w:lang w:eastAsia="pt-BR"/>
+                <w14:ligatures w14:val="none"/>
+              </w:rPr>
             </w:r>
             <w:r>
               <w:rPr>
@@ -4741,6 +5549,18 @@
                 <w14:ligatures w14:val="none"/>
               </w:rPr>
             </w:pPr>
+            <w:r>
+              <w:rPr>
+                <w:rFonts w:ascii="Times New Roman" w:hAnsi="Times New Roman" w:eastAsia="Times New Roman" w:cs="Times New Roman"/>
+                <w:b/>
+                <w:bCs/>
+                <w:color w:val="0070c0"/>
+                <w:sz w:val="16"/>
+                <w:szCs w:val="16"/>
+                <w:lang w:eastAsia="pt-BR"/>
+                <w14:ligatures w14:val="none"/>
+              </w:rPr>
+            </w:r>
             <w:r>
               <w:rPr>
                 <w:rFonts w:ascii="Times New Roman" w:hAnsi="Times New Roman" w:eastAsia="Times New Roman" w:cs="Times New Roman"/>
@@ -4822,6 +5642,16 @@
                 <w14:ligatures w14:val="none"/>
               </w:rPr>
             </w:r>
+            <w:r>
+              <w:rPr>
+                <w:rFonts w:ascii="Times New Roman" w:hAnsi="Times New Roman" w:eastAsia="Times New Roman" w:cs="Times New Roman"/>
+                <w:color w:val="000000"/>
+                <w:sz w:val="16"/>
+                <w:szCs w:val="16"/>
+                <w:lang w:eastAsia="pt-BR"/>
+                <w14:ligatures w14:val="none"/>
+              </w:rPr>
+            </w:r>
           </w:p>
         </w:tc>
         <w:tc>
@@ -4880,6 +5710,18 @@
                 <w14:ligatures w14:val="none"/>
               </w:rPr>
             </w:r>
+            <w:r>
+              <w:rPr>
+                <w:rFonts w:ascii="Times New Roman" w:hAnsi="Times New Roman" w:eastAsia="Times New Roman" w:cs="Times New Roman"/>
+                <w:b/>
+                <w:bCs/>
+                <w:color w:val="0070c0"/>
+                <w:sz w:val="16"/>
+                <w:szCs w:val="16"/>
+                <w:lang w:eastAsia="pt-BR"/>
+                <w14:ligatures w14:val="none"/>
+              </w:rPr>
+            </w:r>
           </w:p>
         </w:tc>
         <w:tc>
@@ -4920,6 +5762,16 @@
                 <w14:ligatures w14:val="none"/>
               </w:rPr>
               <w:t xml:space="preserve">GEDIDA VICTOR DA SILVA TELLES</w:t>
+            </w:r>
+            <w:r>
+              <w:rPr>
+                <w:rFonts w:ascii="Times New Roman" w:hAnsi="Times New Roman" w:eastAsia="Times New Roman" w:cs="Times New Roman"/>
+                <w:color w:val="000000"/>
+                <w:sz w:val="16"/>
+                <w:szCs w:val="16"/>
+                <w:lang w:eastAsia="pt-BR"/>
+                <w14:ligatures w14:val="none"/>
+              </w:rPr>
             </w:r>
             <w:r>
               <w:rPr>
@@ -4983,6 +5835,16 @@
                 <w14:ligatures w14:val="none"/>
               </w:rPr>
             </w:r>
+            <w:r>
+              <w:rPr>
+                <w:rFonts w:ascii="Times New Roman" w:hAnsi="Times New Roman" w:eastAsia="Times New Roman" w:cs="Times New Roman"/>
+                <w:color w:val="000000"/>
+                <w:sz w:val="16"/>
+                <w:szCs w:val="16"/>
+                <w:lang w:eastAsia="pt-BR"/>
+                <w14:ligatures w14:val="none"/>
+              </w:rPr>
+            </w:r>
           </w:p>
         </w:tc>
         <w:tc>
@@ -5023,6 +5885,16 @@
                 <w14:ligatures w14:val="none"/>
               </w:rPr>
               <w:t xml:space="preserve">JOSÉ BERNARDO MORAES/ SANTO ANTÔNIO/ BERURI</w:t>
+            </w:r>
+            <w:r>
+              <w:rPr>
+                <w:rFonts w:ascii="Times New Roman" w:hAnsi="Times New Roman" w:eastAsia="Times New Roman" w:cs="Times New Roman"/>
+                <w:color w:val="000000"/>
+                <w:sz w:val="16"/>
+                <w:szCs w:val="16"/>
+                <w:lang w:eastAsia="pt-BR"/>
+                <w14:ligatures w14:val="none"/>
+              </w:rPr>
             </w:r>
             <w:r>
               <w:rPr>
@@ -5092,6 +5964,18 @@
                 <w14:ligatures w14:val="none"/>
               </w:rPr>
             </w:r>
+            <w:r>
+              <w:rPr>
+                <w:rFonts w:ascii="Times New Roman" w:hAnsi="Times New Roman" w:eastAsia="Times New Roman" w:cs="Times New Roman"/>
+                <w:b/>
+                <w:bCs/>
+                <w:color w:val="0070c0"/>
+                <w:sz w:val="16"/>
+                <w:szCs w:val="16"/>
+                <w:lang w:eastAsia="pt-BR"/>
+                <w14:ligatures w14:val="none"/>
+              </w:rPr>
+            </w:r>
           </w:p>
         </w:tc>
         <w:tc>
@@ -5137,6 +6021,18 @@
                 <w14:ligatures w14:val="none"/>
               </w:rPr>
               <w:t xml:space="preserve">25</w:t>
+            </w:r>
+            <w:r>
+              <w:rPr>
+                <w:rFonts w:ascii="Times New Roman" w:hAnsi="Times New Roman" w:eastAsia="Times New Roman" w:cs="Times New Roman"/>
+                <w:b/>
+                <w:bCs/>
+                <w:color w:val="0070c0"/>
+                <w:sz w:val="16"/>
+                <w:szCs w:val="16"/>
+                <w:lang w:eastAsia="pt-BR"/>
+                <w14:ligatures w14:val="none"/>
+              </w:rPr>
             </w:r>
             <w:r>
               <w:rPr>
@@ -5208,6 +6104,18 @@
                 <w14:ligatures w14:val="none"/>
               </w:rPr>
             </w:r>
+            <w:r>
+              <w:rPr>
+                <w:rFonts w:ascii="Times New Roman" w:hAnsi="Times New Roman" w:eastAsia="Times New Roman" w:cs="Times New Roman"/>
+                <w:b/>
+                <w:bCs/>
+                <w:color w:val="0070c0"/>
+                <w:sz w:val="16"/>
+                <w:szCs w:val="16"/>
+                <w:lang w:eastAsia="pt-BR"/>
+                <w14:ligatures w14:val="none"/>
+              </w:rPr>
+            </w:r>
           </w:p>
         </w:tc>
         <w:tc>
@@ -5253,6 +6161,18 @@
                 <w14:ligatures w14:val="none"/>
               </w:rPr>
               <w:t xml:space="preserve">76</w:t>
+            </w:r>
+            <w:r>
+              <w:rPr>
+                <w:rFonts w:ascii="Times New Roman" w:hAnsi="Times New Roman" w:eastAsia="Times New Roman" w:cs="Times New Roman"/>
+                <w:b/>
+                <w:bCs/>
+                <w:color w:val="0070c0"/>
+                <w:sz w:val="16"/>
+                <w:szCs w:val="16"/>
+                <w:lang w:eastAsia="pt-BR"/>
+                <w14:ligatures w14:val="none"/>
+              </w:rPr>
             </w:r>
             <w:r>
               <w:rPr>
@@ -5323,6 +6243,16 @@
                 <w14:ligatures w14:val="none"/>
               </w:rPr>
             </w:r>
+            <w:r>
+              <w:rPr>
+                <w:rFonts w:ascii="Times New Roman" w:hAnsi="Times New Roman" w:eastAsia="Times New Roman" w:cs="Times New Roman"/>
+                <w:color w:val="000000"/>
+                <w:sz w:val="16"/>
+                <w:szCs w:val="16"/>
+                <w:lang w:eastAsia="pt-BR"/>
+                <w14:ligatures w14:val="none"/>
+              </w:rPr>
+            </w:r>
           </w:p>
         </w:tc>
         <w:tc>
@@ -5381,6 +6311,18 @@
                 <w14:ligatures w14:val="none"/>
               </w:rPr>
             </w:r>
+            <w:r>
+              <w:rPr>
+                <w:rFonts w:ascii="Times New Roman" w:hAnsi="Times New Roman" w:eastAsia="Times New Roman" w:cs="Times New Roman"/>
+                <w:b/>
+                <w:bCs/>
+                <w:color w:val="0070c0"/>
+                <w:sz w:val="16"/>
+                <w:szCs w:val="16"/>
+                <w:lang w:eastAsia="pt-BR"/>
+                <w14:ligatures w14:val="none"/>
+              </w:rPr>
+            </w:r>
           </w:p>
         </w:tc>
         <w:tc>
@@ -5421,6 +6363,16 @@
                 <w14:ligatures w14:val="none"/>
               </w:rPr>
               <w:t xml:space="preserve">LIBIANE CRISTINA DA SILVA MARQUES</w:t>
+            </w:r>
+            <w:r>
+              <w:rPr>
+                <w:rFonts w:ascii="Times New Roman" w:hAnsi="Times New Roman" w:eastAsia="Times New Roman" w:cs="Times New Roman"/>
+                <w:color w:val="000000"/>
+                <w:sz w:val="16"/>
+                <w:szCs w:val="16"/>
+                <w:lang w:eastAsia="pt-BR"/>
+                <w14:ligatures w14:val="none"/>
+              </w:rPr>
             </w:r>
             <w:r>
               <w:rPr>
@@ -5484,6 +6436,16 @@
                 <w14:ligatures w14:val="none"/>
               </w:rPr>
             </w:r>
+            <w:r>
+              <w:rPr>
+                <w:rFonts w:ascii="Times New Roman" w:hAnsi="Times New Roman" w:eastAsia="Times New Roman" w:cs="Times New Roman"/>
+                <w:color w:val="000000"/>
+                <w:sz w:val="16"/>
+                <w:szCs w:val="16"/>
+                <w:lang w:eastAsia="pt-BR"/>
+                <w14:ligatures w14:val="none"/>
+              </w:rPr>
+            </w:r>
           </w:p>
         </w:tc>
         <w:tc>
@@ -5524,6 +6486,16 @@
                 <w14:ligatures w14:val="none"/>
               </w:rPr>
               <w:t xml:space="preserve">JOSÉ BERNARDO MORAES/ SANTO ANTÔNIO/ BERURI</w:t>
+            </w:r>
+            <w:r>
+              <w:rPr>
+                <w:rFonts w:ascii="Times New Roman" w:hAnsi="Times New Roman" w:eastAsia="Times New Roman" w:cs="Times New Roman"/>
+                <w:color w:val="000000"/>
+                <w:sz w:val="16"/>
+                <w:szCs w:val="16"/>
+                <w:lang w:eastAsia="pt-BR"/>
+                <w14:ligatures w14:val="none"/>
+              </w:rPr>
             </w:r>
             <w:r>
               <w:rPr>
@@ -5593,6 +6565,18 @@
                 <w14:ligatures w14:val="none"/>
               </w:rPr>
             </w:r>
+            <w:r>
+              <w:rPr>
+                <w:rFonts w:ascii="Times New Roman" w:hAnsi="Times New Roman" w:eastAsia="Times New Roman" w:cs="Times New Roman"/>
+                <w:b/>
+                <w:bCs/>
+                <w:color w:val="0070c0"/>
+                <w:sz w:val="16"/>
+                <w:szCs w:val="16"/>
+                <w:lang w:eastAsia="pt-BR"/>
+                <w14:ligatures w14:val="none"/>
+              </w:rPr>
+            </w:r>
           </w:p>
         </w:tc>
         <w:tc>
@@ -5638,6 +6622,18 @@
                 <w14:ligatures w14:val="none"/>
               </w:rPr>
               <w:t xml:space="preserve">25</w:t>
+            </w:r>
+            <w:r>
+              <w:rPr>
+                <w:rFonts w:ascii="Times New Roman" w:hAnsi="Times New Roman" w:eastAsia="Times New Roman" w:cs="Times New Roman"/>
+                <w:b/>
+                <w:bCs/>
+                <w:color w:val="0070c0"/>
+                <w:sz w:val="16"/>
+                <w:szCs w:val="16"/>
+                <w:lang w:eastAsia="pt-BR"/>
+                <w14:ligatures w14:val="none"/>
+              </w:rPr>
             </w:r>
             <w:r>
               <w:rPr>
@@ -5709,6 +6705,18 @@
                 <w14:ligatures w14:val="none"/>
               </w:rPr>
             </w:r>
+            <w:r>
+              <w:rPr>
+                <w:rFonts w:ascii="Times New Roman" w:hAnsi="Times New Roman" w:eastAsia="Times New Roman" w:cs="Times New Roman"/>
+                <w:b/>
+                <w:bCs/>
+                <w:color w:val="0070c0"/>
+                <w:sz w:val="16"/>
+                <w:szCs w:val="16"/>
+                <w:lang w:eastAsia="pt-BR"/>
+                <w14:ligatures w14:val="none"/>
+              </w:rPr>
+            </w:r>
           </w:p>
         </w:tc>
         <w:tc>
@@ -5754,6 +6762,18 @@
                 <w14:ligatures w14:val="none"/>
               </w:rPr>
               <w:t xml:space="preserve">76</w:t>
+            </w:r>
+            <w:r>
+              <w:rPr>
+                <w:rFonts w:ascii="Times New Roman" w:hAnsi="Times New Roman" w:eastAsia="Times New Roman" w:cs="Times New Roman"/>
+                <w:b/>
+                <w:bCs/>
+                <w:color w:val="0070c0"/>
+                <w:sz w:val="16"/>
+                <w:szCs w:val="16"/>
+                <w:lang w:eastAsia="pt-BR"/>
+                <w14:ligatures w14:val="none"/>
+              </w:rPr>
             </w:r>
             <w:r>
               <w:rPr>
@@ -5820,6 +6840,16 @@
                 <w14:ligatures w14:val="none"/>
               </w:rPr>
             </w:r>
+            <w:r>
+              <w:rPr>
+                <w:rFonts w:ascii="Times New Roman" w:hAnsi="Times New Roman" w:eastAsia="Times New Roman" w:cs="Times New Roman"/>
+                <w:color w:val="000000"/>
+                <w:sz w:val="16"/>
+                <w:szCs w:val="16"/>
+                <w:lang w:eastAsia="pt-BR"/>
+                <w14:ligatures w14:val="none"/>
+              </w:rPr>
+            </w:r>
           </w:p>
         </w:tc>
         <w:tc>
@@ -5850,6 +6880,18 @@
                 <w14:ligatures w14:val="none"/>
               </w:rPr>
             </w:pPr>
+            <w:r>
+              <w:rPr>
+                <w:rFonts w:ascii="Times New Roman" w:hAnsi="Times New Roman" w:eastAsia="Times New Roman" w:cs="Times New Roman"/>
+                <w:b/>
+                <w:bCs/>
+                <w:color w:val="0070c0"/>
+                <w:sz w:val="16"/>
+                <w:szCs w:val="16"/>
+                <w:lang w:eastAsia="pt-BR"/>
+                <w14:ligatures w14:val="none"/>
+              </w:rPr>
+            </w:r>
             <w:r>
               <w:rPr>
                 <w:rFonts w:ascii="Times New Roman" w:hAnsi="Times New Roman" w:eastAsia="Times New Roman" w:cs="Times New Roman"/>
@@ -5922,6 +6964,16 @@
                 <w14:ligatures w14:val="none"/>
               </w:rPr>
             </w:r>
+            <w:r>
+              <w:rPr>
+                <w:rFonts w:ascii="Times New Roman" w:hAnsi="Times New Roman" w:eastAsia="Times New Roman" w:cs="Times New Roman"/>
+                <w:color w:val="000000"/>
+                <w:sz w:val="16"/>
+                <w:szCs w:val="16"/>
+                <w:lang w:eastAsia="pt-BR"/>
+                <w14:ligatures w14:val="none"/>
+              </w:rPr>
+            </w:r>
           </w:p>
         </w:tc>
         <w:tc>
@@ -5970,32 +7022,6 @@
                 <w14:ligatures w14:val="none"/>
               </w:rPr>
             </w:r>
-          </w:p>
-          <w:p>
-            <w:pPr>
-              <w:pBdr/>
-              <w:spacing w:after="0" w:line="240" w:lineRule="auto"/>
-              <w:ind/>
-              <w:jc w:val="center"/>
-              <w:rPr>
-                <w:rFonts w:ascii="Times New Roman" w:hAnsi="Times New Roman" w:eastAsia="Times New Roman" w:cs="Times New Roman"/>
-                <w:color w:val="000000"/>
-                <w:sz w:val="16"/>
-                <w:szCs w:val="16"/>
-                <w:lang w:eastAsia="pt-BR"/>
-                <w14:ligatures w14:val="none"/>
-              </w:rPr>
-            </w:pPr>
-            <w:r>
-              <w:rPr>
-                <w:rFonts w:ascii="Times New Roman" w:hAnsi="Times New Roman" w:eastAsia="Times New Roman" w:cs="Times New Roman"/>
-                <w:color w:val="000000"/>
-                <w:sz w:val="16"/>
-                <w:szCs w:val="16"/>
-                <w:lang w:eastAsia="pt-BR"/>
-                <w14:ligatures w14:val="none"/>
-              </w:rPr>
-            </w:r>
             <w:r>
               <w:rPr>
                 <w:rFonts w:ascii="Times New Roman" w:hAnsi="Times New Roman" w:eastAsia="Times New Roman" w:cs="Times New Roman"/>
@@ -6022,6 +7048,62 @@
                 <w14:ligatures w14:val="none"/>
               </w:rPr>
             </w:pPr>
+            <w:r>
+              <w:rPr>
+                <w:rFonts w:ascii="Times New Roman" w:hAnsi="Times New Roman" w:eastAsia="Times New Roman" w:cs="Times New Roman"/>
+                <w:color w:val="000000"/>
+                <w:sz w:val="16"/>
+                <w:szCs w:val="16"/>
+                <w:lang w:eastAsia="pt-BR"/>
+                <w14:ligatures w14:val="none"/>
+              </w:rPr>
+            </w:r>
+            <w:r>
+              <w:rPr>
+                <w:rFonts w:ascii="Times New Roman" w:hAnsi="Times New Roman" w:eastAsia="Times New Roman" w:cs="Times New Roman"/>
+                <w:color w:val="000000"/>
+                <w:sz w:val="16"/>
+                <w:szCs w:val="16"/>
+                <w:lang w:eastAsia="pt-BR"/>
+                <w14:ligatures w14:val="none"/>
+              </w:rPr>
+            </w:r>
+            <w:r>
+              <w:rPr>
+                <w:rFonts w:ascii="Times New Roman" w:hAnsi="Times New Roman" w:eastAsia="Times New Roman" w:cs="Times New Roman"/>
+                <w:color w:val="000000"/>
+                <w:sz w:val="16"/>
+                <w:szCs w:val="16"/>
+                <w:lang w:eastAsia="pt-BR"/>
+                <w14:ligatures w14:val="none"/>
+              </w:rPr>
+            </w:r>
+          </w:p>
+          <w:p>
+            <w:pPr>
+              <w:pBdr/>
+              <w:spacing w:after="0" w:line="240" w:lineRule="auto"/>
+              <w:ind/>
+              <w:jc w:val="center"/>
+              <w:rPr>
+                <w:rFonts w:ascii="Times New Roman" w:hAnsi="Times New Roman" w:eastAsia="Times New Roman" w:cs="Times New Roman"/>
+                <w:color w:val="000000"/>
+                <w:sz w:val="16"/>
+                <w:szCs w:val="16"/>
+                <w:lang w:eastAsia="pt-BR"/>
+                <w14:ligatures w14:val="none"/>
+              </w:rPr>
+            </w:pPr>
+            <w:r>
+              <w:rPr>
+                <w:rFonts w:ascii="Times New Roman" w:hAnsi="Times New Roman" w:eastAsia="Times New Roman" w:cs="Times New Roman"/>
+                <w:color w:val="000000"/>
+                <w:sz w:val="16"/>
+                <w:szCs w:val="16"/>
+                <w:lang w:eastAsia="pt-BR"/>
+                <w14:ligatures w14:val="none"/>
+              </w:rPr>
+            </w:r>
             <w:r>
               <w:rPr>
                 <w:rFonts w:ascii="Times New Roman" w:hAnsi="Times New Roman" w:eastAsia="Times New Roman" w:cs="Times New Roman"/>
@@ -6090,6 +7172,16 @@
                 <w14:ligatures w14:val="none"/>
               </w:rPr>
             </w:r>
+            <w:r>
+              <w:rPr>
+                <w:rFonts w:ascii="Times New Roman" w:hAnsi="Times New Roman" w:eastAsia="Times New Roman" w:cs="Times New Roman"/>
+                <w:color w:val="000000"/>
+                <w:sz w:val="16"/>
+                <w:szCs w:val="16"/>
+                <w:lang w:eastAsia="pt-BR"/>
+                <w14:ligatures w14:val="none"/>
+              </w:rPr>
+            </w:r>
           </w:p>
         </w:tc>
         <w:tc>
@@ -6120,6 +7212,18 @@
                 <w14:ligatures w14:val="none"/>
               </w:rPr>
             </w:pPr>
+            <w:r>
+              <w:rPr>
+                <w:rFonts w:ascii="Times New Roman" w:hAnsi="Times New Roman" w:eastAsia="Times New Roman" w:cs="Times New Roman"/>
+                <w:b/>
+                <w:bCs/>
+                <w:color w:val="0070c0"/>
+                <w:sz w:val="16"/>
+                <w:szCs w:val="16"/>
+                <w:lang w:eastAsia="pt-BR"/>
+                <w14:ligatures w14:val="none"/>
+              </w:rPr>
+            </w:r>
             <w:r>
               <w:rPr>
                 <w:rFonts w:ascii="Times New Roman" w:hAnsi="Times New Roman" w:eastAsia="Times New Roman" w:cs="Times New Roman"/>
@@ -6200,6 +7304,18 @@
                 <w14:ligatures w14:val="none"/>
               </w:rPr>
             </w:r>
+            <w:r>
+              <w:rPr>
+                <w:rFonts w:ascii="Times New Roman" w:hAnsi="Times New Roman" w:eastAsia="Times New Roman" w:cs="Times New Roman"/>
+                <w:b/>
+                <w:bCs/>
+                <w:color w:val="0070c0"/>
+                <w:sz w:val="16"/>
+                <w:szCs w:val="16"/>
+                <w:lang w:eastAsia="pt-BR"/>
+                <w14:ligatures w14:val="none"/>
+              </w:rPr>
+            </w:r>
           </w:p>
         </w:tc>
         <w:tc>
@@ -6231,6 +7347,18 @@
                 <w14:ligatures w14:val="none"/>
               </w:rPr>
             </w:pPr>
+            <w:r>
+              <w:rPr>
+                <w:rFonts w:ascii="Times New Roman" w:hAnsi="Times New Roman" w:eastAsia="Times New Roman" w:cs="Times New Roman"/>
+                <w:b/>
+                <w:bCs/>
+                <w:color w:val="0070c0"/>
+                <w:sz w:val="16"/>
+                <w:szCs w:val="16"/>
+                <w:lang w:eastAsia="pt-BR"/>
+                <w14:ligatures w14:val="none"/>
+              </w:rPr>
+            </w:r>
             <w:r>
               <w:rPr>
                 <w:rFonts w:ascii="Times New Roman" w:hAnsi="Times New Roman" w:eastAsia="Times New Roman" w:cs="Times New Roman"/>
@@ -6318,6 +7446,18 @@
                 <w14:ligatures w14:val="none"/>
               </w:rPr>
             </w:r>
+            <w:r>
+              <w:rPr>
+                <w:rFonts w:ascii="Times New Roman" w:hAnsi="Times New Roman" w:eastAsia="Times New Roman" w:cs="Times New Roman"/>
+                <w:b/>
+                <w:bCs/>
+                <w:color w:val="0070c0"/>
+                <w:sz w:val="16"/>
+                <w:szCs w:val="16"/>
+                <w:lang w:eastAsia="pt-BR"/>
+                <w14:ligatures w14:val="none"/>
+              </w:rPr>
+            </w:r>
           </w:p>
         </w:tc>
       </w:tr>
@@ -6368,6 +7508,18 @@
                 <w14:ligatures w14:val="none"/>
               </w:rPr>
               <w:t xml:space="preserve">FORMAÇÃO ENSINO SUPERIOR</w:t>
+            </w:r>
+            <w:r>
+              <w:rPr>
+                <w:rFonts w:ascii="Times New Roman" w:hAnsi="Times New Roman" w:eastAsia="Times New Roman" w:cs="Times New Roman"/>
+                <w:b/>
+                <w:bCs/>
+                <w:color w:val="0070c0"/>
+                <w:sz w:val="16"/>
+                <w:szCs w:val="16"/>
+                <w:lang w:eastAsia="pt-BR"/>
+                <w14:ligatures w14:val="none"/>
+              </w:rPr>
             </w:r>
             <w:r>
               <w:rPr>
@@ -6440,6 +7592,16 @@
                 <w14:ligatures w14:val="none"/>
               </w:rPr>
             </w:r>
+            <w:r>
+              <w:rPr>
+                <w:rFonts w:ascii="Times New Roman" w:hAnsi="Times New Roman" w:eastAsia="Times New Roman" w:cs="Times New Roman"/>
+                <w:color w:val="000000"/>
+                <w:sz w:val="16"/>
+                <w:szCs w:val="16"/>
+                <w:lang w:eastAsia="pt-BR"/>
+                <w14:ligatures w14:val="none"/>
+              </w:rPr>
+            </w:r>
           </w:p>
         </w:tc>
         <w:tc>
@@ -6498,6 +7660,18 @@
                 <w14:ligatures w14:val="none"/>
               </w:rPr>
             </w:r>
+            <w:r>
+              <w:rPr>
+                <w:rFonts w:ascii="Times New Roman" w:hAnsi="Times New Roman" w:eastAsia="Times New Roman" w:cs="Times New Roman"/>
+                <w:b/>
+                <w:bCs/>
+                <w:color w:val="0070c0"/>
+                <w:sz w:val="16"/>
+                <w:szCs w:val="16"/>
+                <w:lang w:eastAsia="pt-BR"/>
+                <w14:ligatures w14:val="none"/>
+              </w:rPr>
+            </w:r>
           </w:p>
         </w:tc>
         <w:tc>
@@ -6540,6 +7714,16 @@
                 <w14:ligatures w14:val="none"/>
               </w:rPr>
               <w:t xml:space="preserve">Nome do(a) Candidato(a)</w:t>
+            </w:r>
+            <w:r>
+              <w:rPr>
+                <w:rFonts w:ascii="Times New Roman" w:hAnsi="Times New Roman" w:eastAsia="Times New Roman" w:cs="Times New Roman"/>
+                <w:color w:val="000000"/>
+                <w:sz w:val="16"/>
+                <w:szCs w:val="16"/>
+                <w:lang w:eastAsia="pt-BR"/>
+                <w14:ligatures w14:val="none"/>
+              </w:rPr>
             </w:r>
             <w:r>
               <w:rPr>
@@ -6605,6 +7789,16 @@
                 <w14:ligatures w14:val="none"/>
               </w:rPr>
             </w:r>
+            <w:r>
+              <w:rPr>
+                <w:rFonts w:ascii="Times New Roman" w:hAnsi="Times New Roman" w:eastAsia="Times New Roman" w:cs="Times New Roman"/>
+                <w:color w:val="000000"/>
+                <w:sz w:val="16"/>
+                <w:szCs w:val="16"/>
+                <w:lang w:eastAsia="pt-BR"/>
+                <w14:ligatures w14:val="none"/>
+              </w:rPr>
+            </w:r>
           </w:p>
         </w:tc>
         <w:tc>
@@ -6673,6 +7867,16 @@
                 <w14:ligatures w14:val="none"/>
               </w:rPr>
               <w:t xml:space="preserve"> (Inscrição)</w:t>
+            </w:r>
+            <w:r>
+              <w:rPr>
+                <w:rFonts w:ascii="Times New Roman" w:hAnsi="Times New Roman" w:eastAsia="Times New Roman" w:cs="Times New Roman"/>
+                <w:color w:val="000000"/>
+                <w:sz w:val="16"/>
+                <w:szCs w:val="16"/>
+                <w:lang w:eastAsia="pt-BR"/>
+                <w14:ligatures w14:val="none"/>
+              </w:rPr>
             </w:r>
             <w:r>
               <w:rPr>
@@ -6728,6 +7932,18 @@
                 <w14:ligatures w14:val="none"/>
               </w:rPr>
               <w:t xml:space="preserve">Pontuação </w:t>
+            </w:r>
+            <w:r>
+              <w:rPr>
+                <w:rFonts w:ascii="Times New Roman" w:hAnsi="Times New Roman" w:eastAsia="Times New Roman" w:cs="Times New Roman"/>
+                <w:b/>
+                <w:bCs/>
+                <w:color w:val="0070c0"/>
+                <w:sz w:val="16"/>
+                <w:szCs w:val="16"/>
+                <w:lang w:eastAsia="pt-BR"/>
+                <w14:ligatures w14:val="none"/>
+              </w:rPr>
             </w:r>
             <w:r>
               <w:rPr>
@@ -6813,6 +8029,18 @@
                 <w14:ligatures w14:val="none"/>
               </w:rPr>
             </w:r>
+            <w:r>
+              <w:rPr>
+                <w:rFonts w:ascii="Times New Roman" w:hAnsi="Times New Roman" w:eastAsia="Times New Roman" w:cs="Times New Roman"/>
+                <w:b/>
+                <w:bCs/>
+                <w:color w:val="0070c0"/>
+                <w:sz w:val="16"/>
+                <w:szCs w:val="16"/>
+                <w:lang w:eastAsia="pt-BR"/>
+                <w14:ligatures w14:val="none"/>
+              </w:rPr>
+            </w:r>
           </w:p>
         </w:tc>
         <w:tc>
@@ -6871,6 +8099,18 @@
                 <w14:ligatures w14:val="none"/>
               </w:rPr>
               <w:t xml:space="preserve"> Total</w:t>
+            </w:r>
+            <w:r>
+              <w:rPr>
+                <w:rFonts w:ascii="Times New Roman" w:hAnsi="Times New Roman" w:eastAsia="Times New Roman" w:cs="Times New Roman"/>
+                <w:b/>
+                <w:bCs/>
+                <w:color w:val="0070c0"/>
+                <w:sz w:val="16"/>
+                <w:szCs w:val="16"/>
+                <w:lang w:eastAsia="pt-BR"/>
+                <w14:ligatures w14:val="none"/>
+              </w:rPr>
             </w:r>
             <w:r>
               <w:rPr>
@@ -6940,6 +8180,16 @@
                 <w14:ligatures w14:val="none"/>
               </w:rPr>
             </w:r>
+            <w:r>
+              <w:rPr>
+                <w:rFonts w:ascii="Times New Roman" w:hAnsi="Times New Roman" w:eastAsia="Times New Roman" w:cs="Times New Roman"/>
+                <w:color w:val="000000"/>
+                <w:sz w:val="16"/>
+                <w:szCs w:val="16"/>
+                <w:lang w:eastAsia="pt-BR"/>
+                <w14:ligatures w14:val="none"/>
+              </w:rPr>
+            </w:r>
           </w:p>
         </w:tc>
         <w:tc>
@@ -6997,6 +8247,18 @@
                 <w14:ligatures w14:val="none"/>
               </w:rPr>
             </w:r>
+            <w:r>
+              <w:rPr>
+                <w:rFonts w:ascii="Times New Roman" w:hAnsi="Times New Roman" w:eastAsia="Times New Roman" w:cs="Times New Roman"/>
+                <w:b/>
+                <w:bCs/>
+                <w:color w:val="0070c0"/>
+                <w:sz w:val="16"/>
+                <w:szCs w:val="16"/>
+                <w:lang w:eastAsia="pt-BR"/>
+                <w14:ligatures w14:val="none"/>
+              </w:rPr>
+            </w:r>
           </w:p>
         </w:tc>
         <w:tc>
@@ -7027,6 +8289,16 @@
                 <w14:ligatures w14:val="none"/>
               </w:rPr>
             </w:pPr>
+            <w:r>
+              <w:rPr>
+                <w:rFonts w:ascii="Times New Roman" w:hAnsi="Times New Roman" w:eastAsia="Times New Roman" w:cs="Times New Roman"/>
+                <w:color w:val="000000"/>
+                <w:sz w:val="16"/>
+                <w:szCs w:val="16"/>
+                <w:lang w:eastAsia="pt-BR"/>
+                <w14:ligatures w14:val="none"/>
+              </w:rPr>
+            </w:r>
             <w:r>
               <w:rPr>
                 <w:rFonts w:ascii="Times New Roman" w:hAnsi="Times New Roman" w:eastAsia="Times New Roman" w:cs="Times New Roman"/>
@@ -7098,6 +8370,16 @@
                 <w14:ligatures w14:val="none"/>
               </w:rPr>
             </w:r>
+            <w:r>
+              <w:rPr>
+                <w:rFonts w:ascii="Times New Roman" w:hAnsi="Times New Roman" w:eastAsia="Times New Roman" w:cs="Times New Roman"/>
+                <w:color w:val="000000"/>
+                <w:sz w:val="16"/>
+                <w:szCs w:val="16"/>
+                <w:lang w:eastAsia="pt-BR"/>
+                <w14:ligatures w14:val="none"/>
+              </w:rPr>
+            </w:r>
           </w:p>
         </w:tc>
         <w:tc>
@@ -7128,6 +8410,16 @@
                 <w14:ligatures w14:val="none"/>
               </w:rPr>
             </w:pPr>
+            <w:r>
+              <w:rPr>
+                <w:rFonts w:ascii="Times New Roman" w:hAnsi="Times New Roman" w:eastAsia="Times New Roman" w:cs="Times New Roman"/>
+                <w:color w:val="000000"/>
+                <w:sz w:val="16"/>
+                <w:szCs w:val="16"/>
+                <w:lang w:eastAsia="pt-BR"/>
+                <w14:ligatures w14:val="none"/>
+              </w:rPr>
+            </w:r>
             <w:r>
               <w:rPr>
                 <w:rFonts w:ascii="Times New Roman" w:hAnsi="Times New Roman" w:eastAsia="Times New Roman" w:cs="Times New Roman"/>
@@ -7204,6 +8496,18 @@
                 <w14:ligatures w14:val="none"/>
               </w:rPr>
             </w:r>
+            <w:r>
+              <w:rPr>
+                <w:rFonts w:ascii="Times New Roman" w:hAnsi="Times New Roman" w:eastAsia="Times New Roman" w:cs="Times New Roman"/>
+                <w:b/>
+                <w:bCs/>
+                <w:color w:val="0070c0"/>
+                <w:sz w:val="16"/>
+                <w:szCs w:val="16"/>
+                <w:lang w:eastAsia="pt-BR"/>
+                <w14:ligatures w14:val="none"/>
+              </w:rPr>
+            </w:r>
           </w:p>
         </w:tc>
         <w:tc>
@@ -7248,6 +8552,18 @@
                 <w14:ligatures w14:val="none"/>
               </w:rPr>
               <w:t xml:space="preserve">Redação </w:t>
+            </w:r>
+            <w:r>
+              <w:rPr>
+                <w:rFonts w:ascii="Times New Roman" w:hAnsi="Times New Roman" w:eastAsia="Times New Roman" w:cs="Times New Roman"/>
+                <w:b/>
+                <w:bCs/>
+                <w:color w:val="0070c0"/>
+                <w:sz w:val="16"/>
+                <w:szCs w:val="16"/>
+                <w:lang w:eastAsia="pt-BR"/>
+                <w14:ligatures w14:val="none"/>
+              </w:rPr>
             </w:r>
             <w:r>
               <w:rPr>
@@ -7319,6 +8635,18 @@
                 <w14:ligatures w14:val="none"/>
               </w:rPr>
             </w:r>
+            <w:r>
+              <w:rPr>
+                <w:rFonts w:ascii="Times New Roman" w:hAnsi="Times New Roman" w:eastAsia="Times New Roman" w:cs="Times New Roman"/>
+                <w:b/>
+                <w:bCs/>
+                <w:color w:val="0070c0"/>
+                <w:sz w:val="16"/>
+                <w:szCs w:val="16"/>
+                <w:lang w:eastAsia="pt-BR"/>
+                <w14:ligatures w14:val="none"/>
+              </w:rPr>
+            </w:r>
           </w:p>
         </w:tc>
         <w:tc>
@@ -7352,6 +8680,18 @@
                 <w14:ligatures w14:val="none"/>
               </w:rPr>
             </w:pPr>
+            <w:r>
+              <w:rPr>
+                <w:rFonts w:ascii="Times New Roman" w:hAnsi="Times New Roman" w:eastAsia="Times New Roman" w:cs="Times New Roman"/>
+                <w:b/>
+                <w:bCs/>
+                <w:color w:val="0070c0"/>
+                <w:sz w:val="16"/>
+                <w:szCs w:val="16"/>
+                <w:lang w:eastAsia="pt-BR"/>
+                <w14:ligatures w14:val="none"/>
+              </w:rPr>
+            </w:r>
             <w:r>
               <w:rPr>
                 <w:rFonts w:ascii="Times New Roman" w:hAnsi="Times New Roman" w:eastAsia="Times New Roman" w:cs="Times New Roman"/>
@@ -7433,6 +8773,16 @@
                 <w14:ligatures w14:val="none"/>
               </w:rPr>
             </w:r>
+            <w:r>
+              <w:rPr>
+                <w:rFonts w:ascii="Times New Roman" w:hAnsi="Times New Roman" w:eastAsia="Times New Roman" w:cs="Times New Roman"/>
+                <w:color w:val="000000"/>
+                <w:sz w:val="16"/>
+                <w:szCs w:val="16"/>
+                <w:lang w:eastAsia="pt-BR"/>
+                <w14:ligatures w14:val="none"/>
+              </w:rPr>
+            </w:r>
           </w:p>
         </w:tc>
         <w:tc>
@@ -7491,6 +8841,18 @@
                 <w14:ligatures w14:val="none"/>
               </w:rPr>
             </w:r>
+            <w:r>
+              <w:rPr>
+                <w:rFonts w:ascii="Times New Roman" w:hAnsi="Times New Roman" w:eastAsia="Times New Roman" w:cs="Times New Roman"/>
+                <w:b/>
+                <w:bCs/>
+                <w:color w:val="0070c0"/>
+                <w:sz w:val="16"/>
+                <w:szCs w:val="16"/>
+                <w:lang w:eastAsia="pt-BR"/>
+                <w14:ligatures w14:val="none"/>
+              </w:rPr>
+            </w:r>
           </w:p>
         </w:tc>
         <w:tc>
@@ -7531,6 +8893,16 @@
                 <w14:ligatures w14:val="none"/>
               </w:rPr>
               <w:t xml:space="preserve">DINA NASCIMENTO BRAGANÇA</w:t>
+            </w:r>
+            <w:r>
+              <w:rPr>
+                <w:rFonts w:ascii="Times New Roman" w:hAnsi="Times New Roman" w:eastAsia="Times New Roman" w:cs="Times New Roman"/>
+                <w:color w:val="000000"/>
+                <w:sz w:val="16"/>
+                <w:szCs w:val="16"/>
+                <w:lang w:eastAsia="pt-BR"/>
+                <w14:ligatures w14:val="none"/>
+              </w:rPr>
             </w:r>
             <w:r>
               <w:rPr>
@@ -7594,6 +8966,16 @@
                 <w14:ligatures w14:val="none"/>
               </w:rPr>
             </w:r>
+            <w:r>
+              <w:rPr>
+                <w:rFonts w:ascii="Times New Roman" w:hAnsi="Times New Roman" w:eastAsia="Times New Roman" w:cs="Times New Roman"/>
+                <w:color w:val="000000"/>
+                <w:sz w:val="16"/>
+                <w:szCs w:val="16"/>
+                <w:lang w:eastAsia="pt-BR"/>
+                <w14:ligatures w14:val="none"/>
+              </w:rPr>
+            </w:r>
           </w:p>
         </w:tc>
         <w:tc>
@@ -7634,6 +9016,16 @@
                 <w14:ligatures w14:val="none"/>
               </w:rPr>
               <w:t xml:space="preserve">CASTELO BRANCO/ CENTRO/ BERURI</w:t>
+            </w:r>
+            <w:r>
+              <w:rPr>
+                <w:rFonts w:ascii="Times New Roman" w:hAnsi="Times New Roman" w:eastAsia="Times New Roman" w:cs="Times New Roman"/>
+                <w:color w:val="000000"/>
+                <w:sz w:val="16"/>
+                <w:szCs w:val="16"/>
+                <w:lang w:eastAsia="pt-BR"/>
+                <w14:ligatures w14:val="none"/>
+              </w:rPr>
             </w:r>
             <w:r>
               <w:rPr>
@@ -7703,6 +9095,18 @@
                 <w14:ligatures w14:val="none"/>
               </w:rPr>
             </w:r>
+            <w:r>
+              <w:rPr>
+                <w:rFonts w:ascii="Times New Roman" w:hAnsi="Times New Roman" w:eastAsia="Times New Roman" w:cs="Times New Roman"/>
+                <w:b/>
+                <w:bCs/>
+                <w:color w:val="0070c0"/>
+                <w:sz w:val="16"/>
+                <w:szCs w:val="16"/>
+                <w:lang w:eastAsia="pt-BR"/>
+                <w14:ligatures w14:val="none"/>
+              </w:rPr>
+            </w:r>
           </w:p>
         </w:tc>
         <w:tc>
@@ -7748,6 +9152,18 @@
                 <w14:ligatures w14:val="none"/>
               </w:rPr>
               <w:t xml:space="preserve">30</w:t>
+            </w:r>
+            <w:r>
+              <w:rPr>
+                <w:rFonts w:ascii="Times New Roman" w:hAnsi="Times New Roman" w:eastAsia="Times New Roman" w:cs="Times New Roman"/>
+                <w:b/>
+                <w:bCs/>
+                <w:color w:val="0070c0"/>
+                <w:sz w:val="16"/>
+                <w:szCs w:val="16"/>
+                <w:lang w:eastAsia="pt-BR"/>
+                <w14:ligatures w14:val="none"/>
+              </w:rPr>
             </w:r>
             <w:r>
               <w:rPr>
@@ -7819,6 +9235,18 @@
                 <w14:ligatures w14:val="none"/>
               </w:rPr>
             </w:r>
+            <w:r>
+              <w:rPr>
+                <w:rFonts w:ascii="Times New Roman" w:hAnsi="Times New Roman" w:eastAsia="Times New Roman" w:cs="Times New Roman"/>
+                <w:b/>
+                <w:bCs/>
+                <w:color w:val="0070c0"/>
+                <w:sz w:val="16"/>
+                <w:szCs w:val="16"/>
+                <w:lang w:eastAsia="pt-BR"/>
+                <w14:ligatures w14:val="none"/>
+              </w:rPr>
+            </w:r>
           </w:p>
         </w:tc>
         <w:tc>
@@ -7864,6 +9292,18 @@
                 <w14:ligatures w14:val="none"/>
               </w:rPr>
               <w:t xml:space="preserve">79</w:t>
+            </w:r>
+            <w:r>
+              <w:rPr>
+                <w:rFonts w:ascii="Times New Roman" w:hAnsi="Times New Roman" w:eastAsia="Times New Roman" w:cs="Times New Roman"/>
+                <w:b/>
+                <w:bCs/>
+                <w:color w:val="0070c0"/>
+                <w:sz w:val="16"/>
+                <w:szCs w:val="16"/>
+                <w:lang w:eastAsia="pt-BR"/>
+                <w14:ligatures w14:val="none"/>
+              </w:rPr>
             </w:r>
             <w:r>
               <w:rPr>
@@ -7934,6 +9374,16 @@
                 <w14:ligatures w14:val="none"/>
               </w:rPr>
             </w:r>
+            <w:r>
+              <w:rPr>
+                <w:rFonts w:ascii="Times New Roman" w:hAnsi="Times New Roman" w:eastAsia="Times New Roman" w:cs="Times New Roman"/>
+                <w:color w:val="000000"/>
+                <w:sz w:val="16"/>
+                <w:szCs w:val="16"/>
+                <w:lang w:eastAsia="pt-BR"/>
+                <w14:ligatures w14:val="none"/>
+              </w:rPr>
+            </w:r>
           </w:p>
         </w:tc>
         <w:tc>
@@ -7992,6 +9442,18 @@
                 <w14:ligatures w14:val="none"/>
               </w:rPr>
             </w:r>
+            <w:r>
+              <w:rPr>
+                <w:rFonts w:ascii="Times New Roman" w:hAnsi="Times New Roman" w:eastAsia="Times New Roman" w:cs="Times New Roman"/>
+                <w:b/>
+                <w:bCs/>
+                <w:color w:val="0070c0"/>
+                <w:sz w:val="16"/>
+                <w:szCs w:val="16"/>
+                <w:lang w:eastAsia="pt-BR"/>
+                <w14:ligatures w14:val="none"/>
+              </w:rPr>
+            </w:r>
           </w:p>
         </w:tc>
         <w:tc>
@@ -8032,6 +9494,16 @@
                 <w14:ligatures w14:val="none"/>
               </w:rPr>
               <w:t xml:space="preserve">CRISTINA TRINDADE RIBEIRO</w:t>
+            </w:r>
+            <w:r>
+              <w:rPr>
+                <w:rFonts w:ascii="Times New Roman" w:hAnsi="Times New Roman" w:eastAsia="Times New Roman" w:cs="Times New Roman"/>
+                <w:color w:val="000000"/>
+                <w:sz w:val="16"/>
+                <w:szCs w:val="16"/>
+                <w:lang w:eastAsia="pt-BR"/>
+                <w14:ligatures w14:val="none"/>
+              </w:rPr>
             </w:r>
             <w:r>
               <w:rPr>
@@ -8095,6 +9567,16 @@
                 <w14:ligatures w14:val="none"/>
               </w:rPr>
             </w:r>
+            <w:r>
+              <w:rPr>
+                <w:rFonts w:ascii="Times New Roman" w:hAnsi="Times New Roman" w:eastAsia="Times New Roman" w:cs="Times New Roman"/>
+                <w:color w:val="000000"/>
+                <w:sz w:val="16"/>
+                <w:szCs w:val="16"/>
+                <w:lang w:eastAsia="pt-BR"/>
+                <w14:ligatures w14:val="none"/>
+              </w:rPr>
+            </w:r>
           </w:p>
         </w:tc>
         <w:tc>
@@ -8135,6 +9617,16 @@
                 <w14:ligatures w14:val="none"/>
               </w:rPr>
               <w:t xml:space="preserve">CASTELO BRANCO/ CENTRO/ BERURI</w:t>
+            </w:r>
+            <w:r>
+              <w:rPr>
+                <w:rFonts w:ascii="Times New Roman" w:hAnsi="Times New Roman" w:eastAsia="Times New Roman" w:cs="Times New Roman"/>
+                <w:color w:val="000000"/>
+                <w:sz w:val="16"/>
+                <w:szCs w:val="16"/>
+                <w:lang w:eastAsia="pt-BR"/>
+                <w14:ligatures w14:val="none"/>
+              </w:rPr>
             </w:r>
             <w:r>
               <w:rPr>
@@ -8204,6 +9696,18 @@
                 <w14:ligatures w14:val="none"/>
               </w:rPr>
             </w:r>
+            <w:r>
+              <w:rPr>
+                <w:rFonts w:ascii="Times New Roman" w:hAnsi="Times New Roman" w:eastAsia="Times New Roman" w:cs="Times New Roman"/>
+                <w:b/>
+                <w:bCs/>
+                <w:color w:val="0070c0"/>
+                <w:sz w:val="16"/>
+                <w:szCs w:val="16"/>
+                <w:lang w:eastAsia="pt-BR"/>
+                <w14:ligatures w14:val="none"/>
+              </w:rPr>
+            </w:r>
           </w:p>
         </w:tc>
         <w:tc>
@@ -8249,6 +9753,18 @@
                 <w14:ligatures w14:val="none"/>
               </w:rPr>
               <w:t xml:space="preserve">29</w:t>
+            </w:r>
+            <w:r>
+              <w:rPr>
+                <w:rFonts w:ascii="Times New Roman" w:hAnsi="Times New Roman" w:eastAsia="Times New Roman" w:cs="Times New Roman"/>
+                <w:b/>
+                <w:bCs/>
+                <w:color w:val="0070c0"/>
+                <w:sz w:val="16"/>
+                <w:szCs w:val="16"/>
+                <w:lang w:eastAsia="pt-BR"/>
+                <w14:ligatures w14:val="none"/>
+              </w:rPr>
             </w:r>
             <w:r>
               <w:rPr>
@@ -8320,6 +9836,18 @@
                 <w14:ligatures w14:val="none"/>
               </w:rPr>
             </w:r>
+            <w:r>
+              <w:rPr>
+                <w:rFonts w:ascii="Times New Roman" w:hAnsi="Times New Roman" w:eastAsia="Times New Roman" w:cs="Times New Roman"/>
+                <w:b/>
+                <w:bCs/>
+                <w:color w:val="0070c0"/>
+                <w:sz w:val="16"/>
+                <w:szCs w:val="16"/>
+                <w:lang w:eastAsia="pt-BR"/>
+                <w14:ligatures w14:val="none"/>
+              </w:rPr>
+            </w:r>
           </w:p>
         </w:tc>
         <w:tc>
@@ -8378,6 +9906,18 @@
                 <w14:ligatures w14:val="none"/>
               </w:rPr>
             </w:r>
+            <w:r>
+              <w:rPr>
+                <w:rFonts w:ascii="Times New Roman" w:hAnsi="Times New Roman" w:eastAsia="Times New Roman" w:cs="Times New Roman"/>
+                <w:b/>
+                <w:bCs/>
+                <w:color w:val="0070c0"/>
+                <w:sz w:val="16"/>
+                <w:szCs w:val="16"/>
+                <w:lang w:eastAsia="pt-BR"/>
+                <w14:ligatures w14:val="none"/>
+              </w:rPr>
+            </w:r>
           </w:p>
         </w:tc>
       </w:tr>
@@ -8443,7 +9983,7 @@
 <w:ftr xmlns:wpc="http://schemas.microsoft.com/office/word/2010/wordprocessingCanvas" xmlns:mc="http://schemas.openxmlformats.org/markup-compatibility/2006" xmlns:o="urn:schemas-microsoft-com:office:office" xmlns:r="http://schemas.openxmlformats.org/officeDocument/2006/relationships" xmlns:m="http://schemas.openxmlformats.org/officeDocument/2006/math" xmlns:v="urn:schemas-microsoft-com:vml" xmlns:wp14="http://schemas.microsoft.com/office/word/2010/wordprocessingDrawing" xmlns:wp="http://schemas.openxmlformats.org/drawingml/2006/wordprocessingDrawing" xmlns:w10="urn:schemas-microsoft-com:office:word" xmlns:w="http://schemas.openxmlformats.org/wordprocessingml/2006/main" xmlns:w14="http://schemas.microsoft.com/office/word/2010/wordml" xmlns:w15="http://schemas.microsoft.com/office/word/2012/wordml" xmlns:wpg="http://schemas.microsoft.com/office/word/2010/wordprocessingGroup" xmlns:wpi="http://schemas.microsoft.com/office/word/2010/wordprocessingInk" xmlns:wne="http://schemas.microsoft.com/office/word/2006/wordml" xmlns:a="http://schemas.openxmlformats.org/drawingml/2006/main" xmlns:wps="http://schemas.microsoft.com/office/word/2010/wordprocessingShape" mc:Ignorable="w14 w15 wp14">
   <w:p>
     <w:pPr>
-      <w:pStyle w:val="980"/>
+      <w:pStyle w:val="1150"/>
       <w:pBdr/>
       <w:spacing/>
       <w:ind/>
@@ -8716,7 +10256,7 @@
 <w:hdr xmlns:wpc="http://schemas.microsoft.com/office/word/2010/wordprocessingCanvas" xmlns:mc="http://schemas.openxmlformats.org/markup-compatibility/2006" xmlns:o="urn:schemas-microsoft-com:office:office" xmlns:r="http://schemas.openxmlformats.org/officeDocument/2006/relationships" xmlns:m="http://schemas.openxmlformats.org/officeDocument/2006/math" xmlns:v="urn:schemas-microsoft-com:vml" xmlns:wp14="http://schemas.microsoft.com/office/word/2010/wordprocessingDrawing" xmlns:wp="http://schemas.openxmlformats.org/drawingml/2006/wordprocessingDrawing" xmlns:w10="urn:schemas-microsoft-com:office:word" xmlns:w="http://schemas.openxmlformats.org/wordprocessingml/2006/main" xmlns:w14="http://schemas.microsoft.com/office/word/2010/wordml" xmlns:w15="http://schemas.microsoft.com/office/word/2012/wordml" xmlns:wpg="http://schemas.microsoft.com/office/word/2010/wordprocessingGroup" xmlns:wpi="http://schemas.microsoft.com/office/word/2010/wordprocessingInk" xmlns:wne="http://schemas.microsoft.com/office/word/2006/wordml" xmlns:a="http://schemas.openxmlformats.org/drawingml/2006/main" xmlns:wps="http://schemas.microsoft.com/office/word/2010/wordprocessingShape" mc:Ignorable="w14 w15 wp14">
   <w:p>
     <w:pPr>
-      <w:pStyle w:val="978"/>
+      <w:pStyle w:val="1148"/>
       <w:pBdr/>
       <w:spacing/>
       <w:ind/>
@@ -9198,7 +10738,7 @@
   </w:p>
   <w:p>
     <w:pPr>
-      <w:pStyle w:val="978"/>
+      <w:pStyle w:val="1148"/>
       <w:pBdr/>
       <w:spacing/>
       <w:ind/>
@@ -9209,7 +10749,7 @@
   </w:p>
   <w:p>
     <w:pPr>
-      <w:pStyle w:val="978"/>
+      <w:pStyle w:val="1148"/>
       <w:pBdr/>
       <w:spacing/>
       <w:ind/>
@@ -9267,6 +10807,13 @@
                               <w:szCs w:val="16"/>
                             </w:rPr>
                             <w:t xml:space="preserve">PREFEITURA MUNICIPAL DE BERURI </w:t>
+                          </w:r>
+                          <w:r>
+                            <w:rPr>
+                              <w:rFonts w:ascii="Arial" w:hAnsi="Arial" w:cs="Arial"/>
+                              <w:sz w:val="16"/>
+                              <w:szCs w:val="16"/>
+                            </w:rPr>
                           </w:r>
                           <w:r>
                             <w:rPr>
@@ -9388,6 +10935,13 @@
                               <w:szCs w:val="16"/>
                             </w:rPr>
                           </w:r>
+                          <w:r>
+                            <w:rPr>
+                              <w:rFonts w:ascii="Arial" w:hAnsi="Arial" w:cs="Arial"/>
+                              <w:sz w:val="16"/>
+                              <w:szCs w:val="16"/>
+                            </w:rPr>
+                          </w:r>
                         </w:p>
                         <w:p>
                           <w:pPr>
@@ -9420,6 +10974,13 @@
                               <w:szCs w:val="16"/>
                             </w:rPr>
                             <w:t xml:space="preserve">06</w:t>
+                          </w:r>
+                          <w:r>
+                            <w:rPr>
+                              <w:rFonts w:ascii="Arial" w:hAnsi="Arial" w:cs="Arial"/>
+                              <w:sz w:val="16"/>
+                              <w:szCs w:val="16"/>
+                            </w:rPr>
                           </w:r>
                           <w:r>
                             <w:rPr>
@@ -9470,6 +11031,13 @@
                         <w:szCs w:val="16"/>
                       </w:rPr>
                       <w:t xml:space="preserve">PREFEITURA MUNICIPAL DE BERURI </w:t>
+                    </w:r>
+                    <w:r>
+                      <w:rPr>
+                        <w:rFonts w:ascii="Arial" w:hAnsi="Arial" w:cs="Arial"/>
+                        <w:sz w:val="16"/>
+                        <w:szCs w:val="16"/>
+                      </w:rPr>
                     </w:r>
                     <w:r>
                       <w:rPr>
@@ -9591,6 +11159,13 @@
                         <w:szCs w:val="16"/>
                       </w:rPr>
                     </w:r>
+                    <w:r>
+                      <w:rPr>
+                        <w:rFonts w:ascii="Arial" w:hAnsi="Arial" w:cs="Arial"/>
+                        <w:sz w:val="16"/>
+                        <w:szCs w:val="16"/>
+                      </w:rPr>
+                    </w:r>
                   </w:p>
                   <w:p>
                     <w:pPr>
@@ -9623,6 +11198,13 @@
                         <w:szCs w:val="16"/>
                       </w:rPr>
                       <w:t xml:space="preserve">06</w:t>
+                    </w:r>
+                    <w:r>
+                      <w:rPr>
+                        <w:rFonts w:ascii="Arial" w:hAnsi="Arial" w:cs="Arial"/>
+                        <w:sz w:val="16"/>
+                        <w:szCs w:val="16"/>
+                      </w:rPr>
                     </w:r>
                     <w:r>
                       <w:rPr>
@@ -10552,9 +12134,9 @@
     <w:lsdException w:name="Bibliography" w:uiPriority="37"/>
     <w:lsdException w:name="TOC Heading" w:uiPriority="39" w:qFormat="1"/>
   </w:latentStyles>
-  <w:style w:type="table" w:styleId="12">
+  <w:style w:type="table" w:styleId="891">
     <w:name w:val="Table Grid"/>
-    <w:basedOn w:val="898"/>
+    <w:basedOn w:val="1068"/>
     <w:uiPriority w:val="59"/>
     <w:pPr>
       <w:pBdr/>
@@ -10751,9 +12333,9 @@
       </w:tcPr>
     </w:tblStylePr>
   </w:style>
-  <w:style w:type="table" w:styleId="13">
+  <w:style w:type="table" w:styleId="892">
     <w:name w:val="Table Grid Light"/>
-    <w:basedOn w:val="898"/>
+    <w:basedOn w:val="1068"/>
     <w:uiPriority w:val="59"/>
     <w:pPr>
       <w:pBdr/>
@@ -10950,9 +12532,9 @@
       </w:tcPr>
     </w:tblStylePr>
   </w:style>
-  <w:style w:type="table" w:styleId="14">
+  <w:style w:type="table" w:styleId="893">
     <w:name w:val="Plain Table 1"/>
-    <w:basedOn w:val="898"/>
+    <w:basedOn w:val="1068"/>
     <w:uiPriority w:val="59"/>
     <w:pPr>
       <w:pBdr/>
@@ -11175,9 +12757,9 @@
       </w:tcPr>
     </w:tblStylePr>
   </w:style>
-  <w:style w:type="table" w:styleId="15">
+  <w:style w:type="table" w:styleId="894">
     <w:name w:val="Plain Table 2"/>
-    <w:basedOn w:val="898"/>
+    <w:basedOn w:val="1068"/>
     <w:uiPriority w:val="59"/>
     <w:pPr>
       <w:pBdr/>
@@ -11408,9 +12990,9 @@
       </w:tcPr>
     </w:tblStylePr>
   </w:style>
-  <w:style w:type="table" w:styleId="16">
+  <w:style w:type="table" w:styleId="895">
     <w:name w:val="Plain Table 3"/>
-    <w:basedOn w:val="898"/>
+    <w:basedOn w:val="1068"/>
     <w:uiPriority w:val="99"/>
     <w:pPr>
       <w:pBdr/>
@@ -11638,9 +13220,9 @@
       </w:tcPr>
     </w:tblStylePr>
   </w:style>
-  <w:style w:type="table" w:styleId="17">
+  <w:style w:type="table" w:styleId="896">
     <w:name w:val="Plain Table 4"/>
-    <w:basedOn w:val="898"/>
+    <w:basedOn w:val="1068"/>
     <w:uiPriority w:val="99"/>
     <w:pPr>
       <w:pBdr/>
@@ -11854,9 +13436,9 @@
       </w:tcPr>
     </w:tblStylePr>
   </w:style>
-  <w:style w:type="table" w:styleId="18">
+  <w:style w:type="table" w:styleId="897">
     <w:name w:val="Plain Table 5"/>
-    <w:basedOn w:val="898"/>
+    <w:basedOn w:val="1068"/>
     <w:uiPriority w:val="99"/>
     <w:pPr>
       <w:pBdr/>
@@ -12087,9 +13669,9 @@
       </w:tcPr>
     </w:tblStylePr>
   </w:style>
-  <w:style w:type="table" w:styleId="19">
+  <w:style w:type="table" w:styleId="898">
     <w:name w:val="Grid Table 1 Light"/>
-    <w:basedOn w:val="898"/>
+    <w:basedOn w:val="1068"/>
     <w:uiPriority w:val="99"/>
     <w:pPr>
       <w:pBdr/>
@@ -12310,9 +13892,9 @@
       </w:tcPr>
     </w:tblStylePr>
   </w:style>
-  <w:style w:type="table" w:styleId="20">
+  <w:style w:type="table" w:styleId="899">
     <w:name w:val="Grid Table 1 Light - Accent 1"/>
-    <w:basedOn w:val="898"/>
+    <w:basedOn w:val="1068"/>
     <w:uiPriority w:val="99"/>
     <w:pPr>
       <w:pBdr/>
@@ -12533,9 +14115,9 @@
       </w:tcPr>
     </w:tblStylePr>
   </w:style>
-  <w:style w:type="table" w:styleId="21">
+  <w:style w:type="table" w:styleId="900">
     <w:name w:val="Grid Table 1 Light - Accent 2"/>
-    <w:basedOn w:val="898"/>
+    <w:basedOn w:val="1068"/>
     <w:uiPriority w:val="99"/>
     <w:pPr>
       <w:pBdr/>
@@ -12756,9 +14338,9 @@
       </w:tcPr>
     </w:tblStylePr>
   </w:style>
-  <w:style w:type="table" w:styleId="22">
+  <w:style w:type="table" w:styleId="901">
     <w:name w:val="Grid Table 1 Light - Accent 3"/>
-    <w:basedOn w:val="898"/>
+    <w:basedOn w:val="1068"/>
     <w:uiPriority w:val="99"/>
     <w:pPr>
       <w:pBdr/>
@@ -12979,9 +14561,9 @@
       </w:tcPr>
     </w:tblStylePr>
   </w:style>
-  <w:style w:type="table" w:styleId="23">
+  <w:style w:type="table" w:styleId="902">
     <w:name w:val="Grid Table 1 Light - Accent 4"/>
-    <w:basedOn w:val="898"/>
+    <w:basedOn w:val="1068"/>
     <w:uiPriority w:val="99"/>
     <w:pPr>
       <w:pBdr/>
@@ -13202,9 +14784,9 @@
       </w:tcPr>
     </w:tblStylePr>
   </w:style>
-  <w:style w:type="table" w:styleId="24">
+  <w:style w:type="table" w:styleId="903">
     <w:name w:val="Grid Table 1 Light - Accent 5"/>
-    <w:basedOn w:val="898"/>
+    <w:basedOn w:val="1068"/>
     <w:uiPriority w:val="99"/>
     <w:pPr>
       <w:pBdr/>
@@ -13425,9 +15007,9 @@
       </w:tcPr>
     </w:tblStylePr>
   </w:style>
-  <w:style w:type="table" w:styleId="25">
+  <w:style w:type="table" w:styleId="904">
     <w:name w:val="Grid Table 1 Light - Accent 6"/>
-    <w:basedOn w:val="898"/>
+    <w:basedOn w:val="1068"/>
     <w:uiPriority w:val="99"/>
     <w:pPr>
       <w:pBdr/>
@@ -13648,9 +15230,9 @@
       </w:tcPr>
     </w:tblStylePr>
   </w:style>
-  <w:style w:type="table" w:styleId="26">
+  <w:style w:type="table" w:styleId="905">
     <w:name w:val="Grid Table 2"/>
-    <w:basedOn w:val="898"/>
+    <w:basedOn w:val="1068"/>
     <w:uiPriority w:val="99"/>
     <w:pPr>
       <w:pBdr/>
@@ -13880,9 +15462,9 @@
       </w:tcPr>
     </w:tblStylePr>
   </w:style>
-  <w:style w:type="table" w:styleId="27">
+  <w:style w:type="table" w:styleId="906">
     <w:name w:val="Grid Table 2 - Accent 1"/>
-    <w:basedOn w:val="898"/>
+    <w:basedOn w:val="1068"/>
     <w:uiPriority w:val="99"/>
     <w:pPr>
       <w:pBdr/>
@@ -14112,9 +15694,9 @@
       </w:tcPr>
     </w:tblStylePr>
   </w:style>
-  <w:style w:type="table" w:styleId="28">
+  <w:style w:type="table" w:styleId="907">
     <w:name w:val="Grid Table 2 - Accent 2"/>
-    <w:basedOn w:val="898"/>
+    <w:basedOn w:val="1068"/>
     <w:uiPriority w:val="99"/>
     <w:pPr>
       <w:pBdr/>
@@ -14344,9 +15926,9 @@
       </w:tcPr>
     </w:tblStylePr>
   </w:style>
-  <w:style w:type="table" w:styleId="29">
+  <w:style w:type="table" w:styleId="908">
     <w:name w:val="Grid Table 2 - Accent 3"/>
-    <w:basedOn w:val="898"/>
+    <w:basedOn w:val="1068"/>
     <w:uiPriority w:val="99"/>
     <w:pPr>
       <w:pBdr/>
@@ -14576,9 +16158,9 @@
       </w:tcPr>
     </w:tblStylePr>
   </w:style>
-  <w:style w:type="table" w:styleId="30">
+  <w:style w:type="table" w:styleId="909">
     <w:name w:val="Grid Table 2 - Accent 4"/>
-    <w:basedOn w:val="898"/>
+    <w:basedOn w:val="1068"/>
     <w:uiPriority w:val="99"/>
     <w:pPr>
       <w:pBdr/>
@@ -14808,9 +16390,9 @@
       </w:tcPr>
     </w:tblStylePr>
   </w:style>
-  <w:style w:type="table" w:styleId="31">
+  <w:style w:type="table" w:styleId="910">
     <w:name w:val="Grid Table 2 - Accent 5"/>
-    <w:basedOn w:val="898"/>
+    <w:basedOn w:val="1068"/>
     <w:uiPriority w:val="99"/>
     <w:pPr>
       <w:pBdr/>
@@ -15040,9 +16622,9 @@
       </w:tcPr>
     </w:tblStylePr>
   </w:style>
-  <w:style w:type="table" w:styleId="32">
+  <w:style w:type="table" w:styleId="911">
     <w:name w:val="Grid Table 2 - Accent 6"/>
-    <w:basedOn w:val="898"/>
+    <w:basedOn w:val="1068"/>
     <w:uiPriority w:val="99"/>
     <w:pPr>
       <w:pBdr/>
@@ -15272,9 +16854,9 @@
       </w:tcPr>
     </w:tblStylePr>
   </w:style>
-  <w:style w:type="table" w:styleId="33">
+  <w:style w:type="table" w:styleId="912">
     <w:name w:val="Grid Table 3"/>
-    <w:basedOn w:val="898"/>
+    <w:basedOn w:val="1068"/>
     <w:uiPriority w:val="99"/>
     <w:pPr>
       <w:pBdr/>
@@ -15373,29 +16955,6 @@
         <w:tblBorders/>
       </w:tblPr>
       <w:tcPr>
-        <w:shd w:color="ffffff"/>
-        <w:tcBorders>
-          <w:top w:val="none" w:color="000000" w:sz="4" w:space="0"/>
-          <w:left w:val="none" w:color="000000" w:sz="4" w:space="0"/>
-          <w:bottom w:val="none" w:color="000000" w:sz="4" w:space="0"/>
-          <w:right w:val="none" w:color="000000" w:sz="4" w:space="0"/>
-        </w:tcBorders>
-      </w:tcPr>
-    </w:tblStylePr>
-    <w:tblStylePr w:type="firstRow">
-      <w:rPr>
-        <w:b/>
-        <w:color w:val="404040"/>
-      </w:rPr>
-      <w:pPr>
-        <w:pBdr/>
-        <w:spacing/>
-        <w:ind/>
-      </w:pPr>
-      <w:tblPr>
-        <w:tblBorders/>
-      </w:tblPr>
-      <w:tcPr>
         <w:shd w:val="clear" w:color="ffffff"/>
         <w:tcBorders>
           <w:top w:val="none" w:color="000000" w:sz="4" w:space="0"/>
@@ -15405,30 +16964,7 @@
         </w:tcBorders>
       </w:tcPr>
     </w:tblStylePr>
-    <w:tblStylePr w:type="lastCol">
-      <w:rPr>
-        <w:i/>
-        <w:color w:val="404040"/>
-      </w:rPr>
-      <w:pPr>
-        <w:pBdr/>
-        <w:spacing/>
-        <w:ind/>
-      </w:pPr>
-      <w:tblPr>
-        <w:tblBorders/>
-      </w:tblPr>
-      <w:tcPr>
-        <w:shd w:color="ffffff"/>
-        <w:tcBorders>
-          <w:top w:val="none" w:color="000000" w:sz="4" w:space="0"/>
-          <w:left w:val="none" w:color="000000" w:sz="4" w:space="0"/>
-          <w:bottom w:val="none" w:color="000000" w:sz="4" w:space="0"/>
-          <w:right w:val="none" w:color="000000" w:sz="4" w:space="0"/>
-        </w:tcBorders>
-      </w:tcPr>
-    </w:tblStylePr>
-    <w:tblStylePr w:type="lastRow">
+    <w:tblStylePr w:type="firstRow">
       <w:rPr>
         <w:b/>
         <w:color w:val="404040"/>
@@ -15451,6 +16987,52 @@
         </w:tcBorders>
       </w:tcPr>
     </w:tblStylePr>
+    <w:tblStylePr w:type="lastCol">
+      <w:rPr>
+        <w:i/>
+        <w:color w:val="404040"/>
+      </w:rPr>
+      <w:pPr>
+        <w:pBdr/>
+        <w:spacing/>
+        <w:ind/>
+      </w:pPr>
+      <w:tblPr>
+        <w:tblBorders/>
+      </w:tblPr>
+      <w:tcPr>
+        <w:shd w:val="clear" w:color="ffffff"/>
+        <w:tcBorders>
+          <w:top w:val="none" w:color="000000" w:sz="4" w:space="0"/>
+          <w:left w:val="none" w:color="000000" w:sz="4" w:space="0"/>
+          <w:bottom w:val="none" w:color="000000" w:sz="4" w:space="0"/>
+          <w:right w:val="none" w:color="000000" w:sz="4" w:space="0"/>
+        </w:tcBorders>
+      </w:tcPr>
+    </w:tblStylePr>
+    <w:tblStylePr w:type="lastRow">
+      <w:rPr>
+        <w:b/>
+        <w:color w:val="404040"/>
+      </w:rPr>
+      <w:pPr>
+        <w:pBdr/>
+        <w:spacing/>
+        <w:ind/>
+      </w:pPr>
+      <w:tblPr>
+        <w:tblBorders/>
+      </w:tblPr>
+      <w:tcPr>
+        <w:shd w:val="clear" w:color="ffffff"/>
+        <w:tcBorders>
+          <w:top w:val="none" w:color="000000" w:sz="4" w:space="0"/>
+          <w:left w:val="none" w:color="000000" w:sz="4" w:space="0"/>
+          <w:bottom w:val="none" w:color="000000" w:sz="4" w:space="0"/>
+          <w:right w:val="none" w:color="000000" w:sz="4" w:space="0"/>
+        </w:tcBorders>
+      </w:tcPr>
+    </w:tblStylePr>
     <w:tblStylePr w:type="nwCell">
       <w:pPr>
         <w:pBdr/>
@@ -15517,9 +17099,9 @@
       </w:tcPr>
     </w:tblStylePr>
   </w:style>
-  <w:style w:type="table" w:styleId="34">
+  <w:style w:type="table" w:styleId="913">
     <w:name w:val="Grid Table 3 - Accent 1"/>
-    <w:basedOn w:val="898"/>
+    <w:basedOn w:val="1068"/>
     <w:uiPriority w:val="99"/>
     <w:pPr>
       <w:pBdr/>
@@ -15618,29 +17200,6 @@
         <w:tblBorders/>
       </w:tblPr>
       <w:tcPr>
-        <w:shd w:color="ffffff"/>
-        <w:tcBorders>
-          <w:top w:val="none" w:color="000000" w:sz="4" w:space="0"/>
-          <w:left w:val="none" w:color="000000" w:sz="4" w:space="0"/>
-          <w:bottom w:val="none" w:color="000000" w:sz="4" w:space="0"/>
-          <w:right w:val="none" w:color="000000" w:sz="4" w:space="0"/>
-        </w:tcBorders>
-      </w:tcPr>
-    </w:tblStylePr>
-    <w:tblStylePr w:type="firstRow">
-      <w:rPr>
-        <w:b/>
-        <w:color w:val="404040"/>
-      </w:rPr>
-      <w:pPr>
-        <w:pBdr/>
-        <w:spacing/>
-        <w:ind/>
-      </w:pPr>
-      <w:tblPr>
-        <w:tblBorders/>
-      </w:tblPr>
-      <w:tcPr>
         <w:shd w:val="clear" w:color="ffffff"/>
         <w:tcBorders>
           <w:top w:val="none" w:color="000000" w:sz="4" w:space="0"/>
@@ -15650,30 +17209,7 @@
         </w:tcBorders>
       </w:tcPr>
     </w:tblStylePr>
-    <w:tblStylePr w:type="lastCol">
-      <w:rPr>
-        <w:i/>
-        <w:color w:val="404040"/>
-      </w:rPr>
-      <w:pPr>
-        <w:pBdr/>
-        <w:spacing/>
-        <w:ind/>
-      </w:pPr>
-      <w:tblPr>
-        <w:tblBorders/>
-      </w:tblPr>
-      <w:tcPr>
-        <w:shd w:color="ffffff"/>
-        <w:tcBorders>
-          <w:top w:val="none" w:color="000000" w:sz="4" w:space="0"/>
-          <w:left w:val="none" w:color="000000" w:sz="4" w:space="0"/>
-          <w:bottom w:val="none" w:color="000000" w:sz="4" w:space="0"/>
-          <w:right w:val="none" w:color="000000" w:sz="4" w:space="0"/>
-        </w:tcBorders>
-      </w:tcPr>
-    </w:tblStylePr>
-    <w:tblStylePr w:type="lastRow">
+    <w:tblStylePr w:type="firstRow">
       <w:rPr>
         <w:b/>
         <w:color w:val="404040"/>
@@ -15696,6 +17232,52 @@
         </w:tcBorders>
       </w:tcPr>
     </w:tblStylePr>
+    <w:tblStylePr w:type="lastCol">
+      <w:rPr>
+        <w:i/>
+        <w:color w:val="404040"/>
+      </w:rPr>
+      <w:pPr>
+        <w:pBdr/>
+        <w:spacing/>
+        <w:ind/>
+      </w:pPr>
+      <w:tblPr>
+        <w:tblBorders/>
+      </w:tblPr>
+      <w:tcPr>
+        <w:shd w:val="clear" w:color="ffffff"/>
+        <w:tcBorders>
+          <w:top w:val="none" w:color="000000" w:sz="4" w:space="0"/>
+          <w:left w:val="none" w:color="000000" w:sz="4" w:space="0"/>
+          <w:bottom w:val="none" w:color="000000" w:sz="4" w:space="0"/>
+          <w:right w:val="none" w:color="000000" w:sz="4" w:space="0"/>
+        </w:tcBorders>
+      </w:tcPr>
+    </w:tblStylePr>
+    <w:tblStylePr w:type="lastRow">
+      <w:rPr>
+        <w:b/>
+        <w:color w:val="404040"/>
+      </w:rPr>
+      <w:pPr>
+        <w:pBdr/>
+        <w:spacing/>
+        <w:ind/>
+      </w:pPr>
+      <w:tblPr>
+        <w:tblBorders/>
+      </w:tblPr>
+      <w:tcPr>
+        <w:shd w:val="clear" w:color="ffffff"/>
+        <w:tcBorders>
+          <w:top w:val="none" w:color="000000" w:sz="4" w:space="0"/>
+          <w:left w:val="none" w:color="000000" w:sz="4" w:space="0"/>
+          <w:bottom w:val="none" w:color="000000" w:sz="4" w:space="0"/>
+          <w:right w:val="none" w:color="000000" w:sz="4" w:space="0"/>
+        </w:tcBorders>
+      </w:tcPr>
+    </w:tblStylePr>
     <w:tblStylePr w:type="nwCell">
       <w:pPr>
         <w:pBdr/>
@@ -15762,9 +17344,9 @@
       </w:tcPr>
     </w:tblStylePr>
   </w:style>
-  <w:style w:type="table" w:styleId="35">
+  <w:style w:type="table" w:styleId="914">
     <w:name w:val="Grid Table 3 - Accent 2"/>
-    <w:basedOn w:val="898"/>
+    <w:basedOn w:val="1068"/>
     <w:uiPriority w:val="99"/>
     <w:pPr>
       <w:pBdr/>
@@ -15863,29 +17445,6 @@
         <w:tblBorders/>
       </w:tblPr>
       <w:tcPr>
-        <w:shd w:color="ffffff"/>
-        <w:tcBorders>
-          <w:top w:val="none" w:color="000000" w:sz="4" w:space="0"/>
-          <w:left w:val="none" w:color="000000" w:sz="4" w:space="0"/>
-          <w:bottom w:val="none" w:color="000000" w:sz="4" w:space="0"/>
-          <w:right w:val="none" w:color="000000" w:sz="4" w:space="0"/>
-        </w:tcBorders>
-      </w:tcPr>
-    </w:tblStylePr>
-    <w:tblStylePr w:type="firstRow">
-      <w:rPr>
-        <w:b/>
-        <w:color w:val="404040"/>
-      </w:rPr>
-      <w:pPr>
-        <w:pBdr/>
-        <w:spacing/>
-        <w:ind/>
-      </w:pPr>
-      <w:tblPr>
-        <w:tblBorders/>
-      </w:tblPr>
-      <w:tcPr>
         <w:shd w:val="clear" w:color="ffffff"/>
         <w:tcBorders>
           <w:top w:val="none" w:color="000000" w:sz="4" w:space="0"/>
@@ -15895,30 +17454,7 @@
         </w:tcBorders>
       </w:tcPr>
     </w:tblStylePr>
-    <w:tblStylePr w:type="lastCol">
-      <w:rPr>
-        <w:i/>
-        <w:color w:val="404040"/>
-      </w:rPr>
-      <w:pPr>
-        <w:pBdr/>
-        <w:spacing/>
-        <w:ind/>
-      </w:pPr>
-      <w:tblPr>
-        <w:tblBorders/>
-      </w:tblPr>
-      <w:tcPr>
-        <w:shd w:color="ffffff"/>
-        <w:tcBorders>
-          <w:top w:val="none" w:color="000000" w:sz="4" w:space="0"/>
-          <w:left w:val="none" w:color="000000" w:sz="4" w:space="0"/>
-          <w:bottom w:val="none" w:color="000000" w:sz="4" w:space="0"/>
-          <w:right w:val="none" w:color="000000" w:sz="4" w:space="0"/>
-        </w:tcBorders>
-      </w:tcPr>
-    </w:tblStylePr>
-    <w:tblStylePr w:type="lastRow">
+    <w:tblStylePr w:type="firstRow">
       <w:rPr>
         <w:b/>
         <w:color w:val="404040"/>
@@ -15941,6 +17477,52 @@
         </w:tcBorders>
       </w:tcPr>
     </w:tblStylePr>
+    <w:tblStylePr w:type="lastCol">
+      <w:rPr>
+        <w:i/>
+        <w:color w:val="404040"/>
+      </w:rPr>
+      <w:pPr>
+        <w:pBdr/>
+        <w:spacing/>
+        <w:ind/>
+      </w:pPr>
+      <w:tblPr>
+        <w:tblBorders/>
+      </w:tblPr>
+      <w:tcPr>
+        <w:shd w:val="clear" w:color="ffffff"/>
+        <w:tcBorders>
+          <w:top w:val="none" w:color="000000" w:sz="4" w:space="0"/>
+          <w:left w:val="none" w:color="000000" w:sz="4" w:space="0"/>
+          <w:bottom w:val="none" w:color="000000" w:sz="4" w:space="0"/>
+          <w:right w:val="none" w:color="000000" w:sz="4" w:space="0"/>
+        </w:tcBorders>
+      </w:tcPr>
+    </w:tblStylePr>
+    <w:tblStylePr w:type="lastRow">
+      <w:rPr>
+        <w:b/>
+        <w:color w:val="404040"/>
+      </w:rPr>
+      <w:pPr>
+        <w:pBdr/>
+        <w:spacing/>
+        <w:ind/>
+      </w:pPr>
+      <w:tblPr>
+        <w:tblBorders/>
+      </w:tblPr>
+      <w:tcPr>
+        <w:shd w:val="clear" w:color="ffffff"/>
+        <w:tcBorders>
+          <w:top w:val="none" w:color="000000" w:sz="4" w:space="0"/>
+          <w:left w:val="none" w:color="000000" w:sz="4" w:space="0"/>
+          <w:bottom w:val="none" w:color="000000" w:sz="4" w:space="0"/>
+          <w:right w:val="none" w:color="000000" w:sz="4" w:space="0"/>
+        </w:tcBorders>
+      </w:tcPr>
+    </w:tblStylePr>
     <w:tblStylePr w:type="nwCell">
       <w:pPr>
         <w:pBdr/>
@@ -16007,9 +17589,9 @@
       </w:tcPr>
     </w:tblStylePr>
   </w:style>
-  <w:style w:type="table" w:styleId="36">
+  <w:style w:type="table" w:styleId="915">
     <w:name w:val="Grid Table 3 - Accent 3"/>
-    <w:basedOn w:val="898"/>
+    <w:basedOn w:val="1068"/>
     <w:uiPriority w:val="99"/>
     <w:pPr>
       <w:pBdr/>
@@ -16108,29 +17690,6 @@
         <w:tblBorders/>
       </w:tblPr>
       <w:tcPr>
-        <w:shd w:color="ffffff"/>
-        <w:tcBorders>
-          <w:top w:val="none" w:color="000000" w:sz="4" w:space="0"/>
-          <w:left w:val="none" w:color="000000" w:sz="4" w:space="0"/>
-          <w:bottom w:val="none" w:color="000000" w:sz="4" w:space="0"/>
-          <w:right w:val="none" w:color="000000" w:sz="4" w:space="0"/>
-        </w:tcBorders>
-      </w:tcPr>
-    </w:tblStylePr>
-    <w:tblStylePr w:type="firstRow">
-      <w:rPr>
-        <w:b/>
-        <w:color w:val="404040"/>
-      </w:rPr>
-      <w:pPr>
-        <w:pBdr/>
-        <w:spacing/>
-        <w:ind/>
-      </w:pPr>
-      <w:tblPr>
-        <w:tblBorders/>
-      </w:tblPr>
-      <w:tcPr>
         <w:shd w:val="clear" w:color="ffffff"/>
         <w:tcBorders>
           <w:top w:val="none" w:color="000000" w:sz="4" w:space="0"/>
@@ -16140,30 +17699,7 @@
         </w:tcBorders>
       </w:tcPr>
     </w:tblStylePr>
-    <w:tblStylePr w:type="lastCol">
-      <w:rPr>
-        <w:i/>
-        <w:color w:val="404040"/>
-      </w:rPr>
-      <w:pPr>
-        <w:pBdr/>
-        <w:spacing/>
-        <w:ind/>
-      </w:pPr>
-      <w:tblPr>
-        <w:tblBorders/>
-      </w:tblPr>
-      <w:tcPr>
-        <w:shd w:color="ffffff"/>
-        <w:tcBorders>
-          <w:top w:val="none" w:color="000000" w:sz="4" w:space="0"/>
-          <w:left w:val="none" w:color="000000" w:sz="4" w:space="0"/>
-          <w:bottom w:val="none" w:color="000000" w:sz="4" w:space="0"/>
-          <w:right w:val="none" w:color="000000" w:sz="4" w:space="0"/>
-        </w:tcBorders>
-      </w:tcPr>
-    </w:tblStylePr>
-    <w:tblStylePr w:type="lastRow">
+    <w:tblStylePr w:type="firstRow">
       <w:rPr>
         <w:b/>
         <w:color w:val="404040"/>
@@ -16186,6 +17722,52 @@
         </w:tcBorders>
       </w:tcPr>
     </w:tblStylePr>
+    <w:tblStylePr w:type="lastCol">
+      <w:rPr>
+        <w:i/>
+        <w:color w:val="404040"/>
+      </w:rPr>
+      <w:pPr>
+        <w:pBdr/>
+        <w:spacing/>
+        <w:ind/>
+      </w:pPr>
+      <w:tblPr>
+        <w:tblBorders/>
+      </w:tblPr>
+      <w:tcPr>
+        <w:shd w:val="clear" w:color="ffffff"/>
+        <w:tcBorders>
+          <w:top w:val="none" w:color="000000" w:sz="4" w:space="0"/>
+          <w:left w:val="none" w:color="000000" w:sz="4" w:space="0"/>
+          <w:bottom w:val="none" w:color="000000" w:sz="4" w:space="0"/>
+          <w:right w:val="none" w:color="000000" w:sz="4" w:space="0"/>
+        </w:tcBorders>
+      </w:tcPr>
+    </w:tblStylePr>
+    <w:tblStylePr w:type="lastRow">
+      <w:rPr>
+        <w:b/>
+        <w:color w:val="404040"/>
+      </w:rPr>
+      <w:pPr>
+        <w:pBdr/>
+        <w:spacing/>
+        <w:ind/>
+      </w:pPr>
+      <w:tblPr>
+        <w:tblBorders/>
+      </w:tblPr>
+      <w:tcPr>
+        <w:shd w:val="clear" w:color="ffffff"/>
+        <w:tcBorders>
+          <w:top w:val="none" w:color="000000" w:sz="4" w:space="0"/>
+          <w:left w:val="none" w:color="000000" w:sz="4" w:space="0"/>
+          <w:bottom w:val="none" w:color="000000" w:sz="4" w:space="0"/>
+          <w:right w:val="none" w:color="000000" w:sz="4" w:space="0"/>
+        </w:tcBorders>
+      </w:tcPr>
+    </w:tblStylePr>
     <w:tblStylePr w:type="nwCell">
       <w:pPr>
         <w:pBdr/>
@@ -16252,9 +17834,9 @@
       </w:tcPr>
     </w:tblStylePr>
   </w:style>
-  <w:style w:type="table" w:styleId="37">
+  <w:style w:type="table" w:styleId="916">
     <w:name w:val="Grid Table 3 - Accent 4"/>
-    <w:basedOn w:val="898"/>
+    <w:basedOn w:val="1068"/>
     <w:uiPriority w:val="99"/>
     <w:pPr>
       <w:pBdr/>
@@ -16353,29 +17935,6 @@
         <w:tblBorders/>
       </w:tblPr>
       <w:tcPr>
-        <w:shd w:color="ffffff"/>
-        <w:tcBorders>
-          <w:top w:val="none" w:color="000000" w:sz="4" w:space="0"/>
-          <w:left w:val="none" w:color="000000" w:sz="4" w:space="0"/>
-          <w:bottom w:val="none" w:color="000000" w:sz="4" w:space="0"/>
-          <w:right w:val="none" w:color="000000" w:sz="4" w:space="0"/>
-        </w:tcBorders>
-      </w:tcPr>
-    </w:tblStylePr>
-    <w:tblStylePr w:type="firstRow">
-      <w:rPr>
-        <w:b/>
-        <w:color w:val="404040"/>
-      </w:rPr>
-      <w:pPr>
-        <w:pBdr/>
-        <w:spacing/>
-        <w:ind/>
-      </w:pPr>
-      <w:tblPr>
-        <w:tblBorders/>
-      </w:tblPr>
-      <w:tcPr>
         <w:shd w:val="clear" w:color="ffffff"/>
         <w:tcBorders>
           <w:top w:val="none" w:color="000000" w:sz="4" w:space="0"/>
@@ -16385,30 +17944,7 @@
         </w:tcBorders>
       </w:tcPr>
     </w:tblStylePr>
-    <w:tblStylePr w:type="lastCol">
-      <w:rPr>
-        <w:i/>
-        <w:color w:val="404040"/>
-      </w:rPr>
-      <w:pPr>
-        <w:pBdr/>
-        <w:spacing/>
-        <w:ind/>
-      </w:pPr>
-      <w:tblPr>
-        <w:tblBorders/>
-      </w:tblPr>
-      <w:tcPr>
-        <w:shd w:color="ffffff"/>
-        <w:tcBorders>
-          <w:top w:val="none" w:color="000000" w:sz="4" w:space="0"/>
-          <w:left w:val="none" w:color="000000" w:sz="4" w:space="0"/>
-          <w:bottom w:val="none" w:color="000000" w:sz="4" w:space="0"/>
-          <w:right w:val="none" w:color="000000" w:sz="4" w:space="0"/>
-        </w:tcBorders>
-      </w:tcPr>
-    </w:tblStylePr>
-    <w:tblStylePr w:type="lastRow">
+    <w:tblStylePr w:type="firstRow">
       <w:rPr>
         <w:b/>
         <w:color w:val="404040"/>
@@ -16431,6 +17967,52 @@
         </w:tcBorders>
       </w:tcPr>
     </w:tblStylePr>
+    <w:tblStylePr w:type="lastCol">
+      <w:rPr>
+        <w:i/>
+        <w:color w:val="404040"/>
+      </w:rPr>
+      <w:pPr>
+        <w:pBdr/>
+        <w:spacing/>
+        <w:ind/>
+      </w:pPr>
+      <w:tblPr>
+        <w:tblBorders/>
+      </w:tblPr>
+      <w:tcPr>
+        <w:shd w:val="clear" w:color="ffffff"/>
+        <w:tcBorders>
+          <w:top w:val="none" w:color="000000" w:sz="4" w:space="0"/>
+          <w:left w:val="none" w:color="000000" w:sz="4" w:space="0"/>
+          <w:bottom w:val="none" w:color="000000" w:sz="4" w:space="0"/>
+          <w:right w:val="none" w:color="000000" w:sz="4" w:space="0"/>
+        </w:tcBorders>
+      </w:tcPr>
+    </w:tblStylePr>
+    <w:tblStylePr w:type="lastRow">
+      <w:rPr>
+        <w:b/>
+        <w:color w:val="404040"/>
+      </w:rPr>
+      <w:pPr>
+        <w:pBdr/>
+        <w:spacing/>
+        <w:ind/>
+      </w:pPr>
+      <w:tblPr>
+        <w:tblBorders/>
+      </w:tblPr>
+      <w:tcPr>
+        <w:shd w:val="clear" w:color="ffffff"/>
+        <w:tcBorders>
+          <w:top w:val="none" w:color="000000" w:sz="4" w:space="0"/>
+          <w:left w:val="none" w:color="000000" w:sz="4" w:space="0"/>
+          <w:bottom w:val="none" w:color="000000" w:sz="4" w:space="0"/>
+          <w:right w:val="none" w:color="000000" w:sz="4" w:space="0"/>
+        </w:tcBorders>
+      </w:tcPr>
+    </w:tblStylePr>
     <w:tblStylePr w:type="nwCell">
       <w:pPr>
         <w:pBdr/>
@@ -16497,9 +18079,9 @@
       </w:tcPr>
     </w:tblStylePr>
   </w:style>
-  <w:style w:type="table" w:styleId="38">
+  <w:style w:type="table" w:styleId="917">
     <w:name w:val="Grid Table 3 - Accent 5"/>
-    <w:basedOn w:val="898"/>
+    <w:basedOn w:val="1068"/>
     <w:uiPriority w:val="99"/>
     <w:pPr>
       <w:pBdr/>
@@ -16598,29 +18180,6 @@
         <w:tblBorders/>
       </w:tblPr>
       <w:tcPr>
-        <w:shd w:color="ffffff"/>
-        <w:tcBorders>
-          <w:top w:val="none" w:color="000000" w:sz="4" w:space="0"/>
-          <w:left w:val="none" w:color="000000" w:sz="4" w:space="0"/>
-          <w:bottom w:val="none" w:color="000000" w:sz="4" w:space="0"/>
-          <w:right w:val="none" w:color="000000" w:sz="4" w:space="0"/>
-        </w:tcBorders>
-      </w:tcPr>
-    </w:tblStylePr>
-    <w:tblStylePr w:type="firstRow">
-      <w:rPr>
-        <w:b/>
-        <w:color w:val="404040"/>
-      </w:rPr>
-      <w:pPr>
-        <w:pBdr/>
-        <w:spacing/>
-        <w:ind/>
-      </w:pPr>
-      <w:tblPr>
-        <w:tblBorders/>
-      </w:tblPr>
-      <w:tcPr>
         <w:shd w:val="clear" w:color="ffffff"/>
         <w:tcBorders>
           <w:top w:val="none" w:color="000000" w:sz="4" w:space="0"/>
@@ -16630,30 +18189,7 @@
         </w:tcBorders>
       </w:tcPr>
     </w:tblStylePr>
-    <w:tblStylePr w:type="lastCol">
-      <w:rPr>
-        <w:i/>
-        <w:color w:val="404040"/>
-      </w:rPr>
-      <w:pPr>
-        <w:pBdr/>
-        <w:spacing/>
-        <w:ind/>
-      </w:pPr>
-      <w:tblPr>
-        <w:tblBorders/>
-      </w:tblPr>
-      <w:tcPr>
-        <w:shd w:color="ffffff"/>
-        <w:tcBorders>
-          <w:top w:val="none" w:color="000000" w:sz="4" w:space="0"/>
-          <w:left w:val="none" w:color="000000" w:sz="4" w:space="0"/>
-          <w:bottom w:val="none" w:color="000000" w:sz="4" w:space="0"/>
-          <w:right w:val="none" w:color="000000" w:sz="4" w:space="0"/>
-        </w:tcBorders>
-      </w:tcPr>
-    </w:tblStylePr>
-    <w:tblStylePr w:type="lastRow">
+    <w:tblStylePr w:type="firstRow">
       <w:rPr>
         <w:b/>
         <w:color w:val="404040"/>
@@ -16676,6 +18212,52 @@
         </w:tcBorders>
       </w:tcPr>
     </w:tblStylePr>
+    <w:tblStylePr w:type="lastCol">
+      <w:rPr>
+        <w:i/>
+        <w:color w:val="404040"/>
+      </w:rPr>
+      <w:pPr>
+        <w:pBdr/>
+        <w:spacing/>
+        <w:ind/>
+      </w:pPr>
+      <w:tblPr>
+        <w:tblBorders/>
+      </w:tblPr>
+      <w:tcPr>
+        <w:shd w:val="clear" w:color="ffffff"/>
+        <w:tcBorders>
+          <w:top w:val="none" w:color="000000" w:sz="4" w:space="0"/>
+          <w:left w:val="none" w:color="000000" w:sz="4" w:space="0"/>
+          <w:bottom w:val="none" w:color="000000" w:sz="4" w:space="0"/>
+          <w:right w:val="none" w:color="000000" w:sz="4" w:space="0"/>
+        </w:tcBorders>
+      </w:tcPr>
+    </w:tblStylePr>
+    <w:tblStylePr w:type="lastRow">
+      <w:rPr>
+        <w:b/>
+        <w:color w:val="404040"/>
+      </w:rPr>
+      <w:pPr>
+        <w:pBdr/>
+        <w:spacing/>
+        <w:ind/>
+      </w:pPr>
+      <w:tblPr>
+        <w:tblBorders/>
+      </w:tblPr>
+      <w:tcPr>
+        <w:shd w:val="clear" w:color="ffffff"/>
+        <w:tcBorders>
+          <w:top w:val="none" w:color="000000" w:sz="4" w:space="0"/>
+          <w:left w:val="none" w:color="000000" w:sz="4" w:space="0"/>
+          <w:bottom w:val="none" w:color="000000" w:sz="4" w:space="0"/>
+          <w:right w:val="none" w:color="000000" w:sz="4" w:space="0"/>
+        </w:tcBorders>
+      </w:tcPr>
+    </w:tblStylePr>
     <w:tblStylePr w:type="nwCell">
       <w:pPr>
         <w:pBdr/>
@@ -16742,9 +18324,9 @@
       </w:tcPr>
     </w:tblStylePr>
   </w:style>
-  <w:style w:type="table" w:styleId="39">
+  <w:style w:type="table" w:styleId="918">
     <w:name w:val="Grid Table 3 - Accent 6"/>
-    <w:basedOn w:val="898"/>
+    <w:basedOn w:val="1068"/>
     <w:uiPriority w:val="99"/>
     <w:pPr>
       <w:pBdr/>
@@ -16843,29 +18425,6 @@
         <w:tblBorders/>
       </w:tblPr>
       <w:tcPr>
-        <w:shd w:color="ffffff"/>
-        <w:tcBorders>
-          <w:top w:val="none" w:color="000000" w:sz="4" w:space="0"/>
-          <w:left w:val="none" w:color="000000" w:sz="4" w:space="0"/>
-          <w:bottom w:val="none" w:color="000000" w:sz="4" w:space="0"/>
-          <w:right w:val="none" w:color="000000" w:sz="4" w:space="0"/>
-        </w:tcBorders>
-      </w:tcPr>
-    </w:tblStylePr>
-    <w:tblStylePr w:type="firstRow">
-      <w:rPr>
-        <w:b/>
-        <w:color w:val="404040"/>
-      </w:rPr>
-      <w:pPr>
-        <w:pBdr/>
-        <w:spacing/>
-        <w:ind/>
-      </w:pPr>
-      <w:tblPr>
-        <w:tblBorders/>
-      </w:tblPr>
-      <w:tcPr>
         <w:shd w:val="clear" w:color="ffffff"/>
         <w:tcBorders>
           <w:top w:val="none" w:color="000000" w:sz="4" w:space="0"/>
@@ -16875,30 +18434,7 @@
         </w:tcBorders>
       </w:tcPr>
     </w:tblStylePr>
-    <w:tblStylePr w:type="lastCol">
-      <w:rPr>
-        <w:i/>
-        <w:color w:val="404040"/>
-      </w:rPr>
-      <w:pPr>
-        <w:pBdr/>
-        <w:spacing/>
-        <w:ind/>
-      </w:pPr>
-      <w:tblPr>
-        <w:tblBorders/>
-      </w:tblPr>
-      <w:tcPr>
-        <w:shd w:color="ffffff"/>
-        <w:tcBorders>
-          <w:top w:val="none" w:color="000000" w:sz="4" w:space="0"/>
-          <w:left w:val="none" w:color="000000" w:sz="4" w:space="0"/>
-          <w:bottom w:val="none" w:color="000000" w:sz="4" w:space="0"/>
-          <w:right w:val="none" w:color="000000" w:sz="4" w:space="0"/>
-        </w:tcBorders>
-      </w:tcPr>
-    </w:tblStylePr>
-    <w:tblStylePr w:type="lastRow">
+    <w:tblStylePr w:type="firstRow">
       <w:rPr>
         <w:b/>
         <w:color w:val="404040"/>
@@ -16921,6 +18457,52 @@
         </w:tcBorders>
       </w:tcPr>
     </w:tblStylePr>
+    <w:tblStylePr w:type="lastCol">
+      <w:rPr>
+        <w:i/>
+        <w:color w:val="404040"/>
+      </w:rPr>
+      <w:pPr>
+        <w:pBdr/>
+        <w:spacing/>
+        <w:ind/>
+      </w:pPr>
+      <w:tblPr>
+        <w:tblBorders/>
+      </w:tblPr>
+      <w:tcPr>
+        <w:shd w:val="clear" w:color="ffffff"/>
+        <w:tcBorders>
+          <w:top w:val="none" w:color="000000" w:sz="4" w:space="0"/>
+          <w:left w:val="none" w:color="000000" w:sz="4" w:space="0"/>
+          <w:bottom w:val="none" w:color="000000" w:sz="4" w:space="0"/>
+          <w:right w:val="none" w:color="000000" w:sz="4" w:space="0"/>
+        </w:tcBorders>
+      </w:tcPr>
+    </w:tblStylePr>
+    <w:tblStylePr w:type="lastRow">
+      <w:rPr>
+        <w:b/>
+        <w:color w:val="404040"/>
+      </w:rPr>
+      <w:pPr>
+        <w:pBdr/>
+        <w:spacing/>
+        <w:ind/>
+      </w:pPr>
+      <w:tblPr>
+        <w:tblBorders/>
+      </w:tblPr>
+      <w:tcPr>
+        <w:shd w:val="clear" w:color="ffffff"/>
+        <w:tcBorders>
+          <w:top w:val="none" w:color="000000" w:sz="4" w:space="0"/>
+          <w:left w:val="none" w:color="000000" w:sz="4" w:space="0"/>
+          <w:bottom w:val="none" w:color="000000" w:sz="4" w:space="0"/>
+          <w:right w:val="none" w:color="000000" w:sz="4" w:space="0"/>
+        </w:tcBorders>
+      </w:tcPr>
+    </w:tblStylePr>
     <w:tblStylePr w:type="nwCell">
       <w:pPr>
         <w:pBdr/>
@@ -16987,9 +18569,9 @@
       </w:tcPr>
     </w:tblStylePr>
   </w:style>
-  <w:style w:type="table" w:styleId="40">
+  <w:style w:type="table" w:styleId="919">
     <w:name w:val="Grid Table 4"/>
-    <w:basedOn w:val="898"/>
+    <w:basedOn w:val="1068"/>
     <w:uiPriority w:val="59"/>
     <w:pPr>
       <w:pBdr/>
@@ -17220,9 +18802,9 @@
       </w:tcPr>
     </w:tblStylePr>
   </w:style>
-  <w:style w:type="table" w:styleId="41">
+  <w:style w:type="table" w:styleId="920">
     <w:name w:val="Grid Table 4 - Accent 1"/>
-    <w:basedOn w:val="898"/>
+    <w:basedOn w:val="1068"/>
     <w:uiPriority w:val="59"/>
     <w:pPr>
       <w:pBdr/>
@@ -17453,9 +19035,9 @@
       </w:tcPr>
     </w:tblStylePr>
   </w:style>
-  <w:style w:type="table" w:styleId="42">
+  <w:style w:type="table" w:styleId="921">
     <w:name w:val="Grid Table 4 - Accent 2"/>
-    <w:basedOn w:val="898"/>
+    <w:basedOn w:val="1068"/>
     <w:uiPriority w:val="59"/>
     <w:pPr>
       <w:pBdr/>
@@ -17686,9 +19268,9 @@
       </w:tcPr>
     </w:tblStylePr>
   </w:style>
-  <w:style w:type="table" w:styleId="43">
+  <w:style w:type="table" w:styleId="922">
     <w:name w:val="Grid Table 4 - Accent 3"/>
-    <w:basedOn w:val="898"/>
+    <w:basedOn w:val="1068"/>
     <w:uiPriority w:val="59"/>
     <w:pPr>
       <w:pBdr/>
@@ -17919,9 +19501,9 @@
       </w:tcPr>
     </w:tblStylePr>
   </w:style>
-  <w:style w:type="table" w:styleId="44">
+  <w:style w:type="table" w:styleId="923">
     <w:name w:val="Grid Table 4 - Accent 4"/>
-    <w:basedOn w:val="898"/>
+    <w:basedOn w:val="1068"/>
     <w:uiPriority w:val="59"/>
     <w:pPr>
       <w:pBdr/>
@@ -18152,9 +19734,9 @@
       </w:tcPr>
     </w:tblStylePr>
   </w:style>
-  <w:style w:type="table" w:styleId="45">
+  <w:style w:type="table" w:styleId="924">
     <w:name w:val="Grid Table 4 - Accent 5"/>
-    <w:basedOn w:val="898"/>
+    <w:basedOn w:val="1068"/>
     <w:uiPriority w:val="59"/>
     <w:pPr>
       <w:pBdr/>
@@ -18385,9 +19967,9 @@
       </w:tcPr>
     </w:tblStylePr>
   </w:style>
-  <w:style w:type="table" w:styleId="46">
+  <w:style w:type="table" w:styleId="925">
     <w:name w:val="Grid Table 4 - Accent 6"/>
-    <w:basedOn w:val="898"/>
+    <w:basedOn w:val="1068"/>
     <w:uiPriority w:val="59"/>
     <w:pPr>
       <w:pBdr/>
@@ -18618,9 +20200,9 @@
       </w:tcPr>
     </w:tblStylePr>
   </w:style>
-  <w:style w:type="table" w:styleId="47">
+  <w:style w:type="table" w:styleId="926">
     <w:name w:val="Grid Table 5 Dark"/>
-    <w:basedOn w:val="898"/>
+    <w:basedOn w:val="1068"/>
     <w:uiPriority w:val="99"/>
     <w:pPr>
       <w:pBdr/>
@@ -18846,9 +20428,9 @@
       </w:tcPr>
     </w:tblStylePr>
   </w:style>
-  <w:style w:type="table" w:styleId="48">
+  <w:style w:type="table" w:styleId="927">
     <w:name w:val="Grid Table 5 Dark- Accent 1"/>
-    <w:basedOn w:val="898"/>
+    <w:basedOn w:val="1068"/>
     <w:uiPriority w:val="99"/>
     <w:pPr>
       <w:pBdr/>
@@ -19074,9 +20656,9 @@
       </w:tcPr>
     </w:tblStylePr>
   </w:style>
-  <w:style w:type="table" w:styleId="49">
+  <w:style w:type="table" w:styleId="928">
     <w:name w:val="Grid Table 5 Dark - Accent 2"/>
-    <w:basedOn w:val="898"/>
+    <w:basedOn w:val="1068"/>
     <w:uiPriority w:val="99"/>
     <w:pPr>
       <w:pBdr/>
@@ -19302,9 +20884,9 @@
       </w:tcPr>
     </w:tblStylePr>
   </w:style>
-  <w:style w:type="table" w:styleId="50">
+  <w:style w:type="table" w:styleId="929">
     <w:name w:val="Grid Table 5 Dark - Accent 3"/>
-    <w:basedOn w:val="898"/>
+    <w:basedOn w:val="1068"/>
     <w:uiPriority w:val="99"/>
     <w:pPr>
       <w:pBdr/>
@@ -19530,9 +21112,9 @@
       </w:tcPr>
     </w:tblStylePr>
   </w:style>
-  <w:style w:type="table" w:styleId="51">
+  <w:style w:type="table" w:styleId="930">
     <w:name w:val="Grid Table 5 Dark- Accent 4"/>
-    <w:basedOn w:val="898"/>
+    <w:basedOn w:val="1068"/>
     <w:uiPriority w:val="99"/>
     <w:pPr>
       <w:pBdr/>
@@ -19758,9 +21340,9 @@
       </w:tcPr>
     </w:tblStylePr>
   </w:style>
-  <w:style w:type="table" w:styleId="52">
+  <w:style w:type="table" w:styleId="931">
     <w:name w:val="Grid Table 5 Dark - Accent 5"/>
-    <w:basedOn w:val="898"/>
+    <w:basedOn w:val="1068"/>
     <w:uiPriority w:val="99"/>
     <w:pPr>
       <w:pBdr/>
@@ -19986,9 +21568,9 @@
       </w:tcPr>
     </w:tblStylePr>
   </w:style>
-  <w:style w:type="table" w:styleId="53">
+  <w:style w:type="table" w:styleId="932">
     <w:name w:val="Grid Table 5 Dark - Accent 6"/>
-    <w:basedOn w:val="898"/>
+    <w:basedOn w:val="1068"/>
     <w:uiPriority w:val="99"/>
     <w:pPr>
       <w:pBdr/>
@@ -20214,9 +21796,9 @@
       </w:tcPr>
     </w:tblStylePr>
   </w:style>
-  <w:style w:type="table" w:styleId="54">
+  <w:style w:type="table" w:styleId="933">
     <w:name w:val="Grid Table 6 Colorful"/>
-    <w:basedOn w:val="898"/>
+    <w:basedOn w:val="1068"/>
     <w:uiPriority w:val="99"/>
     <w:pPr>
       <w:pBdr/>
@@ -20444,9 +22026,9 @@
       </w:tcPr>
     </w:tblStylePr>
   </w:style>
-  <w:style w:type="table" w:styleId="55">
+  <w:style w:type="table" w:styleId="934">
     <w:name w:val="Grid Table 6 Colorful - Accent 1"/>
-    <w:basedOn w:val="898"/>
+    <w:basedOn w:val="1068"/>
     <w:uiPriority w:val="99"/>
     <w:pPr>
       <w:pBdr/>
@@ -20674,9 +22256,9 @@
       </w:tcPr>
     </w:tblStylePr>
   </w:style>
-  <w:style w:type="table" w:styleId="56">
+  <w:style w:type="table" w:styleId="935">
     <w:name w:val="Grid Table 6 Colorful - Accent 2"/>
-    <w:basedOn w:val="898"/>
+    <w:basedOn w:val="1068"/>
     <w:uiPriority w:val="99"/>
     <w:pPr>
       <w:pBdr/>
@@ -20904,9 +22486,9 @@
       </w:tcPr>
     </w:tblStylePr>
   </w:style>
-  <w:style w:type="table" w:styleId="57">
+  <w:style w:type="table" w:styleId="936">
     <w:name w:val="Grid Table 6 Colorful - Accent 3"/>
-    <w:basedOn w:val="898"/>
+    <w:basedOn w:val="1068"/>
     <w:uiPriority w:val="99"/>
     <w:pPr>
       <w:pBdr/>
@@ -21134,9 +22716,9 @@
       </w:tcPr>
     </w:tblStylePr>
   </w:style>
-  <w:style w:type="table" w:styleId="58">
+  <w:style w:type="table" w:styleId="937">
     <w:name w:val="Grid Table 6 Colorful - Accent 4"/>
-    <w:basedOn w:val="898"/>
+    <w:basedOn w:val="1068"/>
     <w:uiPriority w:val="99"/>
     <w:pPr>
       <w:pBdr/>
@@ -21364,9 +22946,9 @@
       </w:tcPr>
     </w:tblStylePr>
   </w:style>
-  <w:style w:type="table" w:styleId="59">
+  <w:style w:type="table" w:styleId="938">
     <w:name w:val="Grid Table 6 Colorful - Accent 5"/>
-    <w:basedOn w:val="898"/>
+    <w:basedOn w:val="1068"/>
     <w:uiPriority w:val="99"/>
     <w:pPr>
       <w:pBdr/>
@@ -21594,9 +23176,9 @@
       </w:tcPr>
     </w:tblStylePr>
   </w:style>
-  <w:style w:type="table" w:styleId="60">
+  <w:style w:type="table" w:styleId="939">
     <w:name w:val="Grid Table 6 Colorful - Accent 6"/>
-    <w:basedOn w:val="898"/>
+    <w:basedOn w:val="1068"/>
     <w:uiPriority w:val="99"/>
     <w:pPr>
       <w:pBdr/>
@@ -21824,9 +23406,9 @@
       </w:tcPr>
     </w:tblStylePr>
   </w:style>
-  <w:style w:type="table" w:styleId="61">
+  <w:style w:type="table" w:styleId="940">
     <w:name w:val="Grid Table 7 Colorful"/>
-    <w:basedOn w:val="898"/>
+    <w:basedOn w:val="1068"/>
     <w:uiPriority w:val="99"/>
     <w:pPr>
       <w:pBdr/>
@@ -21928,11 +23510,11 @@
         <w:tblBorders/>
       </w:tblPr>
       <w:tcPr>
-        <w:shd w:color="ffffff"/>
+        <w:shd w:val="clear" w:color="ffffff"/>
         <w:tcBorders>
-          <w:top w:val="none"/>
-          <w:left w:val="none"/>
-          <w:bottom w:val="none"/>
+          <w:top w:val="none" w:color="000000" w:sz="4" w:space="0"/>
+          <w:left w:val="none" w:color="000000" w:sz="4" w:space="0"/>
+          <w:bottom w:val="none" w:color="000000" w:sz="4" w:space="0"/>
           <w:right w:val="single" w:color="000000" w:themeColor="text1" w:themeTint="80" w:sz="4" w:space="0"/>
         </w:tcBorders>
       </w:tcPr>
@@ -21955,10 +23537,10 @@
       <w:tcPr>
         <w:shd w:val="clear" w:color="ffffff" w:themeColor="light1" w:fill="ffffff" w:themeFill="light1"/>
         <w:tcBorders>
-          <w:top w:val="none"/>
-          <w:left w:val="none"/>
+          <w:top w:val="none" w:color="000000" w:sz="4" w:space="0"/>
+          <w:left w:val="none" w:color="000000" w:sz="4" w:space="0"/>
           <w:bottom w:val="single" w:color="000000" w:themeColor="text1" w:themeTint="80" w:sz="4" w:space="0"/>
-          <w:right w:val="none"/>
+          <w:right w:val="none" w:color="000000" w:sz="4" w:space="0"/>
         </w:tcBorders>
       </w:tcPr>
     </w:tblStylePr>
@@ -21978,12 +23560,12 @@
         <w:tblBorders/>
       </w:tblPr>
       <w:tcPr>
-        <w:shd w:color="ffffff"/>
+        <w:shd w:val="clear" w:color="ffffff"/>
         <w:tcBorders>
-          <w:top w:val="none"/>
+          <w:top w:val="none" w:color="000000" w:sz="4" w:space="0"/>
           <w:left w:val="single" w:color="000000" w:themeColor="text1" w:themeTint="80" w:sz="4" w:space="0"/>
-          <w:bottom w:val="none"/>
-          <w:right w:val="none"/>
+          <w:bottom w:val="none" w:color="000000" w:sz="4" w:space="0"/>
+          <w:right w:val="none" w:color="000000" w:sz="4" w:space="0"/>
         </w:tcBorders>
       </w:tcPr>
     </w:tblStylePr>
@@ -22006,9 +23588,9 @@
         <w:shd w:val="clear" w:color="ffffff" w:themeColor="light1" w:fill="ffffff" w:themeFill="light1"/>
         <w:tcBorders>
           <w:top w:val="single" w:color="000000" w:themeColor="text1" w:themeTint="80" w:sz="4" w:space="0"/>
-          <w:left w:val="none"/>
-          <w:bottom w:val="none"/>
-          <w:right w:val="none"/>
+          <w:left w:val="none" w:color="000000" w:sz="4" w:space="0"/>
+          <w:bottom w:val="none" w:color="000000" w:sz="4" w:space="0"/>
+          <w:right w:val="none" w:color="000000" w:sz="4" w:space="0"/>
         </w:tcBorders>
       </w:tcPr>
     </w:tblStylePr>
@@ -22078,9 +23660,9 @@
       </w:tcPr>
     </w:tblStylePr>
   </w:style>
-  <w:style w:type="table" w:styleId="62">
+  <w:style w:type="table" w:styleId="941">
     <w:name w:val="Grid Table 7 Colorful - Accent 1"/>
-    <w:basedOn w:val="898"/>
+    <w:basedOn w:val="1068"/>
     <w:uiPriority w:val="99"/>
     <w:pPr>
       <w:pBdr/>
@@ -22182,11 +23764,11 @@
         <w:tblBorders/>
       </w:tblPr>
       <w:tcPr>
-        <w:shd w:color="ffffff"/>
+        <w:shd w:val="clear" w:color="ffffff"/>
         <w:tcBorders>
-          <w:top w:val="none"/>
-          <w:left w:val="none"/>
-          <w:bottom w:val="none"/>
+          <w:top w:val="none" w:color="000000" w:sz="4" w:space="0"/>
+          <w:left w:val="none" w:color="000000" w:sz="4" w:space="0"/>
+          <w:bottom w:val="none" w:color="000000" w:sz="4" w:space="0"/>
           <w:right w:val="single" w:color="000000" w:themeColor="accent1" w:themeTint="80" w:sz="4" w:space="0"/>
         </w:tcBorders>
       </w:tcPr>
@@ -22209,10 +23791,10 @@
       <w:tcPr>
         <w:shd w:val="clear" w:color="ffffff" w:themeColor="light1" w:fill="ffffff" w:themeFill="light1"/>
         <w:tcBorders>
-          <w:top w:val="none"/>
-          <w:left w:val="none"/>
+          <w:top w:val="none" w:color="000000" w:sz="4" w:space="0"/>
+          <w:left w:val="none" w:color="000000" w:sz="4" w:space="0"/>
           <w:bottom w:val="single" w:color="000000" w:themeColor="accent1" w:themeTint="80" w:sz="4" w:space="0"/>
-          <w:right w:val="none"/>
+          <w:right w:val="none" w:color="000000" w:sz="4" w:space="0"/>
         </w:tcBorders>
       </w:tcPr>
     </w:tblStylePr>
@@ -22232,12 +23814,12 @@
         <w:tblBorders/>
       </w:tblPr>
       <w:tcPr>
-        <w:shd w:color="ffffff"/>
+        <w:shd w:val="clear" w:color="ffffff"/>
         <w:tcBorders>
-          <w:top w:val="none"/>
+          <w:top w:val="none" w:color="000000" w:sz="4" w:space="0"/>
           <w:left w:val="single" w:color="000000" w:themeColor="accent1" w:themeTint="80" w:sz="4" w:space="0"/>
-          <w:bottom w:val="none"/>
-          <w:right w:val="none"/>
+          <w:bottom w:val="none" w:color="000000" w:sz="4" w:space="0"/>
+          <w:right w:val="none" w:color="000000" w:sz="4" w:space="0"/>
         </w:tcBorders>
       </w:tcPr>
     </w:tblStylePr>
@@ -22260,9 +23842,9 @@
         <w:shd w:val="clear" w:color="ffffff" w:themeColor="light1" w:fill="ffffff" w:themeFill="light1"/>
         <w:tcBorders>
           <w:top w:val="single" w:color="000000" w:themeColor="accent1" w:themeTint="80" w:sz="4" w:space="0"/>
-          <w:left w:val="none"/>
-          <w:bottom w:val="none"/>
-          <w:right w:val="none"/>
+          <w:left w:val="none" w:color="000000" w:sz="4" w:space="0"/>
+          <w:bottom w:val="none" w:color="000000" w:sz="4" w:space="0"/>
+          <w:right w:val="none" w:color="000000" w:sz="4" w:space="0"/>
         </w:tcBorders>
       </w:tcPr>
     </w:tblStylePr>
@@ -22332,9 +23914,9 @@
       </w:tcPr>
     </w:tblStylePr>
   </w:style>
-  <w:style w:type="table" w:styleId="63">
+  <w:style w:type="table" w:styleId="942">
     <w:name w:val="Grid Table 7 Colorful - Accent 2"/>
-    <w:basedOn w:val="898"/>
+    <w:basedOn w:val="1068"/>
     <w:uiPriority w:val="99"/>
     <w:pPr>
       <w:pBdr/>
@@ -22436,11 +24018,11 @@
         <w:tblBorders/>
       </w:tblPr>
       <w:tcPr>
-        <w:shd w:color="ffffff"/>
+        <w:shd w:val="clear" w:color="ffffff"/>
         <w:tcBorders>
-          <w:top w:val="none"/>
-          <w:left w:val="none"/>
-          <w:bottom w:val="none"/>
+          <w:top w:val="none" w:color="000000" w:sz="4" w:space="0"/>
+          <w:left w:val="none" w:color="000000" w:sz="4" w:space="0"/>
+          <w:bottom w:val="none" w:color="000000" w:sz="4" w:space="0"/>
           <w:right w:val="single" w:color="000000" w:themeColor="accent2" w:themeTint="97" w:sz="4" w:space="0"/>
         </w:tcBorders>
       </w:tcPr>
@@ -22463,10 +24045,10 @@
       <w:tcPr>
         <w:shd w:val="clear" w:color="ffffff" w:themeColor="light1" w:fill="ffffff" w:themeFill="light1"/>
         <w:tcBorders>
-          <w:top w:val="none"/>
-          <w:left w:val="none"/>
+          <w:top w:val="none" w:color="000000" w:sz="4" w:space="0"/>
+          <w:left w:val="none" w:color="000000" w:sz="4" w:space="0"/>
           <w:bottom w:val="single" w:color="000000" w:themeColor="accent2" w:themeTint="97" w:sz="4" w:space="0"/>
-          <w:right w:val="none"/>
+          <w:right w:val="none" w:color="000000" w:sz="4" w:space="0"/>
         </w:tcBorders>
       </w:tcPr>
     </w:tblStylePr>
@@ -22486,12 +24068,12 @@
         <w:tblBorders/>
       </w:tblPr>
       <w:tcPr>
-        <w:shd w:color="ffffff"/>
+        <w:shd w:val="clear" w:color="ffffff"/>
         <w:tcBorders>
-          <w:top w:val="none"/>
+          <w:top w:val="none" w:color="000000" w:sz="4" w:space="0"/>
           <w:left w:val="single" w:color="000000" w:themeColor="accent2" w:themeTint="97" w:sz="4" w:space="0"/>
-          <w:bottom w:val="none"/>
-          <w:right w:val="none"/>
+          <w:bottom w:val="none" w:color="000000" w:sz="4" w:space="0"/>
+          <w:right w:val="none" w:color="000000" w:sz="4" w:space="0"/>
         </w:tcBorders>
       </w:tcPr>
     </w:tblStylePr>
@@ -22514,9 +24096,9 @@
         <w:shd w:val="clear" w:color="ffffff" w:themeColor="light1" w:fill="ffffff" w:themeFill="light1"/>
         <w:tcBorders>
           <w:top w:val="single" w:color="000000" w:themeColor="accent2" w:themeTint="97" w:sz="4" w:space="0"/>
-          <w:left w:val="none"/>
-          <w:bottom w:val="none"/>
-          <w:right w:val="none"/>
+          <w:left w:val="none" w:color="000000" w:sz="4" w:space="0"/>
+          <w:bottom w:val="none" w:color="000000" w:sz="4" w:space="0"/>
+          <w:right w:val="none" w:color="000000" w:sz="4" w:space="0"/>
         </w:tcBorders>
       </w:tcPr>
     </w:tblStylePr>
@@ -22586,9 +24168,9 @@
       </w:tcPr>
     </w:tblStylePr>
   </w:style>
-  <w:style w:type="table" w:styleId="64">
+  <w:style w:type="table" w:styleId="943">
     <w:name w:val="Grid Table 7 Colorful - Accent 3"/>
-    <w:basedOn w:val="898"/>
+    <w:basedOn w:val="1068"/>
     <w:uiPriority w:val="99"/>
     <w:pPr>
       <w:pBdr/>
@@ -22690,11 +24272,11 @@
         <w:tblBorders/>
       </w:tblPr>
       <w:tcPr>
-        <w:shd w:color="ffffff"/>
+        <w:shd w:val="clear" w:color="ffffff"/>
         <w:tcBorders>
-          <w:top w:val="none"/>
-          <w:left w:val="none"/>
-          <w:bottom w:val="none"/>
+          <w:top w:val="none" w:color="000000" w:sz="4" w:space="0"/>
+          <w:left w:val="none" w:color="000000" w:sz="4" w:space="0"/>
+          <w:bottom w:val="none" w:color="000000" w:sz="4" w:space="0"/>
           <w:right w:val="single" w:color="000000" w:themeColor="accent3" w:themeTint="FE" w:sz="4" w:space="0"/>
         </w:tcBorders>
       </w:tcPr>
@@ -22717,10 +24299,10 @@
       <w:tcPr>
         <w:shd w:val="clear" w:color="ffffff" w:themeColor="light1" w:fill="ffffff" w:themeFill="light1"/>
         <w:tcBorders>
-          <w:top w:val="none"/>
-          <w:left w:val="none"/>
+          <w:top w:val="none" w:color="000000" w:sz="4" w:space="0"/>
+          <w:left w:val="none" w:color="000000" w:sz="4" w:space="0"/>
           <w:bottom w:val="single" w:color="000000" w:themeColor="accent3" w:themeTint="FE" w:sz="4" w:space="0"/>
-          <w:right w:val="none"/>
+          <w:right w:val="none" w:color="000000" w:sz="4" w:space="0"/>
         </w:tcBorders>
       </w:tcPr>
     </w:tblStylePr>
@@ -22740,12 +24322,12 @@
         <w:tblBorders/>
       </w:tblPr>
       <w:tcPr>
-        <w:shd w:color="ffffff"/>
+        <w:shd w:val="clear" w:color="ffffff"/>
         <w:tcBorders>
-          <w:top w:val="none"/>
+          <w:top w:val="none" w:color="000000" w:sz="4" w:space="0"/>
           <w:left w:val="single" w:color="000000" w:themeColor="accent3" w:themeTint="FE" w:sz="4" w:space="0"/>
-          <w:bottom w:val="none"/>
-          <w:right w:val="none"/>
+          <w:bottom w:val="none" w:color="000000" w:sz="4" w:space="0"/>
+          <w:right w:val="none" w:color="000000" w:sz="4" w:space="0"/>
         </w:tcBorders>
       </w:tcPr>
     </w:tblStylePr>
@@ -22768,9 +24350,9 @@
         <w:shd w:val="clear" w:color="ffffff" w:themeColor="light1" w:fill="ffffff" w:themeFill="light1"/>
         <w:tcBorders>
           <w:top w:val="single" w:color="000000" w:themeColor="accent3" w:themeTint="FE" w:sz="4" w:space="0"/>
-          <w:left w:val="none"/>
-          <w:bottom w:val="none"/>
-          <w:right w:val="none"/>
+          <w:left w:val="none" w:color="000000" w:sz="4" w:space="0"/>
+          <w:bottom w:val="none" w:color="000000" w:sz="4" w:space="0"/>
+          <w:right w:val="none" w:color="000000" w:sz="4" w:space="0"/>
         </w:tcBorders>
       </w:tcPr>
     </w:tblStylePr>
@@ -22840,9 +24422,9 @@
       </w:tcPr>
     </w:tblStylePr>
   </w:style>
-  <w:style w:type="table" w:styleId="65">
+  <w:style w:type="table" w:styleId="944">
     <w:name w:val="Grid Table 7 Colorful - Accent 4"/>
-    <w:basedOn w:val="898"/>
+    <w:basedOn w:val="1068"/>
     <w:uiPriority w:val="99"/>
     <w:pPr>
       <w:pBdr/>
@@ -22944,11 +24526,11 @@
         <w:tblBorders/>
       </w:tblPr>
       <w:tcPr>
-        <w:shd w:color="ffffff"/>
+        <w:shd w:val="clear" w:color="ffffff"/>
         <w:tcBorders>
-          <w:top w:val="none"/>
-          <w:left w:val="none"/>
-          <w:bottom w:val="none"/>
+          <w:top w:val="none" w:color="000000" w:sz="4" w:space="0"/>
+          <w:left w:val="none" w:color="000000" w:sz="4" w:space="0"/>
+          <w:bottom w:val="none" w:color="000000" w:sz="4" w:space="0"/>
           <w:right w:val="single" w:color="000000" w:themeColor="accent4" w:themeTint="9A" w:sz="4" w:space="0"/>
         </w:tcBorders>
       </w:tcPr>
@@ -22971,10 +24553,10 @@
       <w:tcPr>
         <w:shd w:val="clear" w:color="ffffff" w:themeColor="light1" w:fill="ffffff" w:themeFill="light1"/>
         <w:tcBorders>
-          <w:top w:val="none"/>
-          <w:left w:val="none"/>
+          <w:top w:val="none" w:color="000000" w:sz="4" w:space="0"/>
+          <w:left w:val="none" w:color="000000" w:sz="4" w:space="0"/>
           <w:bottom w:val="single" w:color="000000" w:themeColor="accent4" w:themeTint="9A" w:sz="4" w:space="0"/>
-          <w:right w:val="none"/>
+          <w:right w:val="none" w:color="000000" w:sz="4" w:space="0"/>
         </w:tcBorders>
       </w:tcPr>
     </w:tblStylePr>
@@ -22994,12 +24576,12 @@
         <w:tblBorders/>
       </w:tblPr>
       <w:tcPr>
-        <w:shd w:color="ffffff"/>
+        <w:shd w:val="clear" w:color="ffffff"/>
         <w:tcBorders>
-          <w:top w:val="none"/>
+          <w:top w:val="none" w:color="000000" w:sz="4" w:space="0"/>
           <w:left w:val="single" w:color="000000" w:themeColor="accent4" w:themeTint="9A" w:sz="4" w:space="0"/>
-          <w:bottom w:val="none"/>
-          <w:right w:val="none"/>
+          <w:bottom w:val="none" w:color="000000" w:sz="4" w:space="0"/>
+          <w:right w:val="none" w:color="000000" w:sz="4" w:space="0"/>
         </w:tcBorders>
       </w:tcPr>
     </w:tblStylePr>
@@ -23022,9 +24604,9 @@
         <w:shd w:val="clear" w:color="ffffff" w:themeColor="light1" w:fill="ffffff" w:themeFill="light1"/>
         <w:tcBorders>
           <w:top w:val="single" w:color="000000" w:themeColor="accent4" w:themeTint="9A" w:sz="4" w:space="0"/>
-          <w:left w:val="none"/>
-          <w:bottom w:val="none"/>
-          <w:right w:val="none"/>
+          <w:left w:val="none" w:color="000000" w:sz="4" w:space="0"/>
+          <w:bottom w:val="none" w:color="000000" w:sz="4" w:space="0"/>
+          <w:right w:val="none" w:color="000000" w:sz="4" w:space="0"/>
         </w:tcBorders>
       </w:tcPr>
     </w:tblStylePr>
@@ -23094,9 +24676,9 @@
       </w:tcPr>
     </w:tblStylePr>
   </w:style>
-  <w:style w:type="table" w:styleId="66">
+  <w:style w:type="table" w:styleId="945">
     <w:name w:val="Grid Table 7 Colorful - Accent 5"/>
-    <w:basedOn w:val="898"/>
+    <w:basedOn w:val="1068"/>
     <w:uiPriority w:val="99"/>
     <w:pPr>
       <w:pBdr/>
@@ -23198,11 +24780,11 @@
         <w:tblBorders/>
       </w:tblPr>
       <w:tcPr>
-        <w:shd w:color="ffffff"/>
+        <w:shd w:val="clear" w:color="ffffff"/>
         <w:tcBorders>
-          <w:top w:val="none"/>
-          <w:left w:val="none"/>
-          <w:bottom w:val="none"/>
+          <w:top w:val="none" w:color="000000" w:sz="4" w:space="0"/>
+          <w:left w:val="none" w:color="000000" w:sz="4" w:space="0"/>
+          <w:bottom w:val="none" w:color="000000" w:sz="4" w:space="0"/>
           <w:right w:val="single" w:color="000000" w:themeColor="accent5" w:themeTint="90" w:sz="4" w:space="0"/>
         </w:tcBorders>
       </w:tcPr>
@@ -23225,10 +24807,10 @@
       <w:tcPr>
         <w:shd w:val="clear" w:color="ffffff" w:themeColor="light1" w:fill="ffffff" w:themeFill="light1"/>
         <w:tcBorders>
-          <w:top w:val="none"/>
-          <w:left w:val="none"/>
+          <w:top w:val="none" w:color="000000" w:sz="4" w:space="0"/>
+          <w:left w:val="none" w:color="000000" w:sz="4" w:space="0"/>
           <w:bottom w:val="single" w:color="000000" w:themeColor="accent5" w:themeTint="90" w:sz="4" w:space="0"/>
-          <w:right w:val="none"/>
+          <w:right w:val="none" w:color="000000" w:sz="4" w:space="0"/>
         </w:tcBorders>
       </w:tcPr>
     </w:tblStylePr>
@@ -23248,12 +24830,12 @@
         <w:tblBorders/>
       </w:tblPr>
       <w:tcPr>
-        <w:shd w:color="ffffff"/>
+        <w:shd w:val="clear" w:color="ffffff"/>
         <w:tcBorders>
-          <w:top w:val="none"/>
+          <w:top w:val="none" w:color="000000" w:sz="4" w:space="0"/>
           <w:left w:val="single" w:color="000000" w:themeColor="accent5" w:themeTint="90" w:sz="4" w:space="0"/>
-          <w:bottom w:val="none"/>
-          <w:right w:val="none"/>
+          <w:bottom w:val="none" w:color="000000" w:sz="4" w:space="0"/>
+          <w:right w:val="none" w:color="000000" w:sz="4" w:space="0"/>
         </w:tcBorders>
       </w:tcPr>
     </w:tblStylePr>
@@ -23276,9 +24858,9 @@
         <w:shd w:val="clear" w:color="ffffff" w:themeColor="light1" w:fill="ffffff" w:themeFill="light1"/>
         <w:tcBorders>
           <w:top w:val="single" w:color="000000" w:themeColor="accent5" w:themeTint="90" w:sz="4" w:space="0"/>
-          <w:left w:val="none"/>
-          <w:bottom w:val="none"/>
-          <w:right w:val="none"/>
+          <w:left w:val="none" w:color="000000" w:sz="4" w:space="0"/>
+          <w:bottom w:val="none" w:color="000000" w:sz="4" w:space="0"/>
+          <w:right w:val="none" w:color="000000" w:sz="4" w:space="0"/>
         </w:tcBorders>
       </w:tcPr>
     </w:tblStylePr>
@@ -23348,9 +24930,9 @@
       </w:tcPr>
     </w:tblStylePr>
   </w:style>
-  <w:style w:type="table" w:styleId="67">
+  <w:style w:type="table" w:styleId="946">
     <w:name w:val="Grid Table 7 Colorful - Accent 6"/>
-    <w:basedOn w:val="898"/>
+    <w:basedOn w:val="1068"/>
     <w:uiPriority w:val="99"/>
     <w:pPr>
       <w:pBdr/>
@@ -23452,11 +25034,11 @@
         <w:tblBorders/>
       </w:tblPr>
       <w:tcPr>
-        <w:shd w:color="ffffff"/>
+        <w:shd w:val="clear" w:color="ffffff"/>
         <w:tcBorders>
-          <w:top w:val="none"/>
-          <w:left w:val="none"/>
-          <w:bottom w:val="none"/>
+          <w:top w:val="none" w:color="000000" w:sz="4" w:space="0"/>
+          <w:left w:val="none" w:color="000000" w:sz="4" w:space="0"/>
+          <w:bottom w:val="none" w:color="000000" w:sz="4" w:space="0"/>
           <w:right w:val="single" w:color="000000" w:themeColor="accent6" w:themeTint="90" w:sz="4" w:space="0"/>
         </w:tcBorders>
       </w:tcPr>
@@ -23479,10 +25061,10 @@
       <w:tcPr>
         <w:shd w:val="clear" w:color="ffffff" w:themeColor="light1" w:fill="ffffff" w:themeFill="light1"/>
         <w:tcBorders>
-          <w:top w:val="none"/>
-          <w:left w:val="none"/>
+          <w:top w:val="none" w:color="000000" w:sz="4" w:space="0"/>
+          <w:left w:val="none" w:color="000000" w:sz="4" w:space="0"/>
           <w:bottom w:val="single" w:color="000000" w:themeColor="accent6" w:themeTint="90" w:sz="4" w:space="0"/>
-          <w:right w:val="none"/>
+          <w:right w:val="none" w:color="000000" w:sz="4" w:space="0"/>
         </w:tcBorders>
       </w:tcPr>
     </w:tblStylePr>
@@ -23502,12 +25084,12 @@
         <w:tblBorders/>
       </w:tblPr>
       <w:tcPr>
-        <w:shd w:color="ffffff"/>
+        <w:shd w:val="clear" w:color="ffffff"/>
         <w:tcBorders>
-          <w:top w:val="none"/>
+          <w:top w:val="none" w:color="000000" w:sz="4" w:space="0"/>
           <w:left w:val="single" w:color="000000" w:themeColor="accent6" w:themeTint="90" w:sz="4" w:space="0"/>
-          <w:bottom w:val="none"/>
-          <w:right w:val="none"/>
+          <w:bottom w:val="none" w:color="000000" w:sz="4" w:space="0"/>
+          <w:right w:val="none" w:color="000000" w:sz="4" w:space="0"/>
         </w:tcBorders>
       </w:tcPr>
     </w:tblStylePr>
@@ -23530,9 +25112,9 @@
         <w:shd w:val="clear" w:color="ffffff" w:themeColor="light1" w:fill="ffffff" w:themeFill="light1"/>
         <w:tcBorders>
           <w:top w:val="single" w:color="000000" w:themeColor="accent6" w:themeTint="90" w:sz="4" w:space="0"/>
-          <w:left w:val="none"/>
-          <w:bottom w:val="none"/>
-          <w:right w:val="none"/>
+          <w:left w:val="none" w:color="000000" w:sz="4" w:space="0"/>
+          <w:bottom w:val="none" w:color="000000" w:sz="4" w:space="0"/>
+          <w:right w:val="none" w:color="000000" w:sz="4" w:space="0"/>
         </w:tcBorders>
       </w:tcPr>
     </w:tblStylePr>
@@ -23602,9 +25184,9 @@
       </w:tcPr>
     </w:tblStylePr>
   </w:style>
-  <w:style w:type="table" w:styleId="68">
+  <w:style w:type="table" w:styleId="947">
     <w:name w:val="List Table 1 Light"/>
-    <w:basedOn w:val="898"/>
+    <w:basedOn w:val="1068"/>
     <w:uiPriority w:val="99"/>
     <w:pPr>
       <w:pBdr/>
@@ -23818,9 +25400,9 @@
       </w:tcPr>
     </w:tblStylePr>
   </w:style>
-  <w:style w:type="table" w:styleId="69">
+  <w:style w:type="table" w:styleId="948">
     <w:name w:val="List Table 1 Light - Accent 1"/>
-    <w:basedOn w:val="898"/>
+    <w:basedOn w:val="1068"/>
     <w:uiPriority w:val="99"/>
     <w:pPr>
       <w:pBdr/>
@@ -24034,9 +25616,9 @@
       </w:tcPr>
     </w:tblStylePr>
   </w:style>
-  <w:style w:type="table" w:styleId="70">
+  <w:style w:type="table" w:styleId="949">
     <w:name w:val="List Table 1 Light - Accent 2"/>
-    <w:basedOn w:val="898"/>
+    <w:basedOn w:val="1068"/>
     <w:uiPriority w:val="99"/>
     <w:pPr>
       <w:pBdr/>
@@ -24250,9 +25832,9 @@
       </w:tcPr>
     </w:tblStylePr>
   </w:style>
-  <w:style w:type="table" w:styleId="71">
+  <w:style w:type="table" w:styleId="950">
     <w:name w:val="List Table 1 Light - Accent 3"/>
-    <w:basedOn w:val="898"/>
+    <w:basedOn w:val="1068"/>
     <w:uiPriority w:val="99"/>
     <w:pPr>
       <w:pBdr/>
@@ -24466,9 +26048,9 @@
       </w:tcPr>
     </w:tblStylePr>
   </w:style>
-  <w:style w:type="table" w:styleId="72">
+  <w:style w:type="table" w:styleId="951">
     <w:name w:val="List Table 1 Light - Accent 4"/>
-    <w:basedOn w:val="898"/>
+    <w:basedOn w:val="1068"/>
     <w:uiPriority w:val="99"/>
     <w:pPr>
       <w:pBdr/>
@@ -24682,9 +26264,9 @@
       </w:tcPr>
     </w:tblStylePr>
   </w:style>
-  <w:style w:type="table" w:styleId="73">
+  <w:style w:type="table" w:styleId="952">
     <w:name w:val="List Table 1 Light - Accent 5"/>
-    <w:basedOn w:val="898"/>
+    <w:basedOn w:val="1068"/>
     <w:uiPriority w:val="99"/>
     <w:pPr>
       <w:pBdr/>
@@ -24898,9 +26480,9 @@
       </w:tcPr>
     </w:tblStylePr>
   </w:style>
-  <w:style w:type="table" w:styleId="74">
+  <w:style w:type="table" w:styleId="953">
     <w:name w:val="List Table 1 Light - Accent 6"/>
-    <w:basedOn w:val="898"/>
+    <w:basedOn w:val="1068"/>
     <w:uiPriority w:val="99"/>
     <w:pPr>
       <w:pBdr/>
@@ -25114,9 +26696,9 @@
       </w:tcPr>
     </w:tblStylePr>
   </w:style>
-  <w:style w:type="table" w:styleId="75">
+  <w:style w:type="table" w:styleId="954">
     <w:name w:val="List Table 2"/>
-    <w:basedOn w:val="898"/>
+    <w:basedOn w:val="1068"/>
     <w:uiPriority w:val="99"/>
     <w:pPr>
       <w:pBdr/>
@@ -25352,9 +26934,9 @@
       </w:tcPr>
     </w:tblStylePr>
   </w:style>
-  <w:style w:type="table" w:styleId="76">
+  <w:style w:type="table" w:styleId="955">
     <w:name w:val="List Table 2 - Accent 1"/>
-    <w:basedOn w:val="898"/>
+    <w:basedOn w:val="1068"/>
     <w:uiPriority w:val="99"/>
     <w:pPr>
       <w:pBdr/>
@@ -25590,9 +27172,9 @@
       </w:tcPr>
     </w:tblStylePr>
   </w:style>
-  <w:style w:type="table" w:styleId="77">
+  <w:style w:type="table" w:styleId="956">
     <w:name w:val="List Table 2 - Accent 2"/>
-    <w:basedOn w:val="898"/>
+    <w:basedOn w:val="1068"/>
     <w:uiPriority w:val="99"/>
     <w:pPr>
       <w:pBdr/>
@@ -25828,9 +27410,9 @@
       </w:tcPr>
     </w:tblStylePr>
   </w:style>
-  <w:style w:type="table" w:styleId="78">
+  <w:style w:type="table" w:styleId="957">
     <w:name w:val="List Table 2 - Accent 3"/>
-    <w:basedOn w:val="898"/>
+    <w:basedOn w:val="1068"/>
     <w:uiPriority w:val="99"/>
     <w:pPr>
       <w:pBdr/>
@@ -26066,9 +27648,9 @@
       </w:tcPr>
     </w:tblStylePr>
   </w:style>
-  <w:style w:type="table" w:styleId="79">
+  <w:style w:type="table" w:styleId="958">
     <w:name w:val="List Table 2 - Accent 4"/>
-    <w:basedOn w:val="898"/>
+    <w:basedOn w:val="1068"/>
     <w:uiPriority w:val="99"/>
     <w:pPr>
       <w:pBdr/>
@@ -26304,9 +27886,9 @@
       </w:tcPr>
     </w:tblStylePr>
   </w:style>
-  <w:style w:type="table" w:styleId="80">
+  <w:style w:type="table" w:styleId="959">
     <w:name w:val="List Table 2 - Accent 5"/>
-    <w:basedOn w:val="898"/>
+    <w:basedOn w:val="1068"/>
     <w:uiPriority w:val="99"/>
     <w:pPr>
       <w:pBdr/>
@@ -26542,9 +28124,9 @@
       </w:tcPr>
     </w:tblStylePr>
   </w:style>
-  <w:style w:type="table" w:styleId="81">
+  <w:style w:type="table" w:styleId="960">
     <w:name w:val="List Table 2 - Accent 6"/>
-    <w:basedOn w:val="898"/>
+    <w:basedOn w:val="1068"/>
     <w:uiPriority w:val="99"/>
     <w:pPr>
       <w:pBdr/>
@@ -26780,9 +28362,9 @@
       </w:tcPr>
     </w:tblStylePr>
   </w:style>
-  <w:style w:type="table" w:styleId="82">
+  <w:style w:type="table" w:styleId="961">
     <w:name w:val="List Table 3"/>
-    <w:basedOn w:val="898"/>
+    <w:basedOn w:val="1068"/>
     <w:uiPriority w:val="99"/>
     <w:pPr>
       <w:pBdr/>
@@ -27008,9 +28590,9 @@
       </w:tcPr>
     </w:tblStylePr>
   </w:style>
-  <w:style w:type="table" w:styleId="83">
+  <w:style w:type="table" w:styleId="962">
     <w:name w:val="List Table 3 - Accent 1"/>
-    <w:basedOn w:val="898"/>
+    <w:basedOn w:val="1068"/>
     <w:uiPriority w:val="99"/>
     <w:pPr>
       <w:pBdr/>
@@ -27236,9 +28818,9 @@
       </w:tcPr>
     </w:tblStylePr>
   </w:style>
-  <w:style w:type="table" w:styleId="84">
+  <w:style w:type="table" w:styleId="963">
     <w:name w:val="List Table 3 - Accent 2"/>
-    <w:basedOn w:val="898"/>
+    <w:basedOn w:val="1068"/>
     <w:uiPriority w:val="99"/>
     <w:pPr>
       <w:pBdr/>
@@ -27464,9 +29046,9 @@
       </w:tcPr>
     </w:tblStylePr>
   </w:style>
-  <w:style w:type="table" w:styleId="85">
+  <w:style w:type="table" w:styleId="964">
     <w:name w:val="List Table 3 - Accent 3"/>
-    <w:basedOn w:val="898"/>
+    <w:basedOn w:val="1068"/>
     <w:uiPriority w:val="99"/>
     <w:pPr>
       <w:pBdr/>
@@ -27692,9 +29274,9 @@
       </w:tcPr>
     </w:tblStylePr>
   </w:style>
-  <w:style w:type="table" w:styleId="86">
+  <w:style w:type="table" w:styleId="965">
     <w:name w:val="List Table 3 - Accent 4"/>
-    <w:basedOn w:val="898"/>
+    <w:basedOn w:val="1068"/>
     <w:uiPriority w:val="99"/>
     <w:pPr>
       <w:pBdr/>
@@ -27920,9 +29502,9 @@
       </w:tcPr>
     </w:tblStylePr>
   </w:style>
-  <w:style w:type="table" w:styleId="87">
+  <w:style w:type="table" w:styleId="966">
     <w:name w:val="List Table 3 - Accent 5"/>
-    <w:basedOn w:val="898"/>
+    <w:basedOn w:val="1068"/>
     <w:uiPriority w:val="99"/>
     <w:pPr>
       <w:pBdr/>
@@ -28148,9 +29730,9 @@
       </w:tcPr>
     </w:tblStylePr>
   </w:style>
-  <w:style w:type="table" w:styleId="88">
+  <w:style w:type="table" w:styleId="967">
     <w:name w:val="List Table 3 - Accent 6"/>
-    <w:basedOn w:val="898"/>
+    <w:basedOn w:val="1068"/>
     <w:uiPriority w:val="99"/>
     <w:pPr>
       <w:pBdr/>
@@ -28376,9 +29958,9 @@
       </w:tcPr>
     </w:tblStylePr>
   </w:style>
-  <w:style w:type="table" w:styleId="89">
+  <w:style w:type="table" w:styleId="968">
     <w:name w:val="List Table 4"/>
-    <w:basedOn w:val="898"/>
+    <w:basedOn w:val="1068"/>
     <w:uiPriority w:val="99"/>
     <w:pPr>
       <w:pBdr/>
@@ -28601,9 +30183,9 @@
       </w:tcPr>
     </w:tblStylePr>
   </w:style>
-  <w:style w:type="table" w:styleId="90">
+  <w:style w:type="table" w:styleId="969">
     <w:name w:val="List Table 4 - Accent 1"/>
-    <w:basedOn w:val="898"/>
+    <w:basedOn w:val="1068"/>
     <w:uiPriority w:val="99"/>
     <w:pPr>
       <w:pBdr/>
@@ -28826,9 +30408,9 @@
       </w:tcPr>
     </w:tblStylePr>
   </w:style>
-  <w:style w:type="table" w:styleId="91">
+  <w:style w:type="table" w:styleId="970">
     <w:name w:val="List Table 4 - Accent 2"/>
-    <w:basedOn w:val="898"/>
+    <w:basedOn w:val="1068"/>
     <w:uiPriority w:val="99"/>
     <w:pPr>
       <w:pBdr/>
@@ -29051,9 +30633,9 @@
       </w:tcPr>
     </w:tblStylePr>
   </w:style>
-  <w:style w:type="table" w:styleId="92">
+  <w:style w:type="table" w:styleId="971">
     <w:name w:val="List Table 4 - Accent 3"/>
-    <w:basedOn w:val="898"/>
+    <w:basedOn w:val="1068"/>
     <w:uiPriority w:val="99"/>
     <w:pPr>
       <w:pBdr/>
@@ -29276,9 +30858,9 @@
       </w:tcPr>
     </w:tblStylePr>
   </w:style>
-  <w:style w:type="table" w:styleId="93">
+  <w:style w:type="table" w:styleId="972">
     <w:name w:val="List Table 4 - Accent 4"/>
-    <w:basedOn w:val="898"/>
+    <w:basedOn w:val="1068"/>
     <w:uiPriority w:val="99"/>
     <w:pPr>
       <w:pBdr/>
@@ -29501,9 +31083,9 @@
       </w:tcPr>
     </w:tblStylePr>
   </w:style>
-  <w:style w:type="table" w:styleId="94">
+  <w:style w:type="table" w:styleId="973">
     <w:name w:val="List Table 4 - Accent 5"/>
-    <w:basedOn w:val="898"/>
+    <w:basedOn w:val="1068"/>
     <w:uiPriority w:val="99"/>
     <w:pPr>
       <w:pBdr/>
@@ -29726,9 +31308,9 @@
       </w:tcPr>
     </w:tblStylePr>
   </w:style>
-  <w:style w:type="table" w:styleId="95">
+  <w:style w:type="table" w:styleId="974">
     <w:name w:val="List Table 4 - Accent 6"/>
-    <w:basedOn w:val="898"/>
+    <w:basedOn w:val="1068"/>
     <w:uiPriority w:val="99"/>
     <w:pPr>
       <w:pBdr/>
@@ -29951,9 +31533,9 @@
       </w:tcPr>
     </w:tblStylePr>
   </w:style>
-  <w:style w:type="table" w:styleId="96">
+  <w:style w:type="table" w:styleId="975">
     <w:name w:val="List Table 5 Dark"/>
-    <w:basedOn w:val="898"/>
+    <w:basedOn w:val="1068"/>
     <w:uiPriority w:val="99"/>
     <w:pPr>
       <w:pBdr/>
@@ -30193,9 +31775,9 @@
       </w:tcPr>
     </w:tblStylePr>
   </w:style>
-  <w:style w:type="table" w:styleId="97">
+  <w:style w:type="table" w:styleId="976">
     <w:name w:val="List Table 5 Dark - Accent 1"/>
-    <w:basedOn w:val="898"/>
+    <w:basedOn w:val="1068"/>
     <w:uiPriority w:val="99"/>
     <w:pPr>
       <w:pBdr/>
@@ -30435,9 +32017,9 @@
       </w:tcPr>
     </w:tblStylePr>
   </w:style>
-  <w:style w:type="table" w:styleId="98">
+  <w:style w:type="table" w:styleId="977">
     <w:name w:val="List Table 5 Dark - Accent 2"/>
-    <w:basedOn w:val="898"/>
+    <w:basedOn w:val="1068"/>
     <w:uiPriority w:val="99"/>
     <w:pPr>
       <w:pBdr/>
@@ -30677,9 +32259,9 @@
       </w:tcPr>
     </w:tblStylePr>
   </w:style>
-  <w:style w:type="table" w:styleId="99">
+  <w:style w:type="table" w:styleId="978">
     <w:name w:val="List Table 5 Dark - Accent 3"/>
-    <w:basedOn w:val="898"/>
+    <w:basedOn w:val="1068"/>
     <w:uiPriority w:val="99"/>
     <w:pPr>
       <w:pBdr/>
@@ -30919,9 +32501,9 @@
       </w:tcPr>
     </w:tblStylePr>
   </w:style>
-  <w:style w:type="table" w:styleId="100">
+  <w:style w:type="table" w:styleId="979">
     <w:name w:val="List Table 5 Dark - Accent 4"/>
-    <w:basedOn w:val="898"/>
+    <w:basedOn w:val="1068"/>
     <w:uiPriority w:val="99"/>
     <w:pPr>
       <w:pBdr/>
@@ -31161,9 +32743,9 @@
       </w:tcPr>
     </w:tblStylePr>
   </w:style>
-  <w:style w:type="table" w:styleId="101">
+  <w:style w:type="table" w:styleId="980">
     <w:name w:val="List Table 5 Dark - Accent 5"/>
-    <w:basedOn w:val="898"/>
+    <w:basedOn w:val="1068"/>
     <w:uiPriority w:val="99"/>
     <w:pPr>
       <w:pBdr/>
@@ -31403,9 +32985,9 @@
       </w:tcPr>
     </w:tblStylePr>
   </w:style>
-  <w:style w:type="table" w:styleId="102">
+  <w:style w:type="table" w:styleId="981">
     <w:name w:val="List Table 5 Dark - Accent 6"/>
-    <w:basedOn w:val="898"/>
+    <w:basedOn w:val="1068"/>
     <w:uiPriority w:val="99"/>
     <w:pPr>
       <w:pBdr/>
@@ -31645,9 +33227,9 @@
       </w:tcPr>
     </w:tblStylePr>
   </w:style>
-  <w:style w:type="table" w:styleId="103">
+  <w:style w:type="table" w:styleId="982">
     <w:name w:val="List Table 6 Colorful"/>
-    <w:basedOn w:val="898"/>
+    <w:basedOn w:val="1068"/>
     <w:uiPriority w:val="99"/>
     <w:pPr>
       <w:pBdr/>
@@ -31868,9 +33450,9 @@
       </w:tcPr>
     </w:tblStylePr>
   </w:style>
-  <w:style w:type="table" w:styleId="104">
+  <w:style w:type="table" w:styleId="983">
     <w:name w:val="List Table 6 Colorful - Accent 1"/>
-    <w:basedOn w:val="898"/>
+    <w:basedOn w:val="1068"/>
     <w:uiPriority w:val="99"/>
     <w:pPr>
       <w:pBdr/>
@@ -32091,9 +33673,9 @@
       </w:tcPr>
     </w:tblStylePr>
   </w:style>
-  <w:style w:type="table" w:styleId="105">
+  <w:style w:type="table" w:styleId="984">
     <w:name w:val="List Table 6 Colorful - Accent 2"/>
-    <w:basedOn w:val="898"/>
+    <w:basedOn w:val="1068"/>
     <w:uiPriority w:val="99"/>
     <w:pPr>
       <w:pBdr/>
@@ -32314,9 +33896,9 @@
       </w:tcPr>
     </w:tblStylePr>
   </w:style>
-  <w:style w:type="table" w:styleId="106">
+  <w:style w:type="table" w:styleId="985">
     <w:name w:val="List Table 6 Colorful - Accent 3"/>
-    <w:basedOn w:val="898"/>
+    <w:basedOn w:val="1068"/>
     <w:uiPriority w:val="99"/>
     <w:pPr>
       <w:pBdr/>
@@ -32537,9 +34119,9 @@
       </w:tcPr>
     </w:tblStylePr>
   </w:style>
-  <w:style w:type="table" w:styleId="107">
+  <w:style w:type="table" w:styleId="986">
     <w:name w:val="List Table 6 Colorful - Accent 4"/>
-    <w:basedOn w:val="898"/>
+    <w:basedOn w:val="1068"/>
     <w:uiPriority w:val="99"/>
     <w:pPr>
       <w:pBdr/>
@@ -32760,9 +34342,9 @@
       </w:tcPr>
     </w:tblStylePr>
   </w:style>
-  <w:style w:type="table" w:styleId="108">
+  <w:style w:type="table" w:styleId="987">
     <w:name w:val="List Table 6 Colorful - Accent 5"/>
-    <w:basedOn w:val="898"/>
+    <w:basedOn w:val="1068"/>
     <w:uiPriority w:val="99"/>
     <w:pPr>
       <w:pBdr/>
@@ -32983,9 +34565,9 @@
       </w:tcPr>
     </w:tblStylePr>
   </w:style>
-  <w:style w:type="table" w:styleId="109">
+  <w:style w:type="table" w:styleId="988">
     <w:name w:val="List Table 6 Colorful - Accent 6"/>
-    <w:basedOn w:val="898"/>
+    <w:basedOn w:val="1068"/>
     <w:uiPriority w:val="99"/>
     <w:pPr>
       <w:pBdr/>
@@ -33206,9 +34788,9 @@
       </w:tcPr>
     </w:tblStylePr>
   </w:style>
-  <w:style w:type="table" w:styleId="110">
+  <w:style w:type="table" w:styleId="989">
     <w:name w:val="List Table 7 Colorful"/>
-    <w:basedOn w:val="898"/>
+    <w:basedOn w:val="1068"/>
     <w:uiPriority w:val="99"/>
     <w:pPr>
       <w:pBdr/>
@@ -33307,11 +34889,11 @@
         <w:tblBorders/>
       </w:tblPr>
       <w:tcPr>
-        <w:shd w:color="ffffff"/>
+        <w:shd w:val="clear" w:color="ffffff"/>
         <w:tcBorders>
-          <w:top w:val="none"/>
-          <w:left w:val="none"/>
-          <w:bottom w:val="none"/>
+          <w:top w:val="none" w:color="000000" w:sz="4" w:space="0"/>
+          <w:left w:val="none" w:color="000000" w:sz="4" w:space="0"/>
+          <w:bottom w:val="none" w:color="000000" w:sz="4" w:space="0"/>
           <w:right w:val="single" w:color="000000" w:themeColor="text1" w:themeTint="80" w:sz="4" w:space="0"/>
         </w:tcBorders>
       </w:tcPr>
@@ -33334,10 +34916,10 @@
       <w:tcPr>
         <w:shd w:val="clear" w:color="ffffff" w:themeColor="light1" w:fill="ffffff" w:themeFill="light1"/>
         <w:tcBorders>
-          <w:top w:val="none"/>
-          <w:left w:val="none"/>
+          <w:top w:val="none" w:color="000000" w:sz="4" w:space="0"/>
+          <w:left w:val="none" w:color="000000" w:sz="4" w:space="0"/>
           <w:bottom w:val="single" w:color="000000" w:themeColor="text1" w:themeTint="80" w:sz="4" w:space="0"/>
-          <w:right w:val="none"/>
+          <w:right w:val="none" w:color="000000" w:sz="4" w:space="0"/>
         </w:tcBorders>
       </w:tcPr>
     </w:tblStylePr>
@@ -33357,12 +34939,12 @@
         <w:tblBorders/>
       </w:tblPr>
       <w:tcPr>
-        <w:shd w:color="ffffff"/>
+        <w:shd w:val="clear" w:color="ffffff"/>
         <w:tcBorders>
-          <w:top w:val="none"/>
+          <w:top w:val="none" w:color="000000" w:sz="4" w:space="0"/>
           <w:left w:val="single" w:color="000000" w:themeColor="text1" w:themeTint="80" w:sz="4" w:space="0"/>
-          <w:bottom w:val="none"/>
-          <w:right w:val="none"/>
+          <w:bottom w:val="none" w:color="000000" w:sz="4" w:space="0"/>
+          <w:right w:val="none" w:color="000000" w:sz="4" w:space="0"/>
         </w:tcBorders>
       </w:tcPr>
     </w:tblStylePr>
@@ -33385,9 +34967,9 @@
         <w:shd w:val="clear" w:color="ffffff" w:themeColor="light1" w:fill="ffffff" w:themeFill="light1"/>
         <w:tcBorders>
           <w:top w:val="single" w:color="000000" w:themeColor="text1" w:themeTint="80" w:sz="4" w:space="0"/>
-          <w:left w:val="none"/>
-          <w:bottom w:val="none"/>
-          <w:right w:val="none"/>
+          <w:left w:val="none" w:color="000000" w:sz="4" w:space="0"/>
+          <w:bottom w:val="none" w:color="000000" w:sz="4" w:space="0"/>
+          <w:right w:val="none" w:color="000000" w:sz="4" w:space="0"/>
         </w:tcBorders>
       </w:tcPr>
     </w:tblStylePr>
@@ -33462,9 +35044,9 @@
       </w:tcPr>
     </w:tblStylePr>
   </w:style>
-  <w:style w:type="table" w:styleId="111">
+  <w:style w:type="table" w:styleId="990">
     <w:name w:val="List Table 7 Colorful - Accent 1"/>
-    <w:basedOn w:val="898"/>
+    <w:basedOn w:val="1068"/>
     <w:uiPriority w:val="99"/>
     <w:pPr>
       <w:pBdr/>
@@ -33563,11 +35145,11 @@
         <w:tblBorders/>
       </w:tblPr>
       <w:tcPr>
-        <w:shd w:color="ffffff"/>
+        <w:shd w:val="clear" w:color="ffffff"/>
         <w:tcBorders>
-          <w:top w:val="none"/>
-          <w:left w:val="none"/>
-          <w:bottom w:val="none"/>
+          <w:top w:val="none" w:color="000000" w:sz="4" w:space="0"/>
+          <w:left w:val="none" w:color="000000" w:sz="4" w:space="0"/>
+          <w:bottom w:val="none" w:color="000000" w:sz="4" w:space="0"/>
           <w:right w:val="single" w:color="000000" w:themeColor="accent1" w:sz="4" w:space="0"/>
         </w:tcBorders>
       </w:tcPr>
@@ -33590,10 +35172,10 @@
       <w:tcPr>
         <w:shd w:val="clear" w:color="ffffff" w:themeColor="light1" w:fill="ffffff" w:themeFill="light1"/>
         <w:tcBorders>
-          <w:top w:val="none"/>
-          <w:left w:val="none"/>
+          <w:top w:val="none" w:color="000000" w:sz="4" w:space="0"/>
+          <w:left w:val="none" w:color="000000" w:sz="4" w:space="0"/>
           <w:bottom w:val="single" w:color="000000" w:themeColor="accent1" w:sz="4" w:space="0"/>
-          <w:right w:val="none"/>
+          <w:right w:val="none" w:color="000000" w:sz="4" w:space="0"/>
         </w:tcBorders>
       </w:tcPr>
     </w:tblStylePr>
@@ -33613,12 +35195,12 @@
         <w:tblBorders/>
       </w:tblPr>
       <w:tcPr>
-        <w:shd w:color="ffffff"/>
+        <w:shd w:val="clear" w:color="ffffff"/>
         <w:tcBorders>
-          <w:top w:val="none"/>
+          <w:top w:val="none" w:color="000000" w:sz="4" w:space="0"/>
           <w:left w:val="single" w:color="000000" w:themeColor="accent1" w:sz="4" w:space="0"/>
-          <w:bottom w:val="none"/>
-          <w:right w:val="none"/>
+          <w:bottom w:val="none" w:color="000000" w:sz="4" w:space="0"/>
+          <w:right w:val="none" w:color="000000" w:sz="4" w:space="0"/>
         </w:tcBorders>
       </w:tcPr>
     </w:tblStylePr>
@@ -33641,9 +35223,9 @@
         <w:shd w:val="clear" w:color="ffffff" w:themeColor="light1" w:fill="ffffff" w:themeFill="light1"/>
         <w:tcBorders>
           <w:top w:val="single" w:color="000000" w:themeColor="accent1" w:sz="4" w:space="0"/>
-          <w:left w:val="none"/>
-          <w:bottom w:val="none"/>
-          <w:right w:val="none"/>
+          <w:left w:val="none" w:color="000000" w:sz="4" w:space="0"/>
+          <w:bottom w:val="none" w:color="000000" w:sz="4" w:space="0"/>
+          <w:right w:val="none" w:color="000000" w:sz="4" w:space="0"/>
         </w:tcBorders>
       </w:tcPr>
     </w:tblStylePr>
@@ -33718,9 +35300,9 @@
       </w:tcPr>
     </w:tblStylePr>
   </w:style>
-  <w:style w:type="table" w:styleId="112">
+  <w:style w:type="table" w:styleId="991">
     <w:name w:val="List Table 7 Colorful - Accent 2"/>
-    <w:basedOn w:val="898"/>
+    <w:basedOn w:val="1068"/>
     <w:uiPriority w:val="99"/>
     <w:pPr>
       <w:pBdr/>
@@ -33819,11 +35401,11 @@
         <w:tblBorders/>
       </w:tblPr>
       <w:tcPr>
-        <w:shd w:color="ffffff"/>
+        <w:shd w:val="clear" w:color="ffffff"/>
         <w:tcBorders>
-          <w:top w:val="none"/>
-          <w:left w:val="none"/>
-          <w:bottom w:val="none"/>
+          <w:top w:val="none" w:color="000000" w:sz="4" w:space="0"/>
+          <w:left w:val="none" w:color="000000" w:sz="4" w:space="0"/>
+          <w:bottom w:val="none" w:color="000000" w:sz="4" w:space="0"/>
           <w:right w:val="single" w:color="000000" w:themeColor="accent2" w:themeTint="97" w:sz="4" w:space="0"/>
         </w:tcBorders>
       </w:tcPr>
@@ -33846,10 +35428,10 @@
       <w:tcPr>
         <w:shd w:val="clear" w:color="ffffff" w:themeColor="light1" w:fill="ffffff" w:themeFill="light1"/>
         <w:tcBorders>
-          <w:top w:val="none"/>
-          <w:left w:val="none"/>
+          <w:top w:val="none" w:color="000000" w:sz="4" w:space="0"/>
+          <w:left w:val="none" w:color="000000" w:sz="4" w:space="0"/>
           <w:bottom w:val="single" w:color="000000" w:themeColor="accent2" w:themeTint="97" w:sz="4" w:space="0"/>
-          <w:right w:val="none"/>
+          <w:right w:val="none" w:color="000000" w:sz="4" w:space="0"/>
         </w:tcBorders>
       </w:tcPr>
     </w:tblStylePr>
@@ -33869,12 +35451,12 @@
         <w:tblBorders/>
       </w:tblPr>
       <w:tcPr>
-        <w:shd w:color="ffffff"/>
+        <w:shd w:val="clear" w:color="ffffff"/>
         <w:tcBorders>
-          <w:top w:val="none"/>
+          <w:top w:val="none" w:color="000000" w:sz="4" w:space="0"/>
           <w:left w:val="single" w:color="000000" w:themeColor="accent2" w:themeTint="97" w:sz="4" w:space="0"/>
-          <w:bottom w:val="none"/>
-          <w:right w:val="none"/>
+          <w:bottom w:val="none" w:color="000000" w:sz="4" w:space="0"/>
+          <w:right w:val="none" w:color="000000" w:sz="4" w:space="0"/>
         </w:tcBorders>
       </w:tcPr>
     </w:tblStylePr>
@@ -33897,9 +35479,9 @@
         <w:shd w:val="clear" w:color="ffffff" w:themeColor="light1" w:fill="ffffff" w:themeFill="light1"/>
         <w:tcBorders>
           <w:top w:val="single" w:color="000000" w:themeColor="accent2" w:themeTint="97" w:sz="4" w:space="0"/>
-          <w:left w:val="none"/>
-          <w:bottom w:val="none"/>
-          <w:right w:val="none"/>
+          <w:left w:val="none" w:color="000000" w:sz="4" w:space="0"/>
+          <w:bottom w:val="none" w:color="000000" w:sz="4" w:space="0"/>
+          <w:right w:val="none" w:color="000000" w:sz="4" w:space="0"/>
         </w:tcBorders>
       </w:tcPr>
     </w:tblStylePr>
@@ -33974,9 +35556,9 @@
       </w:tcPr>
     </w:tblStylePr>
   </w:style>
-  <w:style w:type="table" w:styleId="113">
+  <w:style w:type="table" w:styleId="992">
     <w:name w:val="List Table 7 Colorful - Accent 3"/>
-    <w:basedOn w:val="898"/>
+    <w:basedOn w:val="1068"/>
     <w:uiPriority w:val="99"/>
     <w:pPr>
       <w:pBdr/>
@@ -34075,11 +35657,11 @@
         <w:tblBorders/>
       </w:tblPr>
       <w:tcPr>
-        <w:shd w:color="ffffff"/>
+        <w:shd w:val="clear" w:color="ffffff"/>
         <w:tcBorders>
-          <w:top w:val="none"/>
-          <w:left w:val="none"/>
-          <w:bottom w:val="none"/>
+          <w:top w:val="none" w:color="000000" w:sz="4" w:space="0"/>
+          <w:left w:val="none" w:color="000000" w:sz="4" w:space="0"/>
+          <w:bottom w:val="none" w:color="000000" w:sz="4" w:space="0"/>
           <w:right w:val="single" w:color="000000" w:themeColor="accent3" w:themeTint="98" w:sz="4" w:space="0"/>
         </w:tcBorders>
       </w:tcPr>
@@ -34102,10 +35684,10 @@
       <w:tcPr>
         <w:shd w:val="clear" w:color="ffffff" w:themeColor="light1" w:fill="ffffff" w:themeFill="light1"/>
         <w:tcBorders>
-          <w:top w:val="none"/>
-          <w:left w:val="none"/>
+          <w:top w:val="none" w:color="000000" w:sz="4" w:space="0"/>
+          <w:left w:val="none" w:color="000000" w:sz="4" w:space="0"/>
           <w:bottom w:val="single" w:color="000000" w:themeColor="accent3" w:themeTint="98" w:sz="4" w:space="0"/>
-          <w:right w:val="none"/>
+          <w:right w:val="none" w:color="000000" w:sz="4" w:space="0"/>
         </w:tcBorders>
       </w:tcPr>
     </w:tblStylePr>
@@ -34125,12 +35707,12 @@
         <w:tblBorders/>
       </w:tblPr>
       <w:tcPr>
-        <w:shd w:color="ffffff"/>
+        <w:shd w:val="clear" w:color="ffffff"/>
         <w:tcBorders>
-          <w:top w:val="none"/>
+          <w:top w:val="none" w:color="000000" w:sz="4" w:space="0"/>
           <w:left w:val="single" w:color="000000" w:themeColor="accent3" w:themeTint="98" w:sz="4" w:space="0"/>
-          <w:bottom w:val="none"/>
-          <w:right w:val="none"/>
+          <w:bottom w:val="none" w:color="000000" w:sz="4" w:space="0"/>
+          <w:right w:val="none" w:color="000000" w:sz="4" w:space="0"/>
         </w:tcBorders>
       </w:tcPr>
     </w:tblStylePr>
@@ -34153,9 +35735,9 @@
         <w:shd w:val="clear" w:color="ffffff" w:themeColor="light1" w:fill="ffffff" w:themeFill="light1"/>
         <w:tcBorders>
           <w:top w:val="single" w:color="000000" w:themeColor="accent3" w:themeTint="98" w:sz="4" w:space="0"/>
-          <w:left w:val="none"/>
-          <w:bottom w:val="none"/>
-          <w:right w:val="none"/>
+          <w:left w:val="none" w:color="000000" w:sz="4" w:space="0"/>
+          <w:bottom w:val="none" w:color="000000" w:sz="4" w:space="0"/>
+          <w:right w:val="none" w:color="000000" w:sz="4" w:space="0"/>
         </w:tcBorders>
       </w:tcPr>
     </w:tblStylePr>
@@ -34230,9 +35812,9 @@
       </w:tcPr>
     </w:tblStylePr>
   </w:style>
-  <w:style w:type="table" w:styleId="114">
+  <w:style w:type="table" w:styleId="993">
     <w:name w:val="List Table 7 Colorful - Accent 4"/>
-    <w:basedOn w:val="898"/>
+    <w:basedOn w:val="1068"/>
     <w:uiPriority w:val="99"/>
     <w:pPr>
       <w:pBdr/>
@@ -34331,11 +35913,11 @@
         <w:tblBorders/>
       </w:tblPr>
       <w:tcPr>
-        <w:shd w:color="ffffff"/>
+        <w:shd w:val="clear" w:color="ffffff"/>
         <w:tcBorders>
-          <w:top w:val="none"/>
-          <w:left w:val="none"/>
-          <w:bottom w:val="none"/>
+          <w:top w:val="none" w:color="000000" w:sz="4" w:space="0"/>
+          <w:left w:val="none" w:color="000000" w:sz="4" w:space="0"/>
+          <w:bottom w:val="none" w:color="000000" w:sz="4" w:space="0"/>
           <w:right w:val="single" w:color="000000" w:themeColor="accent4" w:themeTint="9A" w:sz="4" w:space="0"/>
         </w:tcBorders>
       </w:tcPr>
@@ -34358,10 +35940,10 @@
       <w:tcPr>
         <w:shd w:val="clear" w:color="ffffff" w:themeColor="light1" w:fill="ffffff" w:themeFill="light1"/>
         <w:tcBorders>
-          <w:top w:val="none"/>
-          <w:left w:val="none"/>
+          <w:top w:val="none" w:color="000000" w:sz="4" w:space="0"/>
+          <w:left w:val="none" w:color="000000" w:sz="4" w:space="0"/>
           <w:bottom w:val="single" w:color="000000" w:themeColor="accent4" w:themeTint="9A" w:sz="4" w:space="0"/>
-          <w:right w:val="none"/>
+          <w:right w:val="none" w:color="000000" w:sz="4" w:space="0"/>
         </w:tcBorders>
       </w:tcPr>
     </w:tblStylePr>
@@ -34381,12 +35963,12 @@
         <w:tblBorders/>
       </w:tblPr>
       <w:tcPr>
-        <w:shd w:color="ffffff"/>
+        <w:shd w:val="clear" w:color="ffffff"/>
         <w:tcBorders>
-          <w:top w:val="none"/>
+          <w:top w:val="none" w:color="000000" w:sz="4" w:space="0"/>
           <w:left w:val="single" w:color="000000" w:themeColor="accent4" w:themeTint="9A" w:sz="4" w:space="0"/>
-          <w:bottom w:val="none"/>
-          <w:right w:val="none"/>
+          <w:bottom w:val="none" w:color="000000" w:sz="4" w:space="0"/>
+          <w:right w:val="none" w:color="000000" w:sz="4" w:space="0"/>
         </w:tcBorders>
       </w:tcPr>
     </w:tblStylePr>
@@ -34409,9 +35991,9 @@
         <w:shd w:val="clear" w:color="ffffff" w:themeColor="light1" w:fill="ffffff" w:themeFill="light1"/>
         <w:tcBorders>
           <w:top w:val="single" w:color="000000" w:themeColor="accent4" w:themeTint="9A" w:sz="4" w:space="0"/>
-          <w:left w:val="none"/>
-          <w:bottom w:val="none"/>
-          <w:right w:val="none"/>
+          <w:left w:val="none" w:color="000000" w:sz="4" w:space="0"/>
+          <w:bottom w:val="none" w:color="000000" w:sz="4" w:space="0"/>
+          <w:right w:val="none" w:color="000000" w:sz="4" w:space="0"/>
         </w:tcBorders>
       </w:tcPr>
     </w:tblStylePr>
@@ -34486,9 +36068,9 @@
       </w:tcPr>
     </w:tblStylePr>
   </w:style>
-  <w:style w:type="table" w:styleId="115">
+  <w:style w:type="table" w:styleId="994">
     <w:name w:val="List Table 7 Colorful - Accent 5"/>
-    <w:basedOn w:val="898"/>
+    <w:basedOn w:val="1068"/>
     <w:uiPriority w:val="99"/>
     <w:pPr>
       <w:pBdr/>
@@ -34587,11 +36169,11 @@
         <w:tblBorders/>
       </w:tblPr>
       <w:tcPr>
-        <w:shd w:color="ffffff"/>
+        <w:shd w:val="clear" w:color="ffffff"/>
         <w:tcBorders>
-          <w:top w:val="none"/>
-          <w:left w:val="none"/>
-          <w:bottom w:val="none"/>
+          <w:top w:val="none" w:color="000000" w:sz="4" w:space="0"/>
+          <w:left w:val="none" w:color="000000" w:sz="4" w:space="0"/>
+          <w:bottom w:val="none" w:color="000000" w:sz="4" w:space="0"/>
           <w:right w:val="single" w:color="000000" w:themeColor="accent5" w:themeTint="9A" w:sz="4" w:space="0"/>
         </w:tcBorders>
       </w:tcPr>
@@ -34614,10 +36196,10 @@
       <w:tcPr>
         <w:shd w:val="clear" w:color="ffffff" w:themeColor="light1" w:fill="ffffff" w:themeFill="light1"/>
         <w:tcBorders>
-          <w:top w:val="none"/>
-          <w:left w:val="none"/>
+          <w:top w:val="none" w:color="000000" w:sz="4" w:space="0"/>
+          <w:left w:val="none" w:color="000000" w:sz="4" w:space="0"/>
           <w:bottom w:val="single" w:color="000000" w:themeColor="accent5" w:themeTint="9A" w:sz="4" w:space="0"/>
-          <w:right w:val="none"/>
+          <w:right w:val="none" w:color="000000" w:sz="4" w:space="0"/>
         </w:tcBorders>
       </w:tcPr>
     </w:tblStylePr>
@@ -34637,12 +36219,12 @@
         <w:tblBorders/>
       </w:tblPr>
       <w:tcPr>
-        <w:shd w:color="ffffff"/>
+        <w:shd w:val="clear" w:color="ffffff"/>
         <w:tcBorders>
-          <w:top w:val="none"/>
+          <w:top w:val="none" w:color="000000" w:sz="4" w:space="0"/>
           <w:left w:val="single" w:color="000000" w:themeColor="accent5" w:themeTint="9A" w:sz="4" w:space="0"/>
-          <w:bottom w:val="none"/>
-          <w:right w:val="none"/>
+          <w:bottom w:val="none" w:color="000000" w:sz="4" w:space="0"/>
+          <w:right w:val="none" w:color="000000" w:sz="4" w:space="0"/>
         </w:tcBorders>
       </w:tcPr>
     </w:tblStylePr>
@@ -34665,9 +36247,9 @@
         <w:shd w:val="clear" w:color="ffffff" w:themeColor="light1" w:fill="ffffff" w:themeFill="light1"/>
         <w:tcBorders>
           <w:top w:val="single" w:color="000000" w:themeColor="accent5" w:themeTint="9A" w:sz="4" w:space="0"/>
-          <w:left w:val="none"/>
-          <w:bottom w:val="none"/>
-          <w:right w:val="none"/>
+          <w:left w:val="none" w:color="000000" w:sz="4" w:space="0"/>
+          <w:bottom w:val="none" w:color="000000" w:sz="4" w:space="0"/>
+          <w:right w:val="none" w:color="000000" w:sz="4" w:space="0"/>
         </w:tcBorders>
       </w:tcPr>
     </w:tblStylePr>
@@ -34742,9 +36324,9 @@
       </w:tcPr>
     </w:tblStylePr>
   </w:style>
-  <w:style w:type="table" w:styleId="116">
+  <w:style w:type="table" w:styleId="995">
     <w:name w:val="List Table 7 Colorful - Accent 6"/>
-    <w:basedOn w:val="898"/>
+    <w:basedOn w:val="1068"/>
     <w:uiPriority w:val="99"/>
     <w:pPr>
       <w:pBdr/>
@@ -34843,11 +36425,11 @@
         <w:tblBorders/>
       </w:tblPr>
       <w:tcPr>
-        <w:shd w:color="ffffff"/>
+        <w:shd w:val="clear" w:color="ffffff"/>
         <w:tcBorders>
-          <w:top w:val="none"/>
-          <w:left w:val="none"/>
-          <w:bottom w:val="none"/>
+          <w:top w:val="none" w:color="000000" w:sz="4" w:space="0"/>
+          <w:left w:val="none" w:color="000000" w:sz="4" w:space="0"/>
+          <w:bottom w:val="none" w:color="000000" w:sz="4" w:space="0"/>
           <w:right w:val="single" w:color="000000" w:themeColor="accent6" w:themeTint="98" w:sz="4" w:space="0"/>
         </w:tcBorders>
       </w:tcPr>
@@ -34870,10 +36452,10 @@
       <w:tcPr>
         <w:shd w:val="clear" w:color="ffffff" w:themeColor="light1" w:fill="ffffff" w:themeFill="light1"/>
         <w:tcBorders>
-          <w:top w:val="none"/>
-          <w:left w:val="none"/>
+          <w:top w:val="none" w:color="000000" w:sz="4" w:space="0"/>
+          <w:left w:val="none" w:color="000000" w:sz="4" w:space="0"/>
           <w:bottom w:val="single" w:color="000000" w:themeColor="accent6" w:themeTint="98" w:sz="4" w:space="0"/>
-          <w:right w:val="none"/>
+          <w:right w:val="none" w:color="000000" w:sz="4" w:space="0"/>
         </w:tcBorders>
       </w:tcPr>
     </w:tblStylePr>
@@ -34893,12 +36475,12 @@
         <w:tblBorders/>
       </w:tblPr>
       <w:tcPr>
-        <w:shd w:color="ffffff"/>
+        <w:shd w:val="clear" w:color="ffffff"/>
         <w:tcBorders>
-          <w:top w:val="none"/>
+          <w:top w:val="none" w:color="000000" w:sz="4" w:space="0"/>
           <w:left w:val="single" w:color="000000" w:themeColor="accent6" w:themeTint="98" w:sz="4" w:space="0"/>
-          <w:bottom w:val="none"/>
-          <w:right w:val="none"/>
+          <w:bottom w:val="none" w:color="000000" w:sz="4" w:space="0"/>
+          <w:right w:val="none" w:color="000000" w:sz="4" w:space="0"/>
         </w:tcBorders>
       </w:tcPr>
     </w:tblStylePr>
@@ -34921,9 +36503,9 @@
         <w:shd w:val="clear" w:color="ffffff" w:themeColor="light1" w:fill="ffffff" w:themeFill="light1"/>
         <w:tcBorders>
           <w:top w:val="single" w:color="000000" w:themeColor="accent6" w:themeTint="98" w:sz="4" w:space="0"/>
-          <w:left w:val="none"/>
-          <w:bottom w:val="none"/>
-          <w:right w:val="none"/>
+          <w:left w:val="none" w:color="000000" w:sz="4" w:space="0"/>
+          <w:bottom w:val="none" w:color="000000" w:sz="4" w:space="0"/>
+          <w:right w:val="none" w:color="000000" w:sz="4" w:space="0"/>
         </w:tcBorders>
       </w:tcPr>
     </w:tblStylePr>
@@ -34998,9 +36580,9 @@
       </w:tcPr>
     </w:tblStylePr>
   </w:style>
-  <w:style w:type="table" w:styleId="117">
+  <w:style w:type="table" w:styleId="996">
     <w:name w:val="Lined - Accent"/>
-    <w:basedOn w:val="898"/>
+    <w:basedOn w:val="1068"/>
     <w:uiPriority w:val="99"/>
     <w:pPr>
       <w:pBdr/>
@@ -35235,9 +36817,9 @@
       </w:tcPr>
     </w:tblStylePr>
   </w:style>
-  <w:style w:type="table" w:styleId="118">
+  <w:style w:type="table" w:styleId="997">
     <w:name w:val="Lined - Accent 1"/>
-    <w:basedOn w:val="898"/>
+    <w:basedOn w:val="1068"/>
     <w:uiPriority w:val="99"/>
     <w:pPr>
       <w:pBdr/>
@@ -35472,9 +37054,9 @@
       </w:tcPr>
     </w:tblStylePr>
   </w:style>
-  <w:style w:type="table" w:styleId="119">
+  <w:style w:type="table" w:styleId="998">
     <w:name w:val="Lined - Accent 2"/>
-    <w:basedOn w:val="898"/>
+    <w:basedOn w:val="1068"/>
     <w:uiPriority w:val="99"/>
     <w:pPr>
       <w:pBdr/>
@@ -35709,9 +37291,9 @@
       </w:tcPr>
     </w:tblStylePr>
   </w:style>
-  <w:style w:type="table" w:styleId="120">
+  <w:style w:type="table" w:styleId="999">
     <w:name w:val="Lined - Accent 3"/>
-    <w:basedOn w:val="898"/>
+    <w:basedOn w:val="1068"/>
     <w:uiPriority w:val="99"/>
     <w:pPr>
       <w:pBdr/>
@@ -35946,9 +37528,9 @@
       </w:tcPr>
     </w:tblStylePr>
   </w:style>
-  <w:style w:type="table" w:styleId="121">
+  <w:style w:type="table" w:styleId="1000">
     <w:name w:val="Lined - Accent 4"/>
-    <w:basedOn w:val="898"/>
+    <w:basedOn w:val="1068"/>
     <w:uiPriority w:val="99"/>
     <w:pPr>
       <w:pBdr/>
@@ -36183,9 +37765,9 @@
       </w:tcPr>
     </w:tblStylePr>
   </w:style>
-  <w:style w:type="table" w:styleId="122">
+  <w:style w:type="table" w:styleId="1001">
     <w:name w:val="Lined - Accent 5"/>
-    <w:basedOn w:val="898"/>
+    <w:basedOn w:val="1068"/>
     <w:uiPriority w:val="99"/>
     <w:pPr>
       <w:pBdr/>
@@ -36420,9 +38002,9 @@
       </w:tcPr>
     </w:tblStylePr>
   </w:style>
-  <w:style w:type="table" w:styleId="123">
+  <w:style w:type="table" w:styleId="1002">
     <w:name w:val="Lined - Accent 6"/>
-    <w:basedOn w:val="898"/>
+    <w:basedOn w:val="1068"/>
     <w:uiPriority w:val="99"/>
     <w:pPr>
       <w:pBdr/>
@@ -36657,9 +38239,9 @@
       </w:tcPr>
     </w:tblStylePr>
   </w:style>
-  <w:style w:type="table" w:styleId="124">
+  <w:style w:type="table" w:styleId="1003">
     <w:name w:val="Bordered &amp; Lined - Accent"/>
-    <w:basedOn w:val="898"/>
+    <w:basedOn w:val="1068"/>
     <w:uiPriority w:val="99"/>
     <w:pPr>
       <w:pBdr/>
@@ -36901,9 +38483,9 @@
       </w:tcPr>
     </w:tblStylePr>
   </w:style>
-  <w:style w:type="table" w:styleId="125">
+  <w:style w:type="table" w:styleId="1004">
     <w:name w:val="Bordered &amp; Lined - Accent 1"/>
-    <w:basedOn w:val="898"/>
+    <w:basedOn w:val="1068"/>
     <w:uiPriority w:val="99"/>
     <w:pPr>
       <w:pBdr/>
@@ -37145,9 +38727,9 @@
       </w:tcPr>
     </w:tblStylePr>
   </w:style>
-  <w:style w:type="table" w:styleId="126">
+  <w:style w:type="table" w:styleId="1005">
     <w:name w:val="Bordered &amp; Lined - Accent 2"/>
-    <w:basedOn w:val="898"/>
+    <w:basedOn w:val="1068"/>
     <w:uiPriority w:val="99"/>
     <w:pPr>
       <w:pBdr/>
@@ -37389,9 +38971,9 @@
       </w:tcPr>
     </w:tblStylePr>
   </w:style>
-  <w:style w:type="table" w:styleId="127">
+  <w:style w:type="table" w:styleId="1006">
     <w:name w:val="Bordered &amp; Lined - Accent 3"/>
-    <w:basedOn w:val="898"/>
+    <w:basedOn w:val="1068"/>
     <w:uiPriority w:val="99"/>
     <w:pPr>
       <w:pBdr/>
@@ -37633,9 +39215,9 @@
       </w:tcPr>
     </w:tblStylePr>
   </w:style>
-  <w:style w:type="table" w:styleId="128">
+  <w:style w:type="table" w:styleId="1007">
     <w:name w:val="Bordered &amp; Lined - Accent 4"/>
-    <w:basedOn w:val="898"/>
+    <w:basedOn w:val="1068"/>
     <w:uiPriority w:val="99"/>
     <w:pPr>
       <w:pBdr/>
@@ -37877,9 +39459,9 @@
       </w:tcPr>
     </w:tblStylePr>
   </w:style>
-  <w:style w:type="table" w:styleId="129">
+  <w:style w:type="table" w:styleId="1008">
     <w:name w:val="Bordered &amp; Lined - Accent 5"/>
-    <w:basedOn w:val="898"/>
+    <w:basedOn w:val="1068"/>
     <w:uiPriority w:val="99"/>
     <w:pPr>
       <w:pBdr/>
@@ -38121,9 +39703,9 @@
       </w:tcPr>
     </w:tblStylePr>
   </w:style>
-  <w:style w:type="table" w:styleId="130">
+  <w:style w:type="table" w:styleId="1009">
     <w:name w:val="Bordered &amp; Lined - Accent 6"/>
-    <w:basedOn w:val="898"/>
+    <w:basedOn w:val="1068"/>
     <w:uiPriority w:val="99"/>
     <w:pPr>
       <w:pBdr/>
@@ -38365,9 +39947,9 @@
       </w:tcPr>
     </w:tblStylePr>
   </w:style>
-  <w:style w:type="table" w:styleId="131">
+  <w:style w:type="table" w:styleId="1010">
     <w:name w:val="Bordered"/>
-    <w:basedOn w:val="898"/>
+    <w:basedOn w:val="1068"/>
     <w:uiPriority w:val="99"/>
     <w:pPr>
       <w:pBdr/>
@@ -38596,9 +40178,9 @@
       </w:tcPr>
     </w:tblStylePr>
   </w:style>
-  <w:style w:type="table" w:styleId="132">
+  <w:style w:type="table" w:styleId="1011">
     <w:name w:val="Bordered - Accent 1"/>
-    <w:basedOn w:val="898"/>
+    <w:basedOn w:val="1068"/>
     <w:uiPriority w:val="99"/>
     <w:pPr>
       <w:pBdr/>
@@ -38827,9 +40409,9 @@
       </w:tcPr>
     </w:tblStylePr>
   </w:style>
-  <w:style w:type="table" w:styleId="133">
+  <w:style w:type="table" w:styleId="1012">
     <w:name w:val="Bordered - Accent 2"/>
-    <w:basedOn w:val="898"/>
+    <w:basedOn w:val="1068"/>
     <w:uiPriority w:val="99"/>
     <w:pPr>
       <w:pBdr/>
@@ -39058,9 +40640,9 @@
       </w:tcPr>
     </w:tblStylePr>
   </w:style>
-  <w:style w:type="table" w:styleId="134">
+  <w:style w:type="table" w:styleId="1013">
     <w:name w:val="Bordered - Accent 3"/>
-    <w:basedOn w:val="898"/>
+    <w:basedOn w:val="1068"/>
     <w:uiPriority w:val="99"/>
     <w:pPr>
       <w:pBdr/>
@@ -39289,9 +40871,9 @@
       </w:tcPr>
     </w:tblStylePr>
   </w:style>
-  <w:style w:type="table" w:styleId="135">
+  <w:style w:type="table" w:styleId="1014">
     <w:name w:val="Bordered - Accent 4"/>
-    <w:basedOn w:val="898"/>
+    <w:basedOn w:val="1068"/>
     <w:uiPriority w:val="99"/>
     <w:pPr>
       <w:pBdr/>
@@ -39520,9 +41102,9 @@
       </w:tcPr>
     </w:tblStylePr>
   </w:style>
-  <w:style w:type="table" w:styleId="136">
+  <w:style w:type="table" w:styleId="1015">
     <w:name w:val="Bordered - Accent 5"/>
-    <w:basedOn w:val="898"/>
+    <w:basedOn w:val="1068"/>
     <w:uiPriority w:val="99"/>
     <w:pPr>
       <w:pBdr/>
@@ -39751,9 +41333,9 @@
       </w:tcPr>
     </w:tblStylePr>
   </w:style>
-  <w:style w:type="table" w:styleId="137">
+  <w:style w:type="table" w:styleId="1016">
     <w:name w:val="Bordered - Accent 6"/>
-    <w:basedOn w:val="898"/>
+    <w:basedOn w:val="1068"/>
     <w:uiPriority w:val="99"/>
     <w:pPr>
       <w:pBdr/>
@@ -39982,10 +41564,10 @@
       </w:tcPr>
     </w:tblStylePr>
   </w:style>
-  <w:style w:type="character" w:styleId="150">
+  <w:style w:type="character" w:styleId="1017">
     <w:name w:val="Heading 1 Char"/>
-    <w:basedOn w:val="897"/>
-    <w:link w:val="888"/>
+    <w:basedOn w:val="1067"/>
+    <w:link w:val="1058"/>
     <w:uiPriority w:val="9"/>
     <w:pPr>
       <w:pBdr/>
@@ -39999,10 +41581,10 @@
       <w:szCs w:val="40"/>
     </w:rPr>
   </w:style>
-  <w:style w:type="character" w:styleId="151">
+  <w:style w:type="character" w:styleId="1018">
     <w:name w:val="Heading 2 Char"/>
-    <w:basedOn w:val="897"/>
-    <w:link w:val="889"/>
+    <w:basedOn w:val="1067"/>
+    <w:link w:val="1059"/>
     <w:uiPriority w:val="9"/>
     <w:pPr>
       <w:pBdr/>
@@ -40016,10 +41598,10 @@
       <w:szCs w:val="32"/>
     </w:rPr>
   </w:style>
-  <w:style w:type="character" w:styleId="152">
+  <w:style w:type="character" w:styleId="1019">
     <w:name w:val="Heading 3 Char"/>
-    <w:basedOn w:val="897"/>
-    <w:link w:val="890"/>
+    <w:basedOn w:val="1067"/>
+    <w:link w:val="1060"/>
     <w:uiPriority w:val="9"/>
     <w:pPr>
       <w:pBdr/>
@@ -40033,10 +41615,10 @@
       <w:szCs w:val="28"/>
     </w:rPr>
   </w:style>
-  <w:style w:type="character" w:styleId="153">
+  <w:style w:type="character" w:styleId="1020">
     <w:name w:val="Heading 4 Char"/>
-    <w:basedOn w:val="897"/>
-    <w:link w:val="891"/>
+    <w:basedOn w:val="1067"/>
+    <w:link w:val="1061"/>
     <w:uiPriority w:val="9"/>
     <w:pPr>
       <w:pBdr/>
@@ -40050,10 +41632,10 @@
       <w:color w:val="0f4761" w:themeColor="accent1" w:themeShade="BF"/>
     </w:rPr>
   </w:style>
-  <w:style w:type="character" w:styleId="154">
+  <w:style w:type="character" w:styleId="1021">
     <w:name w:val="Heading 5 Char"/>
-    <w:basedOn w:val="897"/>
-    <w:link w:val="892"/>
+    <w:basedOn w:val="1067"/>
+    <w:link w:val="1062"/>
     <w:uiPriority w:val="9"/>
     <w:pPr>
       <w:pBdr/>
@@ -40065,10 +41647,10 @@
       <w:color w:val="0f4761" w:themeColor="accent1" w:themeShade="BF"/>
     </w:rPr>
   </w:style>
-  <w:style w:type="character" w:styleId="155">
+  <w:style w:type="character" w:styleId="1022">
     <w:name w:val="Heading 6 Char"/>
-    <w:basedOn w:val="897"/>
-    <w:link w:val="893"/>
+    <w:basedOn w:val="1067"/>
+    <w:link w:val="1063"/>
     <w:uiPriority w:val="9"/>
     <w:pPr>
       <w:pBdr/>
@@ -40082,10 +41664,10 @@
       <w:color w:val="595959" w:themeColor="text1" w:themeTint="A6"/>
     </w:rPr>
   </w:style>
-  <w:style w:type="character" w:styleId="156">
+  <w:style w:type="character" w:styleId="1023">
     <w:name w:val="Heading 7 Char"/>
-    <w:basedOn w:val="897"/>
-    <w:link w:val="894"/>
+    <w:basedOn w:val="1067"/>
+    <w:link w:val="1064"/>
     <w:uiPriority w:val="9"/>
     <w:pPr>
       <w:pBdr/>
@@ -40097,10 +41679,10 @@
       <w:color w:val="595959" w:themeColor="text1" w:themeTint="A6"/>
     </w:rPr>
   </w:style>
-  <w:style w:type="character" w:styleId="157">
+  <w:style w:type="character" w:styleId="1024">
     <w:name w:val="Heading 8 Char"/>
-    <w:basedOn w:val="897"/>
-    <w:link w:val="895"/>
+    <w:basedOn w:val="1067"/>
+    <w:link w:val="1065"/>
     <w:uiPriority w:val="9"/>
     <w:pPr>
       <w:pBdr/>
@@ -40114,10 +41696,10 @@
       <w:color w:val="272727" w:themeColor="text1" w:themeTint="D8"/>
     </w:rPr>
   </w:style>
-  <w:style w:type="character" w:styleId="158">
+  <w:style w:type="character" w:styleId="1025">
     <w:name w:val="Heading 9 Char"/>
-    <w:basedOn w:val="897"/>
-    <w:link w:val="896"/>
+    <w:basedOn w:val="1067"/>
+    <w:link w:val="1066"/>
     <w:uiPriority w:val="9"/>
     <w:pPr>
       <w:pBdr/>
@@ -40131,10 +41713,10 @@
       <w:color w:val="272727" w:themeColor="text1" w:themeTint="D8"/>
     </w:rPr>
   </w:style>
-  <w:style w:type="character" w:styleId="160">
+  <w:style w:type="character" w:styleId="1026">
     <w:name w:val="Title Char"/>
-    <w:basedOn w:val="897"/>
-    <w:link w:val="909"/>
+    <w:basedOn w:val="1067"/>
+    <w:link w:val="1079"/>
     <w:uiPriority w:val="10"/>
     <w:pPr>
       <w:pBdr/>
@@ -40148,10 +41730,10 @@
       <w:szCs w:val="56"/>
     </w:rPr>
   </w:style>
-  <w:style w:type="character" w:styleId="162">
+  <w:style w:type="character" w:styleId="1027">
     <w:name w:val="Subtitle Char"/>
-    <w:basedOn w:val="897"/>
-    <w:link w:val="911"/>
+    <w:basedOn w:val="1067"/>
+    <w:link w:val="1081"/>
     <w:uiPriority w:val="11"/>
     <w:pPr>
       <w:pBdr/>
@@ -40165,10 +41747,10 @@
       <w:szCs w:val="28"/>
     </w:rPr>
   </w:style>
-  <w:style w:type="character" w:styleId="164">
+  <w:style w:type="character" w:styleId="1028">
     <w:name w:val="Quote Char"/>
-    <w:basedOn w:val="897"/>
-    <w:link w:val="913"/>
+    <w:basedOn w:val="1067"/>
+    <w:link w:val="1083"/>
     <w:uiPriority w:val="29"/>
     <w:pPr>
       <w:pBdr/>
@@ -40181,10 +41763,10 @@
       <w:color w:val="404040" w:themeColor="text1" w:themeTint="BF"/>
     </w:rPr>
   </w:style>
-  <w:style w:type="character" w:styleId="168">
+  <w:style w:type="character" w:styleId="1029">
     <w:name w:val="Intense Quote Char"/>
-    <w:basedOn w:val="897"/>
-    <w:link w:val="917"/>
+    <w:basedOn w:val="1067"/>
+    <w:link w:val="1087"/>
     <w:uiPriority w:val="30"/>
     <w:pPr>
       <w:pBdr/>
@@ -40197,9 +41779,9 @@
       <w:color w:val="0f4761" w:themeColor="accent1" w:themeShade="BF"/>
     </w:rPr>
   </w:style>
-  <w:style w:type="paragraph" w:styleId="170">
+  <w:style w:type="paragraph" w:styleId="1030">
     <w:name w:val="No Spacing"/>
-    <w:basedOn w:val="887"/>
+    <w:basedOn w:val="1057"/>
     <w:uiPriority w:val="1"/>
     <w:qFormat/>
     <w:pPr>
@@ -40208,9 +41790,9 @@
       <w:ind/>
     </w:pPr>
   </w:style>
-  <w:style w:type="character" w:styleId="171">
+  <w:style w:type="character" w:styleId="1031">
     <w:name w:val="Subtle Emphasis"/>
-    <w:basedOn w:val="897"/>
+    <w:basedOn w:val="1067"/>
     <w:uiPriority w:val="19"/>
     <w:qFormat/>
     <w:pPr>
@@ -40224,9 +41806,9 @@
       <w:color w:val="404040" w:themeColor="text1" w:themeTint="BF"/>
     </w:rPr>
   </w:style>
-  <w:style w:type="character" w:styleId="172">
+  <w:style w:type="character" w:styleId="1032">
     <w:name w:val="Emphasis"/>
-    <w:basedOn w:val="897"/>
+    <w:basedOn w:val="1067"/>
     <w:uiPriority w:val="20"/>
     <w:qFormat/>
     <w:pPr>
@@ -40239,9 +41821,9 @@
       <w:iCs/>
     </w:rPr>
   </w:style>
-  <w:style w:type="character" w:styleId="173">
+  <w:style w:type="character" w:styleId="1033">
     <w:name w:val="Strong"/>
-    <w:basedOn w:val="897"/>
+    <w:basedOn w:val="1067"/>
     <w:uiPriority w:val="22"/>
     <w:qFormat/>
     <w:pPr>
@@ -40254,9 +41836,9 @@
       <w:bCs/>
     </w:rPr>
   </w:style>
-  <w:style w:type="character" w:styleId="174">
+  <w:style w:type="character" w:styleId="1034">
     <w:name w:val="Subtle Reference"/>
-    <w:basedOn w:val="897"/>
+    <w:basedOn w:val="1067"/>
     <w:uiPriority w:val="31"/>
     <w:qFormat/>
     <w:pPr>
@@ -40269,9 +41851,9 @@
       <w:color w:val="5a5a5a" w:themeColor="text1" w:themeTint="A5"/>
     </w:rPr>
   </w:style>
-  <w:style w:type="character" w:styleId="175">
+  <w:style w:type="character" w:styleId="1035">
     <w:name w:val="Book Title"/>
-    <w:basedOn w:val="897"/>
+    <w:basedOn w:val="1067"/>
     <w:uiPriority w:val="33"/>
     <w:qFormat/>
     <w:pPr>
@@ -40287,10 +41869,10 @@
       <w:spacing w:val="5"/>
     </w:rPr>
   </w:style>
-  <w:style w:type="character" w:styleId="177">
+  <w:style w:type="character" w:styleId="1036">
     <w:name w:val="Header Char"/>
-    <w:basedOn w:val="897"/>
-    <w:link w:val="978"/>
+    <w:basedOn w:val="1067"/>
+    <w:link w:val="1148"/>
     <w:uiPriority w:val="99"/>
     <w:pPr>
       <w:pBdr/>
@@ -40298,10 +41880,10 @@
       <w:ind/>
     </w:pPr>
   </w:style>
-  <w:style w:type="character" w:styleId="179">
+  <w:style w:type="character" w:styleId="1037">
     <w:name w:val="Footer Char"/>
-    <w:basedOn w:val="897"/>
-    <w:link w:val="980"/>
+    <w:basedOn w:val="1067"/>
+    <w:link w:val="1150"/>
     <w:uiPriority w:val="99"/>
     <w:pPr>
       <w:pBdr/>
@@ -40309,10 +41891,10 @@
       <w:ind/>
     </w:pPr>
   </w:style>
-  <w:style w:type="paragraph" w:styleId="180">
+  <w:style w:type="paragraph" w:styleId="1038">
     <w:name w:val="Caption"/>
-    <w:basedOn w:val="887"/>
-    <w:next w:val="887"/>
+    <w:basedOn w:val="1057"/>
+    <w:next w:val="1057"/>
     <w:uiPriority w:val="35"/>
     <w:unhideWhenUsed/>
     <w:qFormat/>
@@ -40329,10 +41911,10 @@
       <w:szCs w:val="18"/>
     </w:rPr>
   </w:style>
-  <w:style w:type="paragraph" w:styleId="181">
+  <w:style w:type="paragraph" w:styleId="1039">
     <w:name w:val="footnote text"/>
-    <w:basedOn w:val="887"/>
-    <w:link w:val="182"/>
+    <w:basedOn w:val="1057"/>
+    <w:link w:val="1040"/>
     <w:uiPriority w:val="99"/>
     <w:semiHidden/>
     <w:unhideWhenUsed/>
@@ -40346,10 +41928,10 @@
       <w:szCs w:val="20"/>
     </w:rPr>
   </w:style>
-  <w:style w:type="character" w:styleId="182">
+  <w:style w:type="character" w:styleId="1040">
     <w:name w:val="Footnote Text Char"/>
-    <w:basedOn w:val="897"/>
-    <w:link w:val="181"/>
+    <w:basedOn w:val="1067"/>
+    <w:link w:val="1039"/>
     <w:uiPriority w:val="99"/>
     <w:semiHidden/>
     <w:pPr>
@@ -40362,9 +41944,9 @@
       <w:szCs w:val="20"/>
     </w:rPr>
   </w:style>
-  <w:style w:type="character" w:styleId="183">
+  <w:style w:type="character" w:styleId="1041">
     <w:name w:val="footnote reference"/>
-    <w:basedOn w:val="897"/>
+    <w:basedOn w:val="1067"/>
     <w:uiPriority w:val="99"/>
     <w:semiHidden/>
     <w:unhideWhenUsed/>
@@ -40377,10 +41959,10 @@
       <w:vertAlign w:val="superscript"/>
     </w:rPr>
   </w:style>
-  <w:style w:type="paragraph" w:styleId="184">
+  <w:style w:type="paragraph" w:styleId="1042">
     <w:name w:val="endnote text"/>
-    <w:basedOn w:val="887"/>
-    <w:link w:val="185"/>
+    <w:basedOn w:val="1057"/>
+    <w:link w:val="1043"/>
     <w:uiPriority w:val="99"/>
     <w:semiHidden/>
     <w:unhideWhenUsed/>
@@ -40394,10 +41976,10 @@
       <w:szCs w:val="20"/>
     </w:rPr>
   </w:style>
-  <w:style w:type="character" w:styleId="185">
+  <w:style w:type="character" w:styleId="1043">
     <w:name w:val="Endnote Text Char"/>
-    <w:basedOn w:val="897"/>
-    <w:link w:val="184"/>
+    <w:basedOn w:val="1067"/>
+    <w:link w:val="1042"/>
     <w:uiPriority w:val="99"/>
     <w:semiHidden/>
     <w:pPr>
@@ -40410,9 +41992,9 @@
       <w:szCs w:val="20"/>
     </w:rPr>
   </w:style>
-  <w:style w:type="character" w:styleId="186">
+  <w:style w:type="character" w:styleId="1044">
     <w:name w:val="endnote reference"/>
-    <w:basedOn w:val="897"/>
+    <w:basedOn w:val="1067"/>
     <w:uiPriority w:val="99"/>
     <w:semiHidden/>
     <w:unhideWhenUsed/>
@@ -40425,10 +42007,10 @@
       <w:vertAlign w:val="superscript"/>
     </w:rPr>
   </w:style>
-  <w:style w:type="paragraph" w:styleId="189">
+  <w:style w:type="paragraph" w:styleId="1045">
     <w:name w:val="toc 1"/>
-    <w:basedOn w:val="887"/>
-    <w:next w:val="887"/>
+    <w:basedOn w:val="1057"/>
+    <w:next w:val="1057"/>
     <w:uiPriority w:val="39"/>
     <w:unhideWhenUsed/>
     <w:pPr>
@@ -40437,10 +42019,10 @@
       <w:ind/>
     </w:pPr>
   </w:style>
-  <w:style w:type="paragraph" w:styleId="190">
+  <w:style w:type="paragraph" w:styleId="1046">
     <w:name w:val="toc 2"/>
-    <w:basedOn w:val="887"/>
-    <w:next w:val="887"/>
+    <w:basedOn w:val="1057"/>
+    <w:next w:val="1057"/>
     <w:uiPriority w:val="39"/>
     <w:unhideWhenUsed/>
     <w:pPr>
@@ -40449,10 +42031,10 @@
       <w:ind w:left="220"/>
     </w:pPr>
   </w:style>
-  <w:style w:type="paragraph" w:styleId="191">
+  <w:style w:type="paragraph" w:styleId="1047">
     <w:name w:val="toc 3"/>
-    <w:basedOn w:val="887"/>
-    <w:next w:val="887"/>
+    <w:basedOn w:val="1057"/>
+    <w:next w:val="1057"/>
     <w:uiPriority w:val="39"/>
     <w:unhideWhenUsed/>
     <w:pPr>
@@ -40461,10 +42043,10 @@
       <w:ind w:left="440"/>
     </w:pPr>
   </w:style>
-  <w:style w:type="paragraph" w:styleId="192">
+  <w:style w:type="paragraph" w:styleId="1048">
     <w:name w:val="toc 4"/>
-    <w:basedOn w:val="887"/>
-    <w:next w:val="887"/>
+    <w:basedOn w:val="1057"/>
+    <w:next w:val="1057"/>
     <w:uiPriority w:val="39"/>
     <w:unhideWhenUsed/>
     <w:pPr>
@@ -40473,10 +42055,10 @@
       <w:ind w:left="660"/>
     </w:pPr>
   </w:style>
-  <w:style w:type="paragraph" w:styleId="193">
+  <w:style w:type="paragraph" w:styleId="1049">
     <w:name w:val="toc 5"/>
-    <w:basedOn w:val="887"/>
-    <w:next w:val="887"/>
+    <w:basedOn w:val="1057"/>
+    <w:next w:val="1057"/>
     <w:uiPriority w:val="39"/>
     <w:unhideWhenUsed/>
     <w:pPr>
@@ -40485,10 +42067,10 @@
       <w:ind w:left="880"/>
     </w:pPr>
   </w:style>
-  <w:style w:type="paragraph" w:styleId="194">
+  <w:style w:type="paragraph" w:styleId="1050">
     <w:name w:val="toc 6"/>
-    <w:basedOn w:val="887"/>
-    <w:next w:val="887"/>
+    <w:basedOn w:val="1057"/>
+    <w:next w:val="1057"/>
     <w:uiPriority w:val="39"/>
     <w:unhideWhenUsed/>
     <w:pPr>
@@ -40497,10 +42079,10 @@
       <w:ind w:left="1100"/>
     </w:pPr>
   </w:style>
-  <w:style w:type="paragraph" w:styleId="195">
+  <w:style w:type="paragraph" w:styleId="1051">
     <w:name w:val="toc 7"/>
-    <w:basedOn w:val="887"/>
-    <w:next w:val="887"/>
+    <w:basedOn w:val="1057"/>
+    <w:next w:val="1057"/>
     <w:uiPriority w:val="39"/>
     <w:unhideWhenUsed/>
     <w:pPr>
@@ -40509,10 +42091,10 @@
       <w:ind w:left="1320"/>
     </w:pPr>
   </w:style>
-  <w:style w:type="paragraph" w:styleId="196">
+  <w:style w:type="paragraph" w:styleId="1052">
     <w:name w:val="toc 8"/>
-    <w:basedOn w:val="887"/>
-    <w:next w:val="887"/>
+    <w:basedOn w:val="1057"/>
+    <w:next w:val="1057"/>
     <w:uiPriority w:val="39"/>
     <w:unhideWhenUsed/>
     <w:pPr>
@@ -40521,10 +42103,10 @@
       <w:ind w:left="1540"/>
     </w:pPr>
   </w:style>
-  <w:style w:type="paragraph" w:styleId="197">
+  <w:style w:type="paragraph" w:styleId="1053">
     <w:name w:val="toc 9"/>
-    <w:basedOn w:val="887"/>
-    <w:next w:val="887"/>
+    <w:basedOn w:val="1057"/>
+    <w:next w:val="1057"/>
     <w:uiPriority w:val="39"/>
     <w:unhideWhenUsed/>
     <w:pPr>
@@ -40533,9 +42115,9 @@
       <w:ind w:left="1760"/>
     </w:pPr>
   </w:style>
-  <w:style w:type="character" w:styleId="198">
+  <w:style w:type="character" w:styleId="1054">
     <w:name w:val="Placeholder Text"/>
-    <w:basedOn w:val="897"/>
+    <w:basedOn w:val="1067"/>
     <w:uiPriority w:val="99"/>
     <w:semiHidden/>
     <w:pPr>
@@ -40547,7 +42129,7 @@
       <w:color w:val="666666"/>
     </w:rPr>
   </w:style>
-  <w:style w:type="paragraph" w:styleId="208">
+  <w:style w:type="paragraph" w:styleId="1055">
     <w:name w:val="TOC Heading"/>
     <w:uiPriority w:val="39"/>
     <w:unhideWhenUsed/>
@@ -40557,10 +42139,10 @@
       <w:ind/>
     </w:pPr>
   </w:style>
-  <w:style w:type="paragraph" w:styleId="209">
+  <w:style w:type="paragraph" w:styleId="1056">
     <w:name w:val="table of figures"/>
-    <w:basedOn w:val="887"/>
-    <w:next w:val="887"/>
+    <w:basedOn w:val="1057"/>
+    <w:next w:val="1057"/>
     <w:uiPriority w:val="99"/>
     <w:unhideWhenUsed/>
     <w:pPr>
@@ -40569,7 +42151,7 @@
       <w:ind/>
     </w:pPr>
   </w:style>
-  <w:style w:type="paragraph" w:styleId="887" w:default="1">
+  <w:style w:type="paragraph" w:styleId="1057" w:default="1">
     <w:name w:val="Normal"/>
     <w:qFormat/>
     <w:pPr>
@@ -40578,11 +42160,11 @@
       <w:ind/>
     </w:pPr>
   </w:style>
-  <w:style w:type="paragraph" w:styleId="888">
+  <w:style w:type="paragraph" w:styleId="1058">
     <w:name w:val="Heading 1"/>
-    <w:basedOn w:val="887"/>
-    <w:next w:val="887"/>
-    <w:link w:val="900"/>
+    <w:basedOn w:val="1057"/>
+    <w:next w:val="1057"/>
+    <w:link w:val="1070"/>
     <w:uiPriority w:val="9"/>
     <w:qFormat/>
     <w:pPr>
@@ -40600,11 +42182,11 @@
       <w:szCs w:val="40"/>
     </w:rPr>
   </w:style>
-  <w:style w:type="paragraph" w:styleId="889">
+  <w:style w:type="paragraph" w:styleId="1059">
     <w:name w:val="Heading 2"/>
-    <w:basedOn w:val="887"/>
-    <w:next w:val="887"/>
-    <w:link w:val="901"/>
+    <w:basedOn w:val="1057"/>
+    <w:next w:val="1057"/>
+    <w:link w:val="1071"/>
     <w:uiPriority w:val="9"/>
     <w:unhideWhenUsed/>
     <w:qFormat/>
@@ -40623,11 +42205,11 @@
       <w:szCs w:val="32"/>
     </w:rPr>
   </w:style>
-  <w:style w:type="paragraph" w:styleId="890">
+  <w:style w:type="paragraph" w:styleId="1060">
     <w:name w:val="Heading 3"/>
-    <w:basedOn w:val="887"/>
-    <w:next w:val="887"/>
-    <w:link w:val="902"/>
+    <w:basedOn w:val="1057"/>
+    <w:next w:val="1057"/>
+    <w:link w:val="1072"/>
     <w:uiPriority w:val="9"/>
     <w:semiHidden/>
     <w:unhideWhenUsed/>
@@ -40647,11 +42229,11 @@
       <w:szCs w:val="28"/>
     </w:rPr>
   </w:style>
-  <w:style w:type="paragraph" w:styleId="891">
+  <w:style w:type="paragraph" w:styleId="1061">
     <w:name w:val="Heading 4"/>
-    <w:basedOn w:val="887"/>
-    <w:next w:val="887"/>
-    <w:link w:val="903"/>
+    <w:basedOn w:val="1057"/>
+    <w:next w:val="1057"/>
+    <w:link w:val="1073"/>
     <w:uiPriority w:val="9"/>
     <w:semiHidden/>
     <w:unhideWhenUsed/>
@@ -40671,11 +42253,11 @@
       <w:color w:val="0f4761" w:themeColor="accent1" w:themeShade="BF"/>
     </w:rPr>
   </w:style>
-  <w:style w:type="paragraph" w:styleId="892">
+  <w:style w:type="paragraph" w:styleId="1062">
     <w:name w:val="Heading 5"/>
-    <w:basedOn w:val="887"/>
-    <w:next w:val="887"/>
-    <w:link w:val="904"/>
+    <w:basedOn w:val="1057"/>
+    <w:next w:val="1057"/>
+    <w:link w:val="1074"/>
     <w:uiPriority w:val="9"/>
     <w:semiHidden/>
     <w:unhideWhenUsed/>
@@ -40693,11 +42275,11 @@
       <w:color w:val="0f4761" w:themeColor="accent1" w:themeShade="BF"/>
     </w:rPr>
   </w:style>
-  <w:style w:type="paragraph" w:styleId="893">
+  <w:style w:type="paragraph" w:styleId="1063">
     <w:name w:val="Heading 6"/>
-    <w:basedOn w:val="887"/>
-    <w:next w:val="887"/>
-    <w:link w:val="905"/>
+    <w:basedOn w:val="1057"/>
+    <w:next w:val="1057"/>
+    <w:link w:val="1075"/>
     <w:uiPriority w:val="9"/>
     <w:semiHidden/>
     <w:unhideWhenUsed/>
@@ -40717,11 +42299,11 @@
       <w:color w:val="595959" w:themeColor="text1" w:themeTint="A6"/>
     </w:rPr>
   </w:style>
-  <w:style w:type="paragraph" w:styleId="894">
+  <w:style w:type="paragraph" w:styleId="1064">
     <w:name w:val="Heading 7"/>
-    <w:basedOn w:val="887"/>
-    <w:next w:val="887"/>
-    <w:link w:val="906"/>
+    <w:basedOn w:val="1057"/>
+    <w:next w:val="1057"/>
+    <w:link w:val="1076"/>
     <w:uiPriority w:val="9"/>
     <w:semiHidden/>
     <w:unhideWhenUsed/>
@@ -40739,11 +42321,11 @@
       <w:color w:val="595959" w:themeColor="text1" w:themeTint="A6"/>
     </w:rPr>
   </w:style>
-  <w:style w:type="paragraph" w:styleId="895">
+  <w:style w:type="paragraph" w:styleId="1065">
     <w:name w:val="Heading 8"/>
-    <w:basedOn w:val="887"/>
-    <w:next w:val="887"/>
-    <w:link w:val="907"/>
+    <w:basedOn w:val="1057"/>
+    <w:next w:val="1057"/>
+    <w:link w:val="1077"/>
     <w:uiPriority w:val="9"/>
     <w:semiHidden/>
     <w:unhideWhenUsed/>
@@ -40763,11 +42345,11 @@
       <w:color w:val="272727" w:themeColor="text1" w:themeTint="D8"/>
     </w:rPr>
   </w:style>
-  <w:style w:type="paragraph" w:styleId="896">
+  <w:style w:type="paragraph" w:styleId="1066">
     <w:name w:val="Heading 9"/>
-    <w:basedOn w:val="887"/>
-    <w:next w:val="887"/>
-    <w:link w:val="908"/>
+    <w:basedOn w:val="1057"/>
+    <w:next w:val="1057"/>
+    <w:link w:val="1078"/>
     <w:uiPriority w:val="9"/>
     <w:semiHidden/>
     <w:unhideWhenUsed/>
@@ -40785,7 +42367,7 @@
       <w:color w:val="272727" w:themeColor="text1" w:themeTint="D8"/>
     </w:rPr>
   </w:style>
-  <w:style w:type="character" w:styleId="897" w:default="1">
+  <w:style w:type="character" w:styleId="1067" w:default="1">
     <w:name w:val="Default Paragraph Font"/>
     <w:uiPriority w:val="1"/>
     <w:semiHidden/>
@@ -40796,7 +42378,7 @@
       <w:ind/>
     </w:pPr>
   </w:style>
-  <w:style w:type="table" w:styleId="898" w:default="1">
+  <w:style w:type="table" w:styleId="1068" w:default="1">
     <w:name w:val="Normal Table"/>
     <w:uiPriority w:val="99"/>
     <w:semiHidden/>
@@ -40989,7 +42571,7 @@
       </w:tcPr>
     </w:tblStylePr>
   </w:style>
-  <w:style w:type="numbering" w:styleId="899" w:default="1">
+  <w:style w:type="numbering" w:styleId="1069" w:default="1">
     <w:name w:val="No List"/>
     <w:uiPriority w:val="99"/>
     <w:semiHidden/>
@@ -41000,10 +42582,10 @@
       <w:ind/>
     </w:pPr>
   </w:style>
-  <w:style w:type="character" w:styleId="900" w:customStyle="1">
+  <w:style w:type="character" w:styleId="1070" w:customStyle="1">
     <w:name w:val="Título 1 Char"/>
-    <w:basedOn w:val="897"/>
-    <w:link w:val="888"/>
+    <w:basedOn w:val="1067"/>
+    <w:link w:val="1058"/>
     <w:uiPriority w:val="9"/>
     <w:pPr>
       <w:pBdr/>
@@ -41017,10 +42599,10 @@
       <w:szCs w:val="40"/>
     </w:rPr>
   </w:style>
-  <w:style w:type="character" w:styleId="901" w:customStyle="1">
+  <w:style w:type="character" w:styleId="1071" w:customStyle="1">
     <w:name w:val="Título 2 Char"/>
-    <w:basedOn w:val="897"/>
-    <w:link w:val="889"/>
+    <w:basedOn w:val="1067"/>
+    <w:link w:val="1059"/>
     <w:uiPriority w:val="9"/>
     <w:pPr>
       <w:pBdr/>
@@ -41034,10 +42616,10 @@
       <w:szCs w:val="32"/>
     </w:rPr>
   </w:style>
-  <w:style w:type="character" w:styleId="902" w:customStyle="1">
+  <w:style w:type="character" w:styleId="1072" w:customStyle="1">
     <w:name w:val="Título 3 Char"/>
-    <w:basedOn w:val="897"/>
-    <w:link w:val="890"/>
+    <w:basedOn w:val="1067"/>
+    <w:link w:val="1060"/>
     <w:uiPriority w:val="9"/>
     <w:semiHidden/>
     <w:pPr>
@@ -41052,10 +42634,10 @@
       <w:szCs w:val="28"/>
     </w:rPr>
   </w:style>
-  <w:style w:type="character" w:styleId="903" w:customStyle="1">
+  <w:style w:type="character" w:styleId="1073" w:customStyle="1">
     <w:name w:val="Título 4 Char"/>
-    <w:basedOn w:val="897"/>
-    <w:link w:val="891"/>
+    <w:basedOn w:val="1067"/>
+    <w:link w:val="1061"/>
     <w:uiPriority w:val="9"/>
     <w:semiHidden/>
     <w:pPr>
@@ -41070,10 +42652,10 @@
       <w:color w:val="0f4761" w:themeColor="accent1" w:themeShade="BF"/>
     </w:rPr>
   </w:style>
-  <w:style w:type="character" w:styleId="904" w:customStyle="1">
+  <w:style w:type="character" w:styleId="1074" w:customStyle="1">
     <w:name w:val="Título 5 Char"/>
-    <w:basedOn w:val="897"/>
-    <w:link w:val="892"/>
+    <w:basedOn w:val="1067"/>
+    <w:link w:val="1062"/>
     <w:uiPriority w:val="9"/>
     <w:semiHidden/>
     <w:pPr>
@@ -41086,10 +42668,10 @@
       <w:color w:val="0f4761" w:themeColor="accent1" w:themeShade="BF"/>
     </w:rPr>
   </w:style>
-  <w:style w:type="character" w:styleId="905" w:customStyle="1">
+  <w:style w:type="character" w:styleId="1075" w:customStyle="1">
     <w:name w:val="Título 6 Char"/>
-    <w:basedOn w:val="897"/>
-    <w:link w:val="893"/>
+    <w:basedOn w:val="1067"/>
+    <w:link w:val="1063"/>
     <w:uiPriority w:val="9"/>
     <w:semiHidden/>
     <w:pPr>
@@ -41104,10 +42686,10 @@
       <w:color w:val="595959" w:themeColor="text1" w:themeTint="A6"/>
     </w:rPr>
   </w:style>
-  <w:style w:type="character" w:styleId="906" w:customStyle="1">
+  <w:style w:type="character" w:styleId="1076" w:customStyle="1">
     <w:name w:val="Título 7 Char"/>
-    <w:basedOn w:val="897"/>
-    <w:link w:val="894"/>
+    <w:basedOn w:val="1067"/>
+    <w:link w:val="1064"/>
     <w:uiPriority w:val="9"/>
     <w:semiHidden/>
     <w:pPr>
@@ -41120,10 +42702,10 @@
       <w:color w:val="595959" w:themeColor="text1" w:themeTint="A6"/>
     </w:rPr>
   </w:style>
-  <w:style w:type="character" w:styleId="907" w:customStyle="1">
+  <w:style w:type="character" w:styleId="1077" w:customStyle="1">
     <w:name w:val="Título 8 Char"/>
-    <w:basedOn w:val="897"/>
-    <w:link w:val="895"/>
+    <w:basedOn w:val="1067"/>
+    <w:link w:val="1065"/>
     <w:uiPriority w:val="9"/>
     <w:semiHidden/>
     <w:pPr>
@@ -41138,10 +42720,10 @@
       <w:color w:val="272727" w:themeColor="text1" w:themeTint="D8"/>
     </w:rPr>
   </w:style>
-  <w:style w:type="character" w:styleId="908" w:customStyle="1">
+  <w:style w:type="character" w:styleId="1078" w:customStyle="1">
     <w:name w:val="Título 9 Char"/>
-    <w:basedOn w:val="897"/>
-    <w:link w:val="896"/>
+    <w:basedOn w:val="1067"/>
+    <w:link w:val="1066"/>
     <w:uiPriority w:val="9"/>
     <w:semiHidden/>
     <w:pPr>
@@ -41154,11 +42736,11 @@
       <w:color w:val="272727" w:themeColor="text1" w:themeTint="D8"/>
     </w:rPr>
   </w:style>
-  <w:style w:type="paragraph" w:styleId="909">
+  <w:style w:type="paragraph" w:styleId="1079">
     <w:name w:val="Title"/>
-    <w:basedOn w:val="887"/>
-    <w:next w:val="887"/>
-    <w:link w:val="910"/>
+    <w:basedOn w:val="1057"/>
+    <w:next w:val="1057"/>
+    <w:link w:val="1080"/>
     <w:uiPriority w:val="10"/>
     <w:qFormat/>
     <w:pPr>
@@ -41174,10 +42756,10 @@
       <w:szCs w:val="56"/>
     </w:rPr>
   </w:style>
-  <w:style w:type="character" w:styleId="910" w:customStyle="1">
+  <w:style w:type="character" w:styleId="1080" w:customStyle="1">
     <w:name w:val="Título Char"/>
-    <w:basedOn w:val="897"/>
-    <w:link w:val="909"/>
+    <w:basedOn w:val="1067"/>
+    <w:link w:val="1079"/>
     <w:uiPriority w:val="10"/>
     <w:pPr>
       <w:pBdr/>
@@ -41191,11 +42773,11 @@
       <w:szCs w:val="56"/>
     </w:rPr>
   </w:style>
-  <w:style w:type="paragraph" w:styleId="911">
+  <w:style w:type="paragraph" w:styleId="1081">
     <w:name w:val="Subtitle"/>
-    <w:basedOn w:val="887"/>
-    <w:next w:val="887"/>
-    <w:link w:val="912"/>
+    <w:basedOn w:val="1057"/>
+    <w:next w:val="1057"/>
+    <w:link w:val="1082"/>
     <w:uiPriority w:val="11"/>
     <w:qFormat/>
     <w:pPr>
@@ -41214,10 +42796,10 @@
       <w:szCs w:val="28"/>
     </w:rPr>
   </w:style>
-  <w:style w:type="character" w:styleId="912" w:customStyle="1">
+  <w:style w:type="character" w:styleId="1082" w:customStyle="1">
     <w:name w:val="Subtítulo Char"/>
-    <w:basedOn w:val="897"/>
-    <w:link w:val="911"/>
+    <w:basedOn w:val="1067"/>
+    <w:link w:val="1081"/>
     <w:uiPriority w:val="11"/>
     <w:pPr>
       <w:pBdr/>
@@ -41232,11 +42814,11 @@
       <w:szCs w:val="28"/>
     </w:rPr>
   </w:style>
-  <w:style w:type="paragraph" w:styleId="913">
+  <w:style w:type="paragraph" w:styleId="1083">
     <w:name w:val="Quote"/>
-    <w:basedOn w:val="887"/>
-    <w:next w:val="887"/>
-    <w:link w:val="914"/>
+    <w:basedOn w:val="1057"/>
+    <w:next w:val="1057"/>
+    <w:link w:val="1084"/>
     <w:uiPriority w:val="29"/>
     <w:qFormat/>
     <w:pPr>
@@ -41251,10 +42833,10 @@
       <w:color w:val="404040" w:themeColor="text1" w:themeTint="BF"/>
     </w:rPr>
   </w:style>
-  <w:style w:type="character" w:styleId="914" w:customStyle="1">
+  <w:style w:type="character" w:styleId="1084" w:customStyle="1">
     <w:name w:val="Citação Char"/>
-    <w:basedOn w:val="897"/>
-    <w:link w:val="913"/>
+    <w:basedOn w:val="1067"/>
+    <w:link w:val="1083"/>
     <w:uiPriority w:val="29"/>
     <w:pPr>
       <w:pBdr/>
@@ -41267,9 +42849,9 @@
       <w:color w:val="404040" w:themeColor="text1" w:themeTint="BF"/>
     </w:rPr>
   </w:style>
-  <w:style w:type="paragraph" w:styleId="915">
+  <w:style w:type="paragraph" w:styleId="1085">
     <w:name w:val="List Paragraph"/>
-    <w:basedOn w:val="887"/>
+    <w:basedOn w:val="1057"/>
     <w:uiPriority w:val="34"/>
     <w:qFormat/>
     <w:pPr>
@@ -41279,9 +42861,9 @@
       <w:contextualSpacing w:val="true"/>
     </w:pPr>
   </w:style>
-  <w:style w:type="character" w:styleId="916">
+  <w:style w:type="character" w:styleId="1086">
     <w:name w:val="Intense Emphasis"/>
-    <w:basedOn w:val="897"/>
+    <w:basedOn w:val="1067"/>
     <w:uiPriority w:val="21"/>
     <w:qFormat/>
     <w:pPr>
@@ -41295,11 +42877,11 @@
       <w:color w:val="0f4761" w:themeColor="accent1" w:themeShade="BF"/>
     </w:rPr>
   </w:style>
-  <w:style w:type="paragraph" w:styleId="917">
+  <w:style w:type="paragraph" w:styleId="1087">
     <w:name w:val="Intense Quote"/>
-    <w:basedOn w:val="887"/>
-    <w:next w:val="887"/>
-    <w:link w:val="918"/>
+    <w:basedOn w:val="1057"/>
+    <w:next w:val="1057"/>
+    <w:link w:val="1088"/>
     <w:uiPriority w:val="30"/>
     <w:qFormat/>
     <w:pPr>
@@ -41317,10 +42899,10 @@
       <w:color w:val="0f4761" w:themeColor="accent1" w:themeShade="BF"/>
     </w:rPr>
   </w:style>
-  <w:style w:type="character" w:styleId="918" w:customStyle="1">
+  <w:style w:type="character" w:styleId="1088" w:customStyle="1">
     <w:name w:val="Citação Intensa Char"/>
-    <w:basedOn w:val="897"/>
-    <w:link w:val="917"/>
+    <w:basedOn w:val="1067"/>
+    <w:link w:val="1087"/>
     <w:uiPriority w:val="30"/>
     <w:pPr>
       <w:pBdr/>
@@ -41333,9 +42915,9 @@
       <w:color w:val="0f4761" w:themeColor="accent1" w:themeShade="BF"/>
     </w:rPr>
   </w:style>
-  <w:style w:type="character" w:styleId="919">
+  <w:style w:type="character" w:styleId="1089">
     <w:name w:val="Intense Reference"/>
-    <w:basedOn w:val="897"/>
+    <w:basedOn w:val="1067"/>
     <w:uiPriority w:val="32"/>
     <w:qFormat/>
     <w:pPr>
@@ -41351,9 +42933,9 @@
       <w:spacing w:val="5"/>
     </w:rPr>
   </w:style>
-  <w:style w:type="character" w:styleId="920">
+  <w:style w:type="character" w:styleId="1090">
     <w:name w:val="Hyperlink"/>
-    <w:basedOn w:val="897"/>
+    <w:basedOn w:val="1067"/>
     <w:uiPriority w:val="99"/>
     <w:semiHidden/>
     <w:unhideWhenUsed/>
@@ -41367,9 +42949,9 @@
       <w:u w:val="single"/>
     </w:rPr>
   </w:style>
-  <w:style w:type="character" w:styleId="921">
+  <w:style w:type="character" w:styleId="1091">
     <w:name w:val="FollowedHyperlink"/>
-    <w:basedOn w:val="897"/>
+    <w:basedOn w:val="1067"/>
     <w:uiPriority w:val="99"/>
     <w:semiHidden/>
     <w:unhideWhenUsed/>
@@ -41383,9 +42965,9 @@
       <w:u w:val="single"/>
     </w:rPr>
   </w:style>
-  <w:style w:type="paragraph" w:styleId="922" w:customStyle="1">
+  <w:style w:type="paragraph" w:styleId="1092" w:customStyle="1">
     <w:name w:val="msonormal"/>
-    <w:basedOn w:val="887"/>
+    <w:basedOn w:val="1057"/>
     <w:pPr>
       <w:pBdr/>
       <w:spacing w:after="100" w:afterAutospacing="1" w:before="100" w:beforeAutospacing="1" w:line="240" w:lineRule="auto"/>
@@ -41397,9 +42979,9 @@
       <w14:ligatures w14:val="none"/>
     </w:rPr>
   </w:style>
-  <w:style w:type="paragraph" w:styleId="923" w:customStyle="1">
+  <w:style w:type="paragraph" w:styleId="1093" w:customStyle="1">
     <w:name w:val="font5"/>
-    <w:basedOn w:val="887"/>
+    <w:basedOn w:val="1057"/>
     <w:pPr>
       <w:pBdr/>
       <w:spacing w:after="100" w:afterAutospacing="1" w:before="100" w:beforeAutospacing="1" w:line="240" w:lineRule="auto"/>
@@ -41416,9 +42998,9 @@
       <w14:ligatures w14:val="none"/>
     </w:rPr>
   </w:style>
-  <w:style w:type="paragraph" w:styleId="924" w:customStyle="1">
+  <w:style w:type="paragraph" w:styleId="1094" w:customStyle="1">
     <w:name w:val="font6"/>
-    <w:basedOn w:val="887"/>
+    <w:basedOn w:val="1057"/>
     <w:pPr>
       <w:pBdr/>
       <w:spacing w:after="100" w:afterAutospacing="1" w:before="100" w:beforeAutospacing="1" w:line="240" w:lineRule="auto"/>
@@ -41435,9 +43017,9 @@
       <w14:ligatures w14:val="none"/>
     </w:rPr>
   </w:style>
-  <w:style w:type="paragraph" w:styleId="925" w:customStyle="1">
+  <w:style w:type="paragraph" w:styleId="1095" w:customStyle="1">
     <w:name w:val="xl66"/>
-    <w:basedOn w:val="887"/>
+    <w:basedOn w:val="1057"/>
     <w:pPr>
       <w:pBdr>
         <w:top w:val="single" w:color="595959" w:sz="4" w:space="0"/>
@@ -41461,9 +43043,9 @@
       <w14:ligatures w14:val="none"/>
     </w:rPr>
   </w:style>
-  <w:style w:type="paragraph" w:styleId="926" w:customStyle="1">
+  <w:style w:type="paragraph" w:styleId="1096" w:customStyle="1">
     <w:name w:val="xl67"/>
-    <w:basedOn w:val="887"/>
+    <w:basedOn w:val="1057"/>
     <w:pPr>
       <w:pBdr>
         <w:top w:val="single" w:color="595959" w:sz="4" w:space="0"/>
@@ -41486,9 +43068,9 @@
       <w14:ligatures w14:val="none"/>
     </w:rPr>
   </w:style>
-  <w:style w:type="paragraph" w:styleId="927" w:customStyle="1">
+  <w:style w:type="paragraph" w:styleId="1097" w:customStyle="1">
     <w:name w:val="xl68"/>
-    <w:basedOn w:val="887"/>
+    <w:basedOn w:val="1057"/>
     <w:pPr>
       <w:pBdr>
         <w:top w:val="single" w:color="595959" w:sz="4" w:space="0"/>
@@ -41511,9 +43093,9 @@
       <w14:ligatures w14:val="none"/>
     </w:rPr>
   </w:style>
-  <w:style w:type="paragraph" w:styleId="928" w:customStyle="1">
+  <w:style w:type="paragraph" w:styleId="1098" w:customStyle="1">
     <w:name w:val="xl69"/>
-    <w:basedOn w:val="887"/>
+    <w:basedOn w:val="1057"/>
     <w:pPr>
       <w:pBdr>
         <w:top w:val="single" w:color="595959" w:sz="4" w:space="0"/>
@@ -41535,9 +43117,9 @@
       <w14:ligatures w14:val="none"/>
     </w:rPr>
   </w:style>
-  <w:style w:type="paragraph" w:styleId="929" w:customStyle="1">
+  <w:style w:type="paragraph" w:styleId="1099" w:customStyle="1">
     <w:name w:val="xl70"/>
-    <w:basedOn w:val="887"/>
+    <w:basedOn w:val="1057"/>
     <w:pPr>
       <w:pBdr>
         <w:top w:val="single" w:color="595959" w:sz="4" w:space="0"/>
@@ -41558,9 +43140,9 @@
       <w14:ligatures w14:val="none"/>
     </w:rPr>
   </w:style>
-  <w:style w:type="paragraph" w:styleId="930" w:customStyle="1">
+  <w:style w:type="paragraph" w:styleId="1100" w:customStyle="1">
     <w:name w:val="xl71"/>
-    <w:basedOn w:val="887"/>
+    <w:basedOn w:val="1057"/>
     <w:pPr>
       <w:pBdr>
         <w:top w:val="single" w:color="595959" w:sz="4" w:space="0"/>
@@ -41583,9 +43165,9 @@
       <w14:ligatures w14:val="none"/>
     </w:rPr>
   </w:style>
-  <w:style w:type="paragraph" w:styleId="931" w:customStyle="1">
+  <w:style w:type="paragraph" w:styleId="1101" w:customStyle="1">
     <w:name w:val="xl72"/>
-    <w:basedOn w:val="887"/>
+    <w:basedOn w:val="1057"/>
     <w:pPr>
       <w:pBdr>
         <w:top w:val="single" w:color="595959" w:sz="4" w:space="0"/>
@@ -41605,9 +43187,9 @@
       <w14:ligatures w14:val="none"/>
     </w:rPr>
   </w:style>
-  <w:style w:type="paragraph" w:styleId="932" w:customStyle="1">
+  <w:style w:type="paragraph" w:styleId="1102" w:customStyle="1">
     <w:name w:val="xl73"/>
-    <w:basedOn w:val="887"/>
+    <w:basedOn w:val="1057"/>
     <w:pPr>
       <w:pBdr>
         <w:top w:val="single" w:color="595959" w:sz="4" w:space="0"/>
@@ -41630,9 +43212,9 @@
       <w14:ligatures w14:val="none"/>
     </w:rPr>
   </w:style>
-  <w:style w:type="paragraph" w:styleId="933" w:customStyle="1">
+  <w:style w:type="paragraph" w:styleId="1103" w:customStyle="1">
     <w:name w:val="xl74"/>
-    <w:basedOn w:val="887"/>
+    <w:basedOn w:val="1057"/>
     <w:pPr>
       <w:pBdr>
         <w:top w:val="single" w:color="000000" w:sz="4" w:space="0"/>
@@ -41655,9 +43237,9 @@
       <w14:ligatures w14:val="none"/>
     </w:rPr>
   </w:style>
-  <w:style w:type="paragraph" w:styleId="934" w:customStyle="1">
+  <w:style w:type="paragraph" w:styleId="1104" w:customStyle="1">
     <w:name w:val="xl75"/>
-    <w:basedOn w:val="887"/>
+    <w:basedOn w:val="1057"/>
     <w:pPr>
       <w:pBdr>
         <w:top w:val="single" w:color="595959" w:sz="4" w:space="0"/>
@@ -41681,9 +43263,9 @@
       <w14:ligatures w14:val="none"/>
     </w:rPr>
   </w:style>
-  <w:style w:type="paragraph" w:styleId="935" w:customStyle="1">
+  <w:style w:type="paragraph" w:styleId="1105" w:customStyle="1">
     <w:name w:val="xl76"/>
-    <w:basedOn w:val="887"/>
+    <w:basedOn w:val="1057"/>
     <w:pPr>
       <w:pBdr>
         <w:top w:val="single" w:color="595959" w:sz="4" w:space="0"/>
@@ -41706,9 +43288,9 @@
       <w14:ligatures w14:val="none"/>
     </w:rPr>
   </w:style>
-  <w:style w:type="paragraph" w:styleId="936" w:customStyle="1">
+  <w:style w:type="paragraph" w:styleId="1106" w:customStyle="1">
     <w:name w:val="xl77"/>
-    <w:basedOn w:val="887"/>
+    <w:basedOn w:val="1057"/>
     <w:pPr>
       <w:pBdr>
         <w:top w:val="single" w:color="595959" w:sz="4" w:space="0"/>
@@ -41730,9 +43312,9 @@
       <w14:ligatures w14:val="none"/>
     </w:rPr>
   </w:style>
-  <w:style w:type="paragraph" w:styleId="937" w:customStyle="1">
+  <w:style w:type="paragraph" w:styleId="1107" w:customStyle="1">
     <w:name w:val="xl78"/>
-    <w:basedOn w:val="887"/>
+    <w:basedOn w:val="1057"/>
     <w:pPr>
       <w:pBdr>
         <w:top w:val="single" w:color="595959" w:sz="4" w:space="0"/>
@@ -41755,9 +43337,9 @@
       <w14:ligatures w14:val="none"/>
     </w:rPr>
   </w:style>
-  <w:style w:type="paragraph" w:styleId="938" w:customStyle="1">
+  <w:style w:type="paragraph" w:styleId="1108" w:customStyle="1">
     <w:name w:val="xl79"/>
-    <w:basedOn w:val="887"/>
+    <w:basedOn w:val="1057"/>
     <w:pPr>
       <w:pBdr>
         <w:top w:val="single" w:color="595959" w:sz="4" w:space="0"/>
@@ -41777,9 +43359,9 @@
       <w14:ligatures w14:val="none"/>
     </w:rPr>
   </w:style>
-  <w:style w:type="paragraph" w:styleId="939" w:customStyle="1">
+  <w:style w:type="paragraph" w:styleId="1109" w:customStyle="1">
     <w:name w:val="xl80"/>
-    <w:basedOn w:val="887"/>
+    <w:basedOn w:val="1057"/>
     <w:pPr>
       <w:pBdr>
         <w:top w:val="single" w:color="595959" w:sz="4" w:space="0"/>
@@ -41801,9 +43383,9 @@
       <w14:ligatures w14:val="none"/>
     </w:rPr>
   </w:style>
-  <w:style w:type="paragraph" w:styleId="940" w:customStyle="1">
+  <w:style w:type="paragraph" w:styleId="1110" w:customStyle="1">
     <w:name w:val="xl81"/>
-    <w:basedOn w:val="887"/>
+    <w:basedOn w:val="1057"/>
     <w:pPr>
       <w:pBdr>
         <w:top w:val="single" w:color="595959" w:sz="4" w:space="0"/>
@@ -41822,9 +43404,9 @@
       <w14:ligatures w14:val="none"/>
     </w:rPr>
   </w:style>
-  <w:style w:type="paragraph" w:styleId="941" w:customStyle="1">
+  <w:style w:type="paragraph" w:styleId="1111" w:customStyle="1">
     <w:name w:val="xl82"/>
-    <w:basedOn w:val="887"/>
+    <w:basedOn w:val="1057"/>
     <w:pPr>
       <w:pBdr>
         <w:top w:val="single" w:color="595959" w:sz="4" w:space="0"/>
@@ -41846,9 +43428,9 @@
       <w14:ligatures w14:val="none"/>
     </w:rPr>
   </w:style>
-  <w:style w:type="paragraph" w:styleId="942" w:customStyle="1">
+  <w:style w:type="paragraph" w:styleId="1112" w:customStyle="1">
     <w:name w:val="xl83"/>
-    <w:basedOn w:val="887"/>
+    <w:basedOn w:val="1057"/>
     <w:pPr>
       <w:pBdr>
         <w:top w:val="single" w:color="595959" w:sz="4" w:space="0"/>
@@ -41865,9 +43447,9 @@
       <w14:ligatures w14:val="none"/>
     </w:rPr>
   </w:style>
-  <w:style w:type="paragraph" w:styleId="943" w:customStyle="1">
+  <w:style w:type="paragraph" w:styleId="1113" w:customStyle="1">
     <w:name w:val="xl84"/>
-    <w:basedOn w:val="887"/>
+    <w:basedOn w:val="1057"/>
     <w:pPr>
       <w:pBdr>
         <w:top w:val="single" w:color="595959" w:sz="4" w:space="0"/>
@@ -41884,9 +43466,9 @@
       <w14:ligatures w14:val="none"/>
     </w:rPr>
   </w:style>
-  <w:style w:type="paragraph" w:styleId="944" w:customStyle="1">
+  <w:style w:type="paragraph" w:styleId="1114" w:customStyle="1">
     <w:name w:val="xl85"/>
-    <w:basedOn w:val="887"/>
+    <w:basedOn w:val="1057"/>
     <w:pPr>
       <w:pBdr>
         <w:left w:val="single" w:color="595959" w:sz="4" w:space="0"/>
@@ -41909,9 +43491,9 @@
       <w14:ligatures w14:val="none"/>
     </w:rPr>
   </w:style>
-  <w:style w:type="paragraph" w:styleId="945" w:customStyle="1">
+  <w:style w:type="paragraph" w:styleId="1115" w:customStyle="1">
     <w:name w:val="xl86"/>
-    <w:basedOn w:val="887"/>
+    <w:basedOn w:val="1057"/>
     <w:pPr>
       <w:pBdr>
         <w:top w:val="single" w:color="595959" w:sz="4" w:space="0"/>
@@ -41934,9 +43516,9 @@
       <w14:ligatures w14:val="none"/>
     </w:rPr>
   </w:style>
-  <w:style w:type="paragraph" w:styleId="946" w:customStyle="1">
+  <w:style w:type="paragraph" w:styleId="1116" w:customStyle="1">
     <w:name w:val="xl87"/>
-    <w:basedOn w:val="887"/>
+    <w:basedOn w:val="1057"/>
     <w:pPr>
       <w:pBdr>
         <w:top w:val="single" w:color="595959" w:sz="4" w:space="0"/>
@@ -41958,9 +43540,9 @@
       <w14:ligatures w14:val="none"/>
     </w:rPr>
   </w:style>
-  <w:style w:type="paragraph" w:styleId="947" w:customStyle="1">
+  <w:style w:type="paragraph" w:styleId="1117" w:customStyle="1">
     <w:name w:val="xl88"/>
-    <w:basedOn w:val="887"/>
+    <w:basedOn w:val="1057"/>
     <w:pPr>
       <w:pBdr>
         <w:top w:val="single" w:color="595959" w:sz="4" w:space="0"/>
@@ -41977,9 +43559,9 @@
       <w14:ligatures w14:val="none"/>
     </w:rPr>
   </w:style>
-  <w:style w:type="paragraph" w:styleId="948" w:customStyle="1">
+  <w:style w:type="paragraph" w:styleId="1118" w:customStyle="1">
     <w:name w:val="xl89"/>
-    <w:basedOn w:val="887"/>
+    <w:basedOn w:val="1057"/>
     <w:pPr>
       <w:pBdr/>
       <w:spacing w:after="100" w:afterAutospacing="1" w:before="100" w:beforeAutospacing="1" w:line="240" w:lineRule="auto"/>
@@ -41993,9 +43575,9 @@
       <w14:ligatures w14:val="none"/>
     </w:rPr>
   </w:style>
-  <w:style w:type="paragraph" w:styleId="949" w:customStyle="1">
+  <w:style w:type="paragraph" w:styleId="1119" w:customStyle="1">
     <w:name w:val="xl90"/>
-    <w:basedOn w:val="887"/>
+    <w:basedOn w:val="1057"/>
     <w:pPr>
       <w:pBdr/>
       <w:spacing w:after="100" w:afterAutospacing="1" w:before="100" w:beforeAutospacing="1" w:line="240" w:lineRule="auto"/>
@@ -42009,9 +43591,9 @@
       <w14:ligatures w14:val="none"/>
     </w:rPr>
   </w:style>
-  <w:style w:type="paragraph" w:styleId="950" w:customStyle="1">
+  <w:style w:type="paragraph" w:styleId="1120" w:customStyle="1">
     <w:name w:val="xl91"/>
-    <w:basedOn w:val="887"/>
+    <w:basedOn w:val="1057"/>
     <w:pPr>
       <w:pBdr>
         <w:top w:val="single" w:color="595959" w:sz="4" w:space="0"/>
@@ -42034,9 +43616,9 @@
       <w14:ligatures w14:val="none"/>
     </w:rPr>
   </w:style>
-  <w:style w:type="paragraph" w:styleId="951" w:customStyle="1">
+  <w:style w:type="paragraph" w:styleId="1121" w:customStyle="1">
     <w:name w:val="xl92"/>
-    <w:basedOn w:val="887"/>
+    <w:basedOn w:val="1057"/>
     <w:pPr>
       <w:pBdr>
         <w:top w:val="single" w:color="595959" w:sz="4" w:space="0"/>
@@ -42058,9 +43640,9 @@
       <w14:ligatures w14:val="none"/>
     </w:rPr>
   </w:style>
-  <w:style w:type="paragraph" w:styleId="952" w:customStyle="1">
+  <w:style w:type="paragraph" w:styleId="1122" w:customStyle="1">
     <w:name w:val="xl93"/>
-    <w:basedOn w:val="887"/>
+    <w:basedOn w:val="1057"/>
     <w:pPr>
       <w:pBdr>
         <w:top w:val="single" w:color="595959" w:sz="4" w:space="0"/>
@@ -42083,9 +43665,9 @@
       <w14:ligatures w14:val="none"/>
     </w:rPr>
   </w:style>
-  <w:style w:type="paragraph" w:styleId="953" w:customStyle="1">
+  <w:style w:type="paragraph" w:styleId="1123" w:customStyle="1">
     <w:name w:val="xl94"/>
-    <w:basedOn w:val="887"/>
+    <w:basedOn w:val="1057"/>
     <w:pPr>
       <w:pBdr>
         <w:top w:val="single" w:color="595959" w:sz="4" w:space="0"/>
@@ -42106,9 +43688,9 @@
       <w14:ligatures w14:val="none"/>
     </w:rPr>
   </w:style>
-  <w:style w:type="paragraph" w:styleId="954" w:customStyle="1">
+  <w:style w:type="paragraph" w:styleId="1124" w:customStyle="1">
     <w:name w:val="xl95"/>
-    <w:basedOn w:val="887"/>
+    <w:basedOn w:val="1057"/>
     <w:pPr>
       <w:pBdr>
         <w:left w:val="single" w:color="595959" w:sz="4" w:space="0"/>
@@ -42130,9 +43712,9 @@
       <w14:ligatures w14:val="none"/>
     </w:rPr>
   </w:style>
-  <w:style w:type="paragraph" w:styleId="955" w:customStyle="1">
+  <w:style w:type="paragraph" w:styleId="1125" w:customStyle="1">
     <w:name w:val="xl96"/>
-    <w:basedOn w:val="887"/>
+    <w:basedOn w:val="1057"/>
     <w:pPr>
       <w:pBdr>
         <w:bottom w:val="single" w:color="595959" w:sz="4" w:space="0"/>
@@ -42153,9 +43735,9 @@
       <w14:ligatures w14:val="none"/>
     </w:rPr>
   </w:style>
-  <w:style w:type="paragraph" w:styleId="956" w:customStyle="1">
+  <w:style w:type="paragraph" w:styleId="1126" w:customStyle="1">
     <w:name w:val="xl97"/>
-    <w:basedOn w:val="887"/>
+    <w:basedOn w:val="1057"/>
     <w:pPr>
       <w:pBdr>
         <w:bottom w:val="single" w:color="595959" w:sz="4" w:space="0"/>
@@ -42177,9 +43759,9 @@
       <w14:ligatures w14:val="none"/>
     </w:rPr>
   </w:style>
-  <w:style w:type="paragraph" w:styleId="957" w:customStyle="1">
+  <w:style w:type="paragraph" w:styleId="1127" w:customStyle="1">
     <w:name w:val="xl98"/>
-    <w:basedOn w:val="887"/>
+    <w:basedOn w:val="1057"/>
     <w:pPr>
       <w:pBdr>
         <w:top w:val="single" w:color="595959" w:sz="4" w:space="0"/>
@@ -42198,9 +43780,9 @@
       <w14:ligatures w14:val="none"/>
     </w:rPr>
   </w:style>
-  <w:style w:type="paragraph" w:styleId="958" w:customStyle="1">
+  <w:style w:type="paragraph" w:styleId="1128" w:customStyle="1">
     <w:name w:val="xl99"/>
-    <w:basedOn w:val="887"/>
+    <w:basedOn w:val="1057"/>
     <w:pPr>
       <w:pBdr>
         <w:top w:val="single" w:color="595959" w:sz="4" w:space="0"/>
@@ -42217,9 +43799,9 @@
       <w14:ligatures w14:val="none"/>
     </w:rPr>
   </w:style>
-  <w:style w:type="paragraph" w:styleId="959" w:customStyle="1">
+  <w:style w:type="paragraph" w:styleId="1129" w:customStyle="1">
     <w:name w:val="xl100"/>
-    <w:basedOn w:val="887"/>
+    <w:basedOn w:val="1057"/>
     <w:pPr>
       <w:pBdr>
         <w:top w:val="single" w:color="595959" w:sz="4" w:space="0"/>
@@ -42240,9 +43822,9 @@
       <w14:ligatures w14:val="none"/>
     </w:rPr>
   </w:style>
-  <w:style w:type="paragraph" w:styleId="960" w:customStyle="1">
+  <w:style w:type="paragraph" w:styleId="1130" w:customStyle="1">
     <w:name w:val="xl101"/>
-    <w:basedOn w:val="887"/>
+    <w:basedOn w:val="1057"/>
     <w:pPr>
       <w:pBdr>
         <w:top w:val="single" w:color="595959" w:sz="4" w:space="0"/>
@@ -42262,9 +43844,9 @@
       <w14:ligatures w14:val="none"/>
     </w:rPr>
   </w:style>
-  <w:style w:type="paragraph" w:styleId="961" w:customStyle="1">
+  <w:style w:type="paragraph" w:styleId="1131" w:customStyle="1">
     <w:name w:val="xl102"/>
-    <w:basedOn w:val="887"/>
+    <w:basedOn w:val="1057"/>
     <w:pPr>
       <w:pBdr>
         <w:top w:val="single" w:color="595959" w:sz="4" w:space="0"/>
@@ -42287,9 +43869,9 @@
       <w14:ligatures w14:val="none"/>
     </w:rPr>
   </w:style>
-  <w:style w:type="paragraph" w:styleId="962" w:customStyle="1">
+  <w:style w:type="paragraph" w:styleId="1132" w:customStyle="1">
     <w:name w:val="xl103"/>
-    <w:basedOn w:val="887"/>
+    <w:basedOn w:val="1057"/>
     <w:pPr>
       <w:pBdr>
         <w:top w:val="single" w:color="595959" w:sz="4" w:space="0"/>
@@ -42311,9 +43893,9 @@
       <w14:ligatures w14:val="none"/>
     </w:rPr>
   </w:style>
-  <w:style w:type="paragraph" w:styleId="963" w:customStyle="1">
+  <w:style w:type="paragraph" w:styleId="1133" w:customStyle="1">
     <w:name w:val="xl104"/>
-    <w:basedOn w:val="887"/>
+    <w:basedOn w:val="1057"/>
     <w:pPr>
       <w:pBdr>
         <w:top w:val="single" w:color="595959" w:sz="4" w:space="0"/>
@@ -42337,9 +43919,9 @@
       <w14:ligatures w14:val="none"/>
     </w:rPr>
   </w:style>
-  <w:style w:type="paragraph" w:styleId="964" w:customStyle="1">
+  <w:style w:type="paragraph" w:styleId="1134" w:customStyle="1">
     <w:name w:val="xl105"/>
-    <w:basedOn w:val="887"/>
+    <w:basedOn w:val="1057"/>
     <w:pPr>
       <w:pBdr>
         <w:top w:val="single" w:color="595959" w:sz="4" w:space="0"/>
@@ -42363,9 +43945,9 @@
       <w14:ligatures w14:val="none"/>
     </w:rPr>
   </w:style>
-  <w:style w:type="paragraph" w:styleId="965" w:customStyle="1">
+  <w:style w:type="paragraph" w:styleId="1135" w:customStyle="1">
     <w:name w:val="xl106"/>
-    <w:basedOn w:val="887"/>
+    <w:basedOn w:val="1057"/>
     <w:pPr>
       <w:pBdr>
         <w:top w:val="single" w:color="595959" w:sz="4" w:space="0"/>
@@ -42389,9 +43971,9 @@
       <w14:ligatures w14:val="none"/>
     </w:rPr>
   </w:style>
-  <w:style w:type="paragraph" w:styleId="966" w:customStyle="1">
+  <w:style w:type="paragraph" w:styleId="1136" w:customStyle="1">
     <w:name w:val="xl107"/>
-    <w:basedOn w:val="887"/>
+    <w:basedOn w:val="1057"/>
     <w:pPr>
       <w:pBdr>
         <w:top w:val="single" w:color="595959" w:sz="4" w:space="0"/>
@@ -42414,9 +43996,9 @@
       <w14:ligatures w14:val="none"/>
     </w:rPr>
   </w:style>
-  <w:style w:type="paragraph" w:styleId="967" w:customStyle="1">
+  <w:style w:type="paragraph" w:styleId="1137" w:customStyle="1">
     <w:name w:val="xl108"/>
-    <w:basedOn w:val="887"/>
+    <w:basedOn w:val="1057"/>
     <w:pPr>
       <w:pBdr>
         <w:top w:val="single" w:color="595959" w:sz="4" w:space="0"/>
@@ -42438,9 +44020,9 @@
       <w14:ligatures w14:val="none"/>
     </w:rPr>
   </w:style>
-  <w:style w:type="paragraph" w:styleId="968" w:customStyle="1">
+  <w:style w:type="paragraph" w:styleId="1138" w:customStyle="1">
     <w:name w:val="xl109"/>
-    <w:basedOn w:val="887"/>
+    <w:basedOn w:val="1057"/>
     <w:pPr>
       <w:pBdr>
         <w:top w:val="single" w:color="595959" w:sz="4" w:space="0"/>
@@ -42462,9 +44044,9 @@
       <w14:ligatures w14:val="none"/>
     </w:rPr>
   </w:style>
-  <w:style w:type="paragraph" w:styleId="969" w:customStyle="1">
+  <w:style w:type="paragraph" w:styleId="1139" w:customStyle="1">
     <w:name w:val="xl110"/>
-    <w:basedOn w:val="887"/>
+    <w:basedOn w:val="1057"/>
     <w:pPr>
       <w:pBdr>
         <w:top w:val="single" w:color="595959" w:sz="4" w:space="0"/>
@@ -42486,9 +44068,9 @@
       <w14:ligatures w14:val="none"/>
     </w:rPr>
   </w:style>
-  <w:style w:type="paragraph" w:styleId="970" w:customStyle="1">
+  <w:style w:type="paragraph" w:styleId="1140" w:customStyle="1">
     <w:name w:val="xl111"/>
-    <w:basedOn w:val="887"/>
+    <w:basedOn w:val="1057"/>
     <w:pPr>
       <w:pBdr>
         <w:top w:val="single" w:color="595959" w:sz="4" w:space="0"/>
@@ -42509,9 +44091,9 @@
       <w14:ligatures w14:val="none"/>
     </w:rPr>
   </w:style>
-  <w:style w:type="paragraph" w:styleId="971" w:customStyle="1">
+  <w:style w:type="paragraph" w:styleId="1141" w:customStyle="1">
     <w:name w:val="xl112"/>
-    <w:basedOn w:val="887"/>
+    <w:basedOn w:val="1057"/>
     <w:pPr>
       <w:pBdr>
         <w:top w:val="single" w:color="595959" w:sz="4" w:space="0"/>
@@ -42531,9 +44113,9 @@
       <w14:ligatures w14:val="none"/>
     </w:rPr>
   </w:style>
-  <w:style w:type="paragraph" w:styleId="972" w:customStyle="1">
+  <w:style w:type="paragraph" w:styleId="1142" w:customStyle="1">
     <w:name w:val="xl113"/>
-    <w:basedOn w:val="887"/>
+    <w:basedOn w:val="1057"/>
     <w:pPr>
       <w:pBdr>
         <w:top w:val="single" w:color="595959" w:sz="4" w:space="0"/>
@@ -42552,9 +44134,9 @@
       <w14:ligatures w14:val="none"/>
     </w:rPr>
   </w:style>
-  <w:style w:type="paragraph" w:styleId="973" w:customStyle="1">
+  <w:style w:type="paragraph" w:styleId="1143" w:customStyle="1">
     <w:name w:val="xl114"/>
-    <w:basedOn w:val="887"/>
+    <w:basedOn w:val="1057"/>
     <w:pPr>
       <w:pBdr>
         <w:top w:val="single" w:color="595959" w:sz="4" w:space="0"/>
@@ -42571,9 +44153,9 @@
       <w14:ligatures w14:val="none"/>
     </w:rPr>
   </w:style>
-  <w:style w:type="paragraph" w:styleId="974" w:customStyle="1">
+  <w:style w:type="paragraph" w:styleId="1144" w:customStyle="1">
     <w:name w:val="xl115"/>
-    <w:basedOn w:val="887"/>
+    <w:basedOn w:val="1057"/>
     <w:pPr>
       <w:pBdr>
         <w:left w:val="single" w:color="595959" w:sz="4" w:space="0"/>
@@ -42594,9 +44176,9 @@
       <w14:ligatures w14:val="none"/>
     </w:rPr>
   </w:style>
-  <w:style w:type="paragraph" w:styleId="975" w:customStyle="1">
+  <w:style w:type="paragraph" w:styleId="1145" w:customStyle="1">
     <w:name w:val="xl116"/>
-    <w:basedOn w:val="887"/>
+    <w:basedOn w:val="1057"/>
     <w:pPr>
       <w:pBdr/>
       <w:shd w:val="clear" w:color="000000" w:fill="d9d9d9"/>
@@ -42615,9 +44197,9 @@
       <w14:ligatures w14:val="none"/>
     </w:rPr>
   </w:style>
-  <w:style w:type="paragraph" w:styleId="976" w:customStyle="1">
+  <w:style w:type="paragraph" w:styleId="1146" w:customStyle="1">
     <w:name w:val="xl117"/>
-    <w:basedOn w:val="887"/>
+    <w:basedOn w:val="1057"/>
     <w:pPr>
       <w:pBdr>
         <w:top w:val="single" w:color="595959" w:sz="4" w:space="0"/>
@@ -42634,9 +44216,9 @@
       <w14:ligatures w14:val="none"/>
     </w:rPr>
   </w:style>
-  <w:style w:type="paragraph" w:styleId="977" w:customStyle="1">
+  <w:style w:type="paragraph" w:styleId="1147" w:customStyle="1">
     <w:name w:val="xl118"/>
-    <w:basedOn w:val="887"/>
+    <w:basedOn w:val="1057"/>
     <w:pPr>
       <w:pBdr>
         <w:top w:val="single" w:color="595959" w:sz="4" w:space="0"/>
@@ -42659,10 +44241,10 @@
       <w14:ligatures w14:val="none"/>
     </w:rPr>
   </w:style>
-  <w:style w:type="paragraph" w:styleId="978">
+  <w:style w:type="paragraph" w:styleId="1148">
     <w:name w:val="Header"/>
-    <w:basedOn w:val="887"/>
-    <w:link w:val="979"/>
+    <w:basedOn w:val="1057"/>
+    <w:link w:val="1149"/>
     <w:uiPriority w:val="99"/>
     <w:unhideWhenUsed/>
     <w:pPr>
@@ -42675,10 +44257,10 @@
       <w:ind/>
     </w:pPr>
   </w:style>
-  <w:style w:type="character" w:styleId="979" w:customStyle="1">
+  <w:style w:type="character" w:styleId="1149" w:customStyle="1">
     <w:name w:val="Cabeçalho Char"/>
-    <w:basedOn w:val="897"/>
-    <w:link w:val="978"/>
+    <w:basedOn w:val="1067"/>
+    <w:link w:val="1148"/>
     <w:uiPriority w:val="99"/>
     <w:pPr>
       <w:pBdr/>
@@ -42686,10 +44268,10 @@
       <w:ind/>
     </w:pPr>
   </w:style>
-  <w:style w:type="paragraph" w:styleId="980">
+  <w:style w:type="paragraph" w:styleId="1150">
     <w:name w:val="Footer"/>
-    <w:basedOn w:val="887"/>
-    <w:link w:val="981"/>
+    <w:basedOn w:val="1057"/>
+    <w:link w:val="1151"/>
     <w:uiPriority w:val="99"/>
     <w:unhideWhenUsed/>
     <w:pPr>
@@ -42702,10 +44284,10 @@
       <w:ind/>
     </w:pPr>
   </w:style>
-  <w:style w:type="character" w:styleId="981" w:customStyle="1">
+  <w:style w:type="character" w:styleId="1151" w:customStyle="1">
     <w:name w:val="Rodapé Char"/>
-    <w:basedOn w:val="897"/>
-    <w:link w:val="980"/>
+    <w:basedOn w:val="1067"/>
+    <w:link w:val="1150"/>
     <w:uiPriority w:val="99"/>
     <w:pPr>
       <w:pBdr/>
@@ -42713,9 +44295,9 @@
       <w:ind/>
     </w:pPr>
   </w:style>
-  <w:style w:type="paragraph" w:styleId="982" w:customStyle="1">
+  <w:style w:type="paragraph" w:styleId="1152" w:customStyle="1">
     <w:name w:val="p1"/>
-    <w:basedOn w:val="887"/>
+    <w:basedOn w:val="1057"/>
     <w:pPr>
       <w:pBdr/>
       <w:spacing w:after="100" w:afterAutospacing="1" w:before="100" w:beforeAutospacing="1" w:line="240" w:lineRule="auto"/>
@@ -42727,18 +44309,18 @@
       <w14:ligatures w14:val="none"/>
     </w:rPr>
   </w:style>
-  <w:style w:type="character" w:styleId="983" w:customStyle="1">
+  <w:style w:type="character" w:styleId="1153" w:customStyle="1">
     <w:name w:val="s1"/>
-    <w:basedOn w:val="897"/>
+    <w:basedOn w:val="1067"/>
     <w:pPr>
       <w:pBdr/>
       <w:spacing/>
       <w:ind/>
     </w:pPr>
   </w:style>
-  <w:style w:type="paragraph" w:styleId="984" w:customStyle="1">
+  <w:style w:type="paragraph" w:styleId="1154" w:customStyle="1">
     <w:name w:val="p2"/>
-    <w:basedOn w:val="887"/>
+    <w:basedOn w:val="1057"/>
     <w:pPr>
       <w:pBdr/>
       <w:spacing w:after="100" w:afterAutospacing="1" w:before="100" w:beforeAutospacing="1" w:line="240" w:lineRule="auto"/>
@@ -42750,9 +44332,9 @@
       <w14:ligatures w14:val="none"/>
     </w:rPr>
   </w:style>
-  <w:style w:type="paragraph" w:styleId="985" w:customStyle="1">
+  <w:style w:type="paragraph" w:styleId="1155" w:customStyle="1">
     <w:name w:val="p3"/>
-    <w:basedOn w:val="887"/>
+    <w:basedOn w:val="1057"/>
     <w:pPr>
       <w:pBdr/>
       <w:spacing w:after="100" w:afterAutospacing="1" w:before="100" w:beforeAutospacing="1" w:line="240" w:lineRule="auto"/>
@@ -42764,18 +44346,18 @@
       <w14:ligatures w14:val="none"/>
     </w:rPr>
   </w:style>
-  <w:style w:type="character" w:styleId="986" w:customStyle="1">
+  <w:style w:type="character" w:styleId="1156" w:customStyle="1">
     <w:name w:val="s2"/>
-    <w:basedOn w:val="897"/>
+    <w:basedOn w:val="1067"/>
     <w:pPr>
       <w:pBdr/>
       <w:spacing/>
       <w:ind/>
     </w:pPr>
   </w:style>
-  <w:style w:type="paragraph" w:styleId="987" w:customStyle="1">
+  <w:style w:type="paragraph" w:styleId="1157" w:customStyle="1">
     <w:name w:val="p4"/>
-    <w:basedOn w:val="887"/>
+    <w:basedOn w:val="1057"/>
     <w:pPr>
       <w:pBdr/>
       <w:spacing w:after="100" w:afterAutospacing="1" w:before="100" w:beforeAutospacing="1" w:line="240" w:lineRule="auto"/>
